--- a/claude_project_assets/getting_started.docx
+++ b/claude_project_assets/getting_started.docx
@@ -2,13 +2,45 @@
 <file path=word/document.xml><?xml version="1.0" encoding="utf-8"?>
 <w:document xmlns:w="http://schemas.openxmlformats.org/wordprocessingml/2006/main" xmlns:m="http://schemas.openxmlformats.org/officeDocument/2006/math" xmlns:r="http://schemas.openxmlformats.org/officeDocument/2006/relationships" xmlns:o="urn:schemas-microsoft-com:office:office" xmlns:v="urn:schemas-microsoft-com:vml" xmlns:w10="urn:schemas-microsoft-com:office:word" xmlns:a="http://schemas.openxmlformats.org/drawingml/2006/main" xmlns:pic="http://schemas.openxmlformats.org/drawingml/2006/picture" xmlns:wp="http://schemas.openxmlformats.org/drawingml/2006/wordprocessingDrawing">
   <w:body>
-    <w:bookmarkStart w:id="24" w:name="X9f99dd98081174ddefc4ffdd6685551478ddcea"/>
+    <w:p>
+      <w:pPr>
+        <w:pStyle w:val="Title"/>
+      </w:pPr>
+      <w:r>
+        <w:t xml:space="preserve">IPCC Tier 2 Livestock GHG Uncertainty Calculator</w:t>
+      </w:r>
+    </w:p>
+    <w:p>
+      <w:pPr>
+        <w:pStyle w:val="Subtitle"/>
+      </w:pPr>
+      <w:r>
+        <w:t xml:space="preserve">Getting Started with the AI-Assisted Data Translator</w:t>
+      </w:r>
+    </w:p>
+    <w:p>
+      <w:pPr>
+        <w:pStyle w:val="Author"/>
+      </w:pPr>
+      <w:r>
+        <w:t xml:space="preserve">CIAT / CGIAR Alliance — ClimateActionNetZero</w:t>
+      </w:r>
+    </w:p>
+    <w:p>
+      <w:pPr>
+        <w:pStyle w:val="Date"/>
+      </w:pPr>
+      <w:r>
+        <w:t xml:space="preserve">May 2026</w:t>
+      </w:r>
+    </w:p>
+    <w:bookmarkStart w:id="22" w:name="Xd96a23f14f7c6d0c40deb967e17baf8876078d8"/>
     <w:p>
       <w:pPr>
         <w:pStyle w:val="Heading1"/>
       </w:pPr>
       <w:r>
-        <w:t xml:space="preserve">Getting started with the GMH Uncertainty Translator</w:t>
+        <w:t xml:space="preserve">A free AI assistant for translating your data into the app template</w:t>
       </w:r>
     </w:p>
     <w:p>
@@ -16,7 +48,7 @@
         <w:pStyle w:val="FirstParagraph"/>
       </w:pPr>
       <w:r>
-        <w:t xml:space="preserve">A free AI assistant that turns your raw cattle data (your own Excel/CSV files, whatever shape they’re in) into the strict template the Cattle Uncertainty App needs.</w:t>
+        <w:t xml:space="preserve">Filling the app’s input template by hand can take several hours when your raw data isn’t already in the right shape. The</w:t>
       </w:r>
       <w:r>
         <w:t xml:space="preserve"> </w:t>
@@ -26,55 +58,13 @@
           <w:b/>
           <w:bCs/>
         </w:rPr>
-        <w:t xml:space="preserve">About 10 minutes, no installation, no payment.</w:t>
-      </w:r>
-    </w:p>
-    <w:p>
-      <w:r>
-        <w:pict>
-          <v:rect style="width:0;height:1.5pt" o:hralign="center" o:hrstd="t" o:hr="t"/>
-        </w:pict>
-      </w:r>
-    </w:p>
-    <w:bookmarkStart w:id="9" w:name="before-you-start"/>
-    <w:p>
-      <w:pPr>
-        <w:pStyle w:val="Heading2"/>
-      </w:pPr>
-      <w:r>
-        <w:t xml:space="preserve">Before you start</w:t>
-      </w:r>
-    </w:p>
-    <w:p>
-      <w:pPr>
-        <w:pStyle w:val="FirstParagraph"/>
-      </w:pPr>
-      <w:r>
-        <w:t xml:space="preserve">You’ll need:</w:t>
-      </w:r>
-    </w:p>
-    <w:p>
-      <w:pPr>
-        <w:pStyle w:val="Compact"/>
-        <w:numPr>
-          <w:ilvl w:val="0"/>
-          <w:numId w:val="1001"/>
-        </w:numPr>
-      </w:pPr>
-      <w:r>
-        <w:t xml:space="preserve">Your raw inventory data file(s) — Excel, CSV, or even a PDF/screenshot of a table.</w:t>
-      </w:r>
-    </w:p>
-    <w:p>
-      <w:pPr>
-        <w:pStyle w:val="Compact"/>
-        <w:numPr>
-          <w:ilvl w:val="0"/>
-          <w:numId w:val="1001"/>
-        </w:numPr>
-      </w:pPr>
-      <w:r>
-        <w:t xml:space="preserve">The filled</w:t>
+        <w:t xml:space="preserve">GMH Uncertainty Translator</w:t>
+      </w:r>
+      <w:r>
+        <w:t xml:space="preserve"> </w:t>
+      </w:r>
+      <w:r>
+        <w:t xml:space="preserve">is a free Claude.ai assistant — loaded with the IPCC parameter catalogue, the template schema, and a library of mapping examples — that turns your own Excel or CSV files into a ready-to-upload template in roughly</w:t>
       </w:r>
       <w:r>
         <w:t xml:space="preserve"> </w:t>
@@ -84,48 +74,31 @@
           <w:b/>
           <w:bCs/>
         </w:rPr>
-        <w:t xml:space="preserve">Pre-flight Questionnaire</w:t>
-      </w:r>
-      <w:r>
-        <w:t xml:space="preserve"> </w:t>
-      </w:r>
-      <w:r>
-        <w:t xml:space="preserve">(</w:t>
-      </w:r>
-      <w:r>
-        <w:rPr>
-          <w:rStyle w:val="VerbatimChar"/>
-        </w:rPr>
-        <w:t xml:space="preserve">questionnaire.md</w:t>
-      </w:r>
-      <w:r>
-        <w:t xml:space="preserve"> </w:t>
-      </w:r>
-      <w:r>
-        <w:t xml:space="preserve">— download from the app’s Resources tab).</w:t>
-      </w:r>
-    </w:p>
-    <w:p>
-      <w:pPr>
-        <w:pStyle w:val="Compact"/>
-        <w:numPr>
-          <w:ilvl w:val="0"/>
-          <w:numId w:val="1001"/>
-        </w:numPr>
-      </w:pPr>
-      <w:r>
-        <w:t xml:space="preserve">About 10 minutes.</w:t>
-      </w:r>
-    </w:p>
-    <w:p>
-      <w:r>
-        <w:pict>
-          <v:rect style="width:0;height:1.5pt" o:hralign="center" o:hrstd="t" o:hr="t"/>
-        </w:pict>
+        <w:t xml:space="preserve">10 minutes</w:t>
+      </w:r>
+      <w:r>
+        <w:t xml:space="preserve">. No installation, no payment.</w:t>
+      </w:r>
+    </w:p>
+    <w:bookmarkStart w:id="9" w:name="before-you-start"/>
+    <w:p>
+      <w:pPr>
+        <w:pStyle w:val="Heading2"/>
+      </w:pPr>
+      <w:r>
+        <w:t xml:space="preserve">Before you start</w:t>
+      </w:r>
+    </w:p>
+    <w:p>
+      <w:pPr>
+        <w:pStyle w:val="FirstParagraph"/>
+      </w:pPr>
+      <w:r>
+        <w:t xml:space="preserve">You will need:</w:t>
       </w:r>
     </w:p>
     <w:bookmarkEnd w:id="9"/>
-    <w:bookmarkStart w:id="18" w:name="step-by-step"/>
+    <w:bookmarkStart w:id="17" w:name="step-by-step"/>
     <w:p>
       <w:pPr>
         <w:pStyle w:val="Heading2"/>
@@ -145,11 +118,7 @@
     </w:p>
     <w:p>
       <w:pPr>
-        <w:pStyle w:val="Compact"/>
-        <w:numPr>
-          <w:ilvl w:val="0"/>
-          <w:numId w:val="1002"/>
-        </w:numPr>
+        <w:pStyle w:val="FirstParagraph"/>
       </w:pPr>
       <w:r>
         <w:t xml:space="preserve">Go to</w:t>
@@ -158,43 +127,23 @@
         <w:t xml:space="preserve"> </w:t>
       </w:r>
       <w:r>
-        <w:rPr>
-          <w:b/>
-          <w:bCs/>
-        </w:rPr>
-        <w:t xml:space="preserve">https://claude.ai</w:t>
-      </w:r>
-    </w:p>
-    <w:p>
-      <w:pPr>
-        <w:pStyle w:val="Compact"/>
-        <w:numPr>
-          <w:ilvl w:val="0"/>
-          <w:numId w:val="1002"/>
-        </w:numPr>
-      </w:pPr>
-      <w:r>
-        <w:t xml:space="preserve">Click</w:t>
-      </w:r>
-      <w:r>
-        <w:t xml:space="preserve"> </w:t>
-      </w:r>
-      <w:r>
-        <w:rPr>
-          <w:b/>
-          <w:bCs/>
-        </w:rPr>
-        <w:t xml:space="preserve">Sign up</w:t>
-      </w:r>
-      <w:r>
-        <w:t xml:space="preserve"> </w:t>
-      </w:r>
-      <w:r>
-        <w:t xml:space="preserve">if you don’t have an account. The free tier is enough for this task. You can sign in with Google, email, or Apple — no payment details needed.</w:t>
+        <w:t xml:space="preserve"> </w:t>
+      </w:r>
+      <w:r>
+        <w:t xml:space="preserve">and click</w:t>
+      </w:r>
+      <w:r>
+        <w:t xml:space="preserve"> </w:t>
+      </w:r>
+      <w:r>
+        <w:t xml:space="preserve"> </w:t>
+      </w:r>
+      <w:r>
+        <w:t xml:space="preserve">if you don’t already have an account. The free tier is enough for this task. You can sign in with Google, email, or Apple — no payment details required.</w:t>
       </w:r>
     </w:p>
     <w:bookmarkEnd w:id="10"/>
-    <w:bookmarkStart w:id="12" w:name="open-the-translator-project"/>
+    <w:bookmarkStart w:id="11" w:name="open-the-translator-project"/>
     <w:p>
       <w:pPr>
         <w:pStyle w:val="Heading3"/>
@@ -205,83 +154,25 @@
     </w:p>
     <w:p>
       <w:pPr>
-        <w:pStyle w:val="Compact"/>
-        <w:numPr>
-          <w:ilvl w:val="0"/>
-          <w:numId w:val="1003"/>
-        </w:numPr>
-      </w:pPr>
-      <w:r>
-        <w:t xml:space="preserve">Click this shared link:</w:t>
-      </w:r>
-      <w:r>
-        <w:t xml:space="preserve"> </w:t>
-      </w:r>
-      <w:hyperlink r:id="rId11">
-        <w:r>
-          <w:rPr>
-            <w:rStyle w:val="Hyperlink"/>
-            <w:b/>
-            <w:bCs/>
-          </w:rPr>
-          <w:t xml:space="preserve">GMH Uncertainty Translator</w:t>
-        </w:r>
-      </w:hyperlink>
-    </w:p>
-    <w:p>
-      <w:pPr>
-        <w:pStyle w:val="Compact"/>
-        <w:numPr>
-          <w:ilvl w:val="0"/>
-          <w:numId w:val="1003"/>
-        </w:numPr>
-      </w:pPr>
-      <w:r>
-        <w:rPr>
-          <w:i/>
-          <w:iCs/>
-        </w:rPr>
-        <w:t xml:space="preserve">(If the link doesn’t work, see the</w:t>
-      </w:r>
-      <w:r>
-        <w:rPr>
-          <w:i/>
-          <w:iCs/>
-        </w:rPr>
-        <w:t xml:space="preserve"> </w:t>
-      </w:r>
-      <w:r>
-        <w:rPr>
-          <w:i/>
-          <w:iCs/>
-        </w:rPr>
-        <w:t xml:space="preserve">“Backup option”</w:t>
-      </w:r>
-      <w:r>
-        <w:rPr>
-          <w:i/>
-          <w:iCs/>
-        </w:rPr>
-        <w:t xml:space="preserve"> </w:t>
-      </w:r>
-      <w:r>
-        <w:rPr>
-          <w:i/>
-          <w:iCs/>
-        </w:rPr>
-        <w:t xml:space="preserve">at the bottom of this page.)</w:t>
-      </w:r>
-    </w:p>
-    <w:p>
-      <w:pPr>
         <w:pStyle w:val="FirstParagraph"/>
       </w:pPr>
       <w:r>
-        <w:t xml:space="preserve">You’ll land in a chat window pre-loaded with the parameter catalogue, template schema, and mapping examples for the app. Claude knows everything it needs to translate your data.</w:t>
-      </w:r>
-    </w:p>
-    <w:bookmarkEnd w:id="12"/>
-    <w:bookmarkStart w:id="13" w:name="X9b97c30985c61734a6a372498176ad14dc73c49"/>
+        <w:t xml:space="preserve">Click the shared link:</w:t>
+      </w:r>
+      <w:r>
+        <w:t xml:space="preserve"> </w:t>
+      </w:r>
+    </w:p>
+    <w:p>
+      <w:pPr>
+        <w:pStyle w:val="BodyText"/>
+      </w:pPr>
+      <w:r>
+        <w:t xml:space="preserve">You’ll land in a chat window pre-loaded with the parameter catalogue, template schema, and mapping examples. Claude already knows everything it needs to translate your data.</w:t>
+      </w:r>
+    </w:p>
+    <w:bookmarkEnd w:id="11"/>
+    <w:bookmarkStart w:id="12" w:name="X9b97c30985c61734a6a372498176ad14dc73c49"/>
     <w:p>
       <w:pPr>
         <w:pStyle w:val="Heading3"/>
@@ -292,32 +183,10 @@
     </w:p>
     <w:p>
       <w:pPr>
-        <w:pStyle w:val="Compact"/>
-        <w:numPr>
-          <w:ilvl w:val="0"/>
-          <w:numId w:val="1004"/>
-        </w:numPr>
-      </w:pPr>
-      <w:r>
-        <w:t xml:space="preserve">Open</w:t>
-      </w:r>
-      <w:r>
-        <w:t xml:space="preserve"> </w:t>
-      </w:r>
-      <w:r>
-        <w:rPr>
-          <w:rStyle w:val="VerbatimChar"/>
-        </w:rPr>
-        <w:t xml:space="preserve">questionnaire.md</w:t>
-      </w:r>
-      <w:r>
-        <w:t xml:space="preserve"> </w:t>
-      </w:r>
-      <w:r>
-        <w:t xml:space="preserve">(or your filled</w:t>
-      </w:r>
-      <w:r>
-        <w:t xml:space="preserve"> </w:t>
+        <w:pStyle w:val="FirstParagraph"/>
+      </w:pPr>
+      <w:r>
+        <w:t xml:space="preserve">Open the questionnaire (</w:t>
       </w:r>
       <w:r>
         <w:rPr>
@@ -326,61 +195,30 @@
         <w:t xml:space="preserve">.docx</w:t>
       </w:r>
       <w:r>
-        <w:t xml:space="preserve"> </w:t>
-      </w:r>
-      <w:r>
-        <w:t xml:space="preserve">version), select all, copy.</w:t>
-      </w:r>
-    </w:p>
-    <w:p>
-      <w:pPr>
-        <w:pStyle w:val="Compact"/>
-        <w:numPr>
-          <w:ilvl w:val="0"/>
-          <w:numId w:val="1004"/>
-        </w:numPr>
-      </w:pPr>
-      <w:r>
-        <w:t xml:space="preserve">Paste it as the first message into the Translator chat.</w:t>
-      </w:r>
-    </w:p>
-    <w:p>
-      <w:pPr>
-        <w:pStyle w:val="Compact"/>
-        <w:numPr>
-          <w:ilvl w:val="0"/>
-          <w:numId w:val="1004"/>
-        </w:numPr>
-      </w:pPr>
-      <w:r>
-        <w:t xml:space="preserve">Send.</w:t>
+        <w:t xml:space="preserve">), select all, copy, and paste it as the first message into the Translator chat. Send.</w:t>
+      </w:r>
+    </w:p>
+    <w:p>
+      <w:pPr>
+        <w:pStyle w:val="BodyText"/>
+      </w:pPr>
+      <w:r>
+        <w:t xml:space="preserve">Claude will briefly summarise back what it understood and ask which file(s) you’d like to upload.</w:t>
+      </w:r>
+    </w:p>
+    <w:bookmarkEnd w:id="12"/>
+    <w:bookmarkStart w:id="13" w:name="upload-your-raw-data-files"/>
+    <w:p>
+      <w:pPr>
+        <w:pStyle w:val="Heading3"/>
+      </w:pPr>
+      <w:r>
+        <w:t xml:space="preserve">4. Upload your raw data file(s)</w:t>
       </w:r>
     </w:p>
     <w:p>
       <w:pPr>
         <w:pStyle w:val="FirstParagraph"/>
-      </w:pPr>
-      <w:r>
-        <w:t xml:space="preserve">Claude will briefly summarise back what it understood, and ask which file(s) you’d like to upload.</w:t>
-      </w:r>
-    </w:p>
-    <w:bookmarkEnd w:id="13"/>
-    <w:bookmarkStart w:id="14" w:name="upload-your-raw-data-files"/>
-    <w:p>
-      <w:pPr>
-        <w:pStyle w:val="Heading3"/>
-      </w:pPr>
-      <w:r>
-        <w:t xml:space="preserve">4. Upload your raw data file(s)</w:t>
-      </w:r>
-    </w:p>
-    <w:p>
-      <w:pPr>
-        <w:pStyle w:val="Compact"/>
-        <w:numPr>
-          <w:ilvl w:val="0"/>
-          <w:numId w:val="1005"/>
-        </w:numPr>
       </w:pPr>
       <w:r>
         <w:t xml:space="preserve">Click the</w:t>
@@ -399,19 +237,7 @@
         <w:t xml:space="preserve"> </w:t>
       </w:r>
       <w:r>
-        <w:t xml:space="preserve">in the chat input box.</w:t>
-      </w:r>
-    </w:p>
-    <w:p>
-      <w:pPr>
-        <w:pStyle w:val="Compact"/>
-        <w:numPr>
-          <w:ilvl w:val="0"/>
-          <w:numId w:val="1005"/>
-        </w:numPr>
-      </w:pPr>
-      <w:r>
-        <w:t xml:space="preserve">Select your file(s) —</w:t>
+        <w:t xml:space="preserve">in the chat input box, select your file(s) —</w:t>
       </w:r>
       <w:r>
         <w:t xml:space="preserve"> </w:t>
@@ -447,19 +273,17 @@
         <w:t xml:space="preserve">.pdf</w:t>
       </w:r>
       <w:r>
-        <w:t xml:space="preserve">, or images of tables all work.</w:t>
-      </w:r>
-    </w:p>
-    <w:p>
-      <w:pPr>
-        <w:pStyle w:val="Compact"/>
-        <w:numPr>
-          <w:ilvl w:val="0"/>
-          <w:numId w:val="1005"/>
-        </w:numPr>
-      </w:pPr>
-      <w:r>
-        <w:t xml:space="preserve">Send.</w:t>
+        <w:t xml:space="preserve">, or images of tables all work — and send. Claude will inspect the file, propose a column mapping, and ask you to confirm anything ambiguous.</w:t>
+      </w:r>
+    </w:p>
+    <w:bookmarkEnd w:id="13"/>
+    <w:bookmarkStart w:id="14" w:name="answer-claudes-clarification-questions"/>
+    <w:p>
+      <w:pPr>
+        <w:pStyle w:val="Heading3"/>
+      </w:pPr>
+      <w:r>
+        <w:t xml:space="preserve">5. Answer Claude’s clarification questions</w:t>
       </w:r>
     </w:p>
     <w:p>
@@ -467,30 +291,25 @@
         <w:pStyle w:val="FirstParagraph"/>
       </w:pPr>
       <w:r>
-        <w:t xml:space="preserve">Claude will inspect the file, propose a column-mapping table, and</w:t>
-      </w:r>
-      <w:r>
-        <w:t xml:space="preserve"> </w:t>
-      </w:r>
-      <w:r>
-        <w:rPr>
-          <w:b/>
-          <w:bCs/>
-        </w:rPr>
-        <w:t xml:space="preserve">ask you to confirm anything ambiguous</w:t>
-      </w:r>
-      <w:r>
-        <w:t xml:space="preserve">.</w:t>
+        <w:t xml:space="preserve">You’ll typically see 2–5 short questions, e.g.:</w:t>
+      </w:r>
+    </w:p>
+    <w:p>
+      <w:pPr>
+        <w:pStyle w:val="BodyText"/>
+      </w:pPr>
+      <w:r>
+        <w:t xml:space="preserve">Answer in plain language. Claude will adjust and re-confirm.</w:t>
       </w:r>
     </w:p>
     <w:bookmarkEnd w:id="14"/>
-    <w:bookmarkStart w:id="15" w:name="answer-claudes-clarification-questions"/>
+    <w:bookmarkStart w:id="15" w:name="receive-the-filled-template"/>
     <w:p>
       <w:pPr>
         <w:pStyle w:val="Heading3"/>
       </w:pPr>
       <w:r>
-        <w:t xml:space="preserve">5. Answer Claude’s clarification questions</w:t>
+        <w:t xml:space="preserve">6. Receive the filled template</w:t>
       </w:r>
     </w:p>
     <w:p>
@@ -498,46 +317,46 @@
         <w:pStyle w:val="FirstParagraph"/>
       </w:pPr>
       <w:r>
-        <w:t xml:space="preserve">You’ll typically see 2–5 questions like:</w:t>
-      </w:r>
-    </w:p>
-    <w:p>
-      <w:pPr>
-        <w:pStyle w:val="Compact"/>
-        <w:numPr>
-          <w:ilvl w:val="0"/>
-          <w:numId w:val="1006"/>
-        </w:numPr>
-      </w:pPr>
-      <w:r>
-        <w:t xml:space="preserve">“Your column</w:t>
-      </w:r>
-      <w:r>
-        <w:t xml:space="preserve"> </w:t>
-      </w:r>
-      <w:r>
-        <w:rPr>
-          <w:rStyle w:val="VerbatimChar"/>
-        </w:rPr>
-        <w:t xml:space="preserve">weight</w:t>
-      </w:r>
-      <w:r>
-        <w:t xml:space="preserve"> </w:t>
-      </w:r>
-      <w:r>
-        <w:t xml:space="preserve">— is this body weight (current) or mature weight (adult target)?”</w:t>
-      </w:r>
-    </w:p>
-    <w:p>
-      <w:pPr>
-        <w:pStyle w:val="Compact"/>
-        <w:numPr>
-          <w:ilvl w:val="0"/>
-          <w:numId w:val="1006"/>
-        </w:numPr>
-      </w:pPr>
-      <w:r>
-        <w:t xml:space="preserve">“Your milk yield column is in litres — should I convert to kg using ×1.03, or treat 1 L = 1 kg?”</w:t>
+        <w:t xml:space="preserve">When Claude is satisfied, it will produce</w:t>
+      </w:r>
+      <w:r>
+        <w:t xml:space="preserve"> </w:t>
+      </w:r>
+      <w:r>
+        <w:t xml:space="preserve"> </w:t>
+      </w:r>
+      <w:r>
+        <w:t xml:space="preserve">as a downloadable file. Click the download icon next to it in the chat.</w:t>
+      </w:r>
+    </w:p>
+    <w:p>
+      <w:pPr>
+        <w:pStyle w:val="BodyText"/>
+      </w:pPr>
+      <w:r>
+        <w:t xml:space="preserve"> </w:t>
+      </w:r>
+      <w:r>
+        <w:t xml:space="preserve">Claude tells you the analysis tool is unavailable and instead gives you three CSV blocks (Inventory_Metadata, Parameters, Manure_Management), see the</w:t>
+      </w:r>
+      <w:r>
+        <w:t xml:space="preserve"> </w:t>
+      </w:r>
+      <w:r>
+        <w:t xml:space="preserve"> </w:t>
+      </w:r>
+      <w:r>
+        <w:t xml:space="preserve">on the next page.</w:t>
+      </w:r>
+    </w:p>
+    <w:bookmarkEnd w:id="15"/>
+    <w:bookmarkStart w:id="16" w:name="upload-into-the-cattle-uncertainty-app"/>
+    <w:p>
+      <w:pPr>
+        <w:pStyle w:val="Heading3"/>
+      </w:pPr>
+      <w:r>
+        <w:t xml:space="preserve">7. Upload into the Cattle Uncertainty App</w:t>
       </w:r>
     </w:p>
     <w:p>
@@ -545,17 +364,94 @@
         <w:pStyle w:val="FirstParagraph"/>
       </w:pPr>
       <w:r>
-        <w:t xml:space="preserve">Answer in plain language. Claude will adjust and re-confirm.</w:t>
-      </w:r>
-    </w:p>
-    <w:bookmarkEnd w:id="15"/>
-    <w:bookmarkStart w:id="16" w:name="receive-the-filled-template"/>
-    <w:p>
-      <w:pPr>
-        <w:pStyle w:val="Heading3"/>
-      </w:pPr>
-      <w:r>
-        <w:t xml:space="preserve">6. Receive the filled template</w:t>
+        <w:t xml:space="preserve">In the app’s</w:t>
+      </w:r>
+      <w:r>
+        <w:t xml:space="preserve"> </w:t>
+      </w:r>
+      <w:r>
+        <w:t xml:space="preserve"> </w:t>
+      </w:r>
+      <w:r>
+        <w:t xml:space="preserve">tab:</w:t>
+      </w:r>
+    </w:p>
+    <w:p>
+      <w:pPr>
+        <w:pStyle w:val="BodyText"/>
+      </w:pPr>
+      <w:r>
+        <w:t xml:space="preserve">The app will validate the file and load it. Any issues appear in the</w:t>
+      </w:r>
+      <w:r>
+        <w:t xml:space="preserve"> </w:t>
+      </w:r>
+      <w:r>
+        <w:t xml:space="preserve"> </w:t>
+      </w:r>
+      <w:r>
+        <w:t xml:space="preserve">tab —</w:t>
+      </w:r>
+      <w:r>
+        <w:t xml:space="preserve"> </w:t>
+      </w:r>
+      <w:r>
+        <w:t xml:space="preserve"> </w:t>
+      </w:r>
+      <w:r>
+        <w:t xml:space="preserve">= OK,</w:t>
+      </w:r>
+      <w:r>
+        <w:t xml:space="preserve"> </w:t>
+      </w:r>
+      <w:r>
+        <w:t xml:space="preserve"> </w:t>
+      </w:r>
+      <w:r>
+        <w:t xml:space="preserve">= review,</w:t>
+      </w:r>
+      <w:r>
+        <w:t xml:space="preserve"> </w:t>
+      </w:r>
+      <w:r>
+        <w:t xml:space="preserve"> </w:t>
+      </w:r>
+      <w:r>
+        <w:t xml:space="preserve">= fix.</w:t>
+      </w:r>
+    </w:p>
+    <w:p>
+      <w:pPr>
+        <w:pStyle w:val="BodyText"/>
+      </w:pPr>
+      <w:r>
+        <w:t xml:space="preserve">You are now ready to run the uncertainty simulation.</w:t>
+      </w:r>
+    </w:p>
+    <w:p>
+      <w:r>
+        <w:br w:type="page"/>
+      </w:r>
+    </w:p>
+    <w:bookmarkEnd w:id="16"/>
+    <w:bookmarkEnd w:id="17"/>
+    <w:bookmarkStart w:id="18" w:name="tips-for-a-smooth-session"/>
+    <w:p>
+      <w:pPr>
+        <w:pStyle w:val="Heading2"/>
+      </w:pPr>
+      <w:r>
+        <w:t xml:space="preserve">Tips for a smooth session</w:t>
+      </w:r>
+    </w:p>
+    <w:bookmarkEnd w:id="18"/>
+    <w:bookmarkStart w:id="19" w:name="privacy"/>
+    <w:p>
+      <w:pPr>
+        <w:pStyle w:val="Heading2"/>
+      </w:pPr>
+      <w:r>
+        <w:t xml:space="preserve">Privacy</w:t>
       </w:r>
     </w:p>
     <w:p>
@@ -563,147 +459,32 @@
         <w:pStyle w:val="FirstParagraph"/>
       </w:pPr>
       <w:r>
-        <w:t xml:space="preserve">When Claude is satisfied, it will produce</w:t>
-      </w:r>
-      <w:r>
-        <w:t xml:space="preserve"> </w:t>
-      </w:r>
-      <w:r>
-        <w:rPr>
-          <w:rStyle w:val="VerbatimChar"/>
-          <w:b/>
-          <w:bCs/>
-        </w:rPr>
-        <w:t xml:space="preserve">filled_template_for_app.xlsx</w:t>
-      </w:r>
-      <w:r>
-        <w:t xml:space="preserve"> </w:t>
-      </w:r>
-      <w:r>
-        <w:t xml:space="preserve">as a downloadable file (click the download icon next to it in the chat).</w:t>
-      </w:r>
-    </w:p>
-    <w:p>
-      <w:pPr>
-        <w:pStyle w:val="BlockText"/>
-      </w:pPr>
-      <w:r>
-        <w:t xml:space="preserve">If Claude tells you the analysis tool is unavailable and instead gives you three CSV blocks (Inventory_Metadata, Parameters, Manure_Management), follow the</w:t>
-      </w:r>
-      <w:r>
-        <w:t xml:space="preserve"> </w:t>
-      </w:r>
-      <w:r>
-        <w:t xml:space="preserve">“Backup option”</w:t>
-      </w:r>
-      <w:r>
-        <w:t xml:space="preserve"> </w:t>
-      </w:r>
-      <w:r>
-        <w:t xml:space="preserve">at the bottom of this page.</w:t>
-      </w:r>
-    </w:p>
-    <w:bookmarkEnd w:id="16"/>
-    <w:bookmarkStart w:id="17" w:name="X0aabfd6f66a8098601b4c87633097adf36ccf41"/>
-    <w:p>
-      <w:pPr>
-        <w:pStyle w:val="Heading3"/>
-      </w:pPr>
-      <w:r>
-        <w:t xml:space="preserve">7. Open the Cattle Uncertainty App → Data Input tab → upload the file</w:t>
-      </w:r>
-    </w:p>
-    <w:p>
-      <w:pPr>
-        <w:pStyle w:val="Compact"/>
-        <w:numPr>
-          <w:ilvl w:val="0"/>
-          <w:numId w:val="1007"/>
-        </w:numPr>
-      </w:pPr>
-      <w:r>
-        <w:t xml:space="preserve">In the app’s</w:t>
-      </w:r>
-      <w:r>
-        <w:t xml:space="preserve"> </w:t>
-      </w:r>
-      <w:r>
-        <w:rPr>
-          <w:b/>
-          <w:bCs/>
-        </w:rPr>
-        <w:t xml:space="preserve">Data Input</w:t>
-      </w:r>
-      <w:r>
-        <w:t xml:space="preserve"> </w:t>
-      </w:r>
-      <w:r>
-        <w:t xml:space="preserve">tab, click</w:t>
-      </w:r>
-      <w:r>
-        <w:t xml:space="preserve"> </w:t>
-      </w:r>
-      <w:r>
-        <w:rPr>
-          <w:b/>
-          <w:bCs/>
-        </w:rPr>
-        <w:t xml:space="preserve">Upload your filled template (.xlsx)</w:t>
-      </w:r>
-      <w:r>
-        <w:t xml:space="preserve">.</w:t>
-      </w:r>
-    </w:p>
-    <w:p>
-      <w:pPr>
-        <w:pStyle w:val="Compact"/>
-        <w:numPr>
-          <w:ilvl w:val="0"/>
-          <w:numId w:val="1007"/>
-        </w:numPr>
-      </w:pPr>
-      <w:r>
-        <w:t xml:space="preserve">Select</w:t>
-      </w:r>
-      <w:r>
-        <w:t xml:space="preserve"> </w:t>
-      </w:r>
-      <w:r>
-        <w:rPr>
-          <w:rStyle w:val="VerbatimChar"/>
-        </w:rPr>
-        <w:t xml:space="preserve">filled_template_for_app.xlsx</w:t>
-      </w:r>
-      <w:r>
-        <w:t xml:space="preserve">.</w:t>
-      </w:r>
-    </w:p>
-    <w:p>
-      <w:pPr>
-        <w:pStyle w:val="Compact"/>
-        <w:numPr>
-          <w:ilvl w:val="0"/>
-          <w:numId w:val="1007"/>
-        </w:numPr>
-      </w:pPr>
-      <w:r>
-        <w:t xml:space="preserve">The app will validate the file and load it. Any issues will show in the</w:t>
-      </w:r>
-      <w:r>
-        <w:t xml:space="preserve"> </w:t>
-      </w:r>
-      <w:r>
-        <w:rPr>
-          <w:b/>
-          <w:bCs/>
-        </w:rPr>
-        <w:t xml:space="preserve">QA/QC</w:t>
-      </w:r>
-      <w:r>
-        <w:t xml:space="preserve"> </w:t>
-      </w:r>
-      <w:r>
-        <w:t xml:space="preserve">tab — green = OK, amber = review, red = fix.</w:t>
+        <w:t xml:space="preserve">Claude.ai uses your messages and uploads in line with</w:t>
+      </w:r>
+      <w:r>
+        <w:t xml:space="preserve"> </w:t>
+      </w:r>
+      <w:r>
+        <w:t xml:space="preserve">. For national GHG inventory data this is generally fine because the data is intended for public reporting under the UNFCCC.</w:t>
+      </w:r>
+      <w:r>
+        <w:t xml:space="preserve"> </w:t>
+      </w:r>
+      <w:r>
+        <w:t xml:space="preserve"> </w:t>
+      </w:r>
+      <w:r>
+        <w:t xml:space="preserve">— fill the template manually using the parameter reference in the user guide instead.</w:t>
+      </w:r>
+    </w:p>
+    <w:bookmarkEnd w:id="19"/>
+    <w:bookmarkStart w:id="20" w:name="Xef6c46340178f4e03263b0afbff993d938467a6"/>
+    <w:p>
+      <w:pPr>
+        <w:pStyle w:val="Heading2"/>
+      </w:pPr>
+      <w:r>
+        <w:t xml:space="preserve">Backup option — when the Project link doesn’t work, or Claude can’t generate the .xlsx</w:t>
       </w:r>
     </w:p>
     <w:p>
@@ -711,163 +492,25 @@
         <w:pStyle w:val="FirstParagraph"/>
       </w:pPr>
       <w:r>
-        <w:t xml:space="preserve">You’re now ready to run the uncertainty simulation.</w:t>
-      </w:r>
-    </w:p>
-    <w:p>
-      <w:r>
-        <w:pict>
-          <v:rect style="width:0;height:1.5pt" o:hralign="center" o:hrstd="t" o:hr="t"/>
-        </w:pict>
-      </w:r>
-    </w:p>
-    <w:bookmarkEnd w:id="17"/>
-    <w:bookmarkEnd w:id="18"/>
-    <w:bookmarkStart w:id="19" w:name="tips-for-a-smooth-session"/>
+        <w:t xml:space="preserve">You can still get most of the value from any free AI chat:</w:t>
+      </w:r>
+    </w:p>
+    <w:p>
+      <w:pPr>
+        <w:pStyle w:val="BodyText"/>
+      </w:pPr>
+      <w:r>
+        <w:t xml:space="preserve">This is slower but works on any AI without the persistent Project.</w:t>
+      </w:r>
+    </w:p>
+    <w:bookmarkEnd w:id="20"/>
+    <w:bookmarkStart w:id="21" w:name="when-the-ai-gets-it-wrong"/>
     <w:p>
       <w:pPr>
         <w:pStyle w:val="Heading2"/>
       </w:pPr>
       <w:r>
-        <w:t xml:space="preserve">Tips for a smooth session</w:t>
-      </w:r>
-    </w:p>
-    <w:p>
-      <w:pPr>
-        <w:pStyle w:val="Compact"/>
-        <w:numPr>
-          <w:ilvl w:val="0"/>
-          <w:numId w:val="1008"/>
-        </w:numPr>
-      </w:pPr>
-      <w:r>
-        <w:rPr>
-          <w:b/>
-          <w:bCs/>
-        </w:rPr>
-        <w:t xml:space="preserve">Be specific.</w:t>
-      </w:r>
-      <w:r>
-        <w:t xml:space="preserve"> </w:t>
-      </w:r>
-      <w:r>
-        <w:t xml:space="preserve">“Population in column B is total dairy cattle in 2022”</w:t>
-      </w:r>
-      <w:r>
-        <w:t xml:space="preserve"> </w:t>
-      </w:r>
-      <w:r>
-        <w:t xml:space="preserve">beats</w:t>
-      </w:r>
-      <w:r>
-        <w:t xml:space="preserve"> </w:t>
-      </w:r>
-      <w:r>
-        <w:t xml:space="preserve">“B is animals”</w:t>
-      </w:r>
-      <w:r>
-        <w:t xml:space="preserve">.</w:t>
-      </w:r>
-    </w:p>
-    <w:p>
-      <w:pPr>
-        <w:pStyle w:val="Compact"/>
-        <w:numPr>
-          <w:ilvl w:val="0"/>
-          <w:numId w:val="1008"/>
-        </w:numPr>
-      </w:pPr>
-      <w:r>
-        <w:rPr>
-          <w:b/>
-          <w:bCs/>
-        </w:rPr>
-        <w:t xml:space="preserve">Tell Claude when something is wrong.</w:t>
-      </w:r>
-      <w:r>
-        <w:t xml:space="preserve"> </w:t>
-      </w:r>
-      <w:r>
-        <w:t xml:space="preserve">If a unit conversion looks off, just say</w:t>
-      </w:r>
-      <w:r>
-        <w:t xml:space="preserve"> </w:t>
-      </w:r>
-      <w:r>
-        <w:t xml:space="preserve">“wait — that should be 275 kg, not 599 kg”</w:t>
-      </w:r>
-      <w:r>
-        <w:t xml:space="preserve"> </w:t>
-      </w:r>
-      <w:r>
-        <w:t xml:space="preserve">and Claude will fix it.</w:t>
-      </w:r>
-    </w:p>
-    <w:p>
-      <w:pPr>
-        <w:pStyle w:val="Compact"/>
-        <w:numPr>
-          <w:ilvl w:val="0"/>
-          <w:numId w:val="1008"/>
-        </w:numPr>
-      </w:pPr>
-      <w:r>
-        <w:rPr>
-          <w:b/>
-          <w:bCs/>
-        </w:rPr>
-        <w:t xml:space="preserve">Ask Claude to explain.</w:t>
-      </w:r>
-      <w:r>
-        <w:t xml:space="preserve"> </w:t>
-      </w:r>
-      <w:r>
-        <w:t xml:space="preserve">“Why did you set Ym = 6.5?”</w:t>
-      </w:r>
-      <w:r>
-        <w:t xml:space="preserve"> </w:t>
-      </w:r>
-      <w:r>
-        <w:t xml:space="preserve">is a fine question. It’ll cite the IPCC table.</w:t>
-      </w:r>
-    </w:p>
-    <w:p>
-      <w:pPr>
-        <w:pStyle w:val="Compact"/>
-        <w:numPr>
-          <w:ilvl w:val="0"/>
-          <w:numId w:val="1008"/>
-        </w:numPr>
-      </w:pPr>
-      <w:r>
-        <w:rPr>
-          <w:b/>
-          <w:bCs/>
-        </w:rPr>
-        <w:t xml:space="preserve">Don’t worry about advanced parameters.</w:t>
-      </w:r>
-      <w:r>
-        <w:t xml:space="preserve"> </w:t>
-      </w:r>
-      <w:r>
-        <w:t xml:space="preserve">The 16 IPCC coefficients (Cfi, Ca, Ym, EF3, …) ship with sensible defaults. You only need to provide them if you have country-specific measurements.</w:t>
-      </w:r>
-    </w:p>
-    <w:p>
-      <w:r>
-        <w:pict>
-          <v:rect style="width:0;height:1.5pt" o:hralign="center" o:hrstd="t" o:hr="t"/>
-        </w:pict>
-      </w:r>
-    </w:p>
-    <w:bookmarkEnd w:id="19"/>
-    <w:bookmarkStart w:id="21" w:name="privacy"/>
-    <w:p>
-      <w:pPr>
-        <w:pStyle w:val="Heading2"/>
-      </w:pPr>
-      <w:r>
-        <w:t xml:space="preserve">Privacy</w:t>
+        <w:t xml:space="preserve">When the AI gets it wrong</w:t>
       </w:r>
     </w:p>
     <w:p>
@@ -875,297 +518,16 @@
         <w:pStyle w:val="FirstParagraph"/>
       </w:pPr>
       <w:r>
-        <w:t xml:space="preserve">Claude.ai uses your messages and uploads in line with</w:t>
-      </w:r>
-      <w:r>
-        <w:t xml:space="preserve"> </w:t>
-      </w:r>
-      <w:hyperlink r:id="rId20">
-        <w:r>
-          <w:rPr>
-            <w:rStyle w:val="Hyperlink"/>
-          </w:rPr>
-          <w:t xml:space="preserve">Anthropic’s privacy policy</w:t>
-        </w:r>
-      </w:hyperlink>
-      <w:r>
-        <w:t xml:space="preserve">. For national GHG inventory data this is generally fine because the data is intended for public reporting under the UNFCCC. If your ministry has a policy against uploading internal data to third-party AI services,</w:t>
-      </w:r>
-      <w:r>
-        <w:t xml:space="preserve"> </w:t>
-      </w:r>
-      <w:r>
-        <w:rPr>
-          <w:b/>
-          <w:bCs/>
-        </w:rPr>
-        <w:t xml:space="preserve">do not use this tool</w:t>
-      </w:r>
-      <w:r>
-        <w:t xml:space="preserve"> </w:t>
-      </w:r>
-      <w:r>
-        <w:t xml:space="preserve">— fill the template manually from the app’s Resources tab instead.</w:t>
-      </w:r>
-    </w:p>
-    <w:p>
-      <w:r>
-        <w:pict>
-          <v:rect style="width:0;height:1.5pt" o:hralign="center" o:hrstd="t" o:hr="t"/>
-        </w:pict>
-      </w:r>
+        <w:t xml:space="preserve">The Translator is a helper, not an oracle. Always:</w:t>
+      </w:r>
+    </w:p>
+    <w:p>
+      <w:pPr>
+        <w:pStyle w:val="BodyText"/>
+      </w:pPr>
     </w:p>
     <w:bookmarkEnd w:id="21"/>
-    <w:bookmarkStart w:id="22" w:name="Xedcf7158931dad7bea3d6c53fdd685c1fb2c6d0"/>
-    <w:p>
-      <w:pPr>
-        <w:pStyle w:val="Heading2"/>
-      </w:pPr>
-      <w:r>
-        <w:t xml:space="preserve">Backup option — if the Project link doesn’t work, or Claude can’t generate the .xlsx</w:t>
-      </w:r>
-    </w:p>
-    <w:p>
-      <w:pPr>
-        <w:pStyle w:val="FirstParagraph"/>
-      </w:pPr>
-      <w:r>
-        <w:t xml:space="preserve">You can still get most of the value from any AI chat:</w:t>
-      </w:r>
-    </w:p>
-    <w:p>
-      <w:pPr>
-        <w:pStyle w:val="Compact"/>
-        <w:numPr>
-          <w:ilvl w:val="0"/>
-          <w:numId w:val="1009"/>
-        </w:numPr>
-      </w:pPr>
-      <w:r>
-        <w:t xml:space="preserve">Open any free AI chat: claude.ai, ChatGPT, Gemini.</w:t>
-      </w:r>
-    </w:p>
-    <w:p>
-      <w:pPr>
-        <w:pStyle w:val="Compact"/>
-        <w:numPr>
-          <w:ilvl w:val="0"/>
-          <w:numId w:val="1009"/>
-        </w:numPr>
-      </w:pPr>
-      <w:r>
-        <w:t xml:space="preserve">Paste the contents of</w:t>
-      </w:r>
-      <w:r>
-        <w:t xml:space="preserve"> </w:t>
-      </w:r>
-      <w:r>
-        <w:rPr>
-          <w:rStyle w:val="VerbatimChar"/>
-        </w:rPr>
-        <w:t xml:space="preserve">param_catalogue.md</w:t>
-      </w:r>
-      <w:r>
-        <w:t xml:space="preserve"> </w:t>
-      </w:r>
-      <w:r>
-        <w:t xml:space="preserve">and</w:t>
-      </w:r>
-      <w:r>
-        <w:t xml:space="preserve"> </w:t>
-      </w:r>
-      <w:r>
-        <w:rPr>
-          <w:rStyle w:val="VerbatimChar"/>
-        </w:rPr>
-        <w:t xml:space="preserve">template_schema.md</w:t>
-      </w:r>
-      <w:r>
-        <w:t xml:space="preserve"> </w:t>
-      </w:r>
-      <w:r>
-        <w:t xml:space="preserve">(download both from the app’s Resources tab) as your first message, followed by:</w:t>
-      </w:r>
-      <w:r>
-        <w:t xml:space="preserve"> </w:t>
-      </w:r>
-      <w:r>
-        <w:rPr>
-          <w:i/>
-          <w:iCs/>
-        </w:rPr>
-        <w:t xml:space="preserve">“You are the GMH Uncertainty Translator. Use the schema above to help me convert my raw data into per-sheet CSV blocks. Ask me the standard six onboarding questions first.”</w:t>
-      </w:r>
-    </w:p>
-    <w:p>
-      <w:pPr>
-        <w:pStyle w:val="Compact"/>
-        <w:numPr>
-          <w:ilvl w:val="0"/>
-          <w:numId w:val="1009"/>
-        </w:numPr>
-      </w:pPr>
-      <w:r>
-        <w:t xml:space="preserve">Paste your filled questionnaire and proceed as in Steps 4–5 above.</w:t>
-      </w:r>
-    </w:p>
-    <w:p>
-      <w:pPr>
-        <w:pStyle w:val="Compact"/>
-        <w:numPr>
-          <w:ilvl w:val="0"/>
-          <w:numId w:val="1009"/>
-        </w:numPr>
-      </w:pPr>
-      <w:r>
-        <w:t xml:space="preserve">When the AI produces three CSV blocks (one per sheet), open the</w:t>
-      </w:r>
-      <w:r>
-        <w:t xml:space="preserve"> </w:t>
-      </w:r>
-      <w:r>
-        <w:rPr>
-          <w:b/>
-          <w:bCs/>
-        </w:rPr>
-        <w:t xml:space="preserve">blank template</w:t>
-      </w:r>
-      <w:r>
-        <w:t xml:space="preserve"> </w:t>
-      </w:r>
-      <w:r>
-        <w:t xml:space="preserve">(download it from the app’s Data Input tab →</w:t>
-      </w:r>
-      <w:r>
-        <w:t xml:space="preserve"> </w:t>
-      </w:r>
-      <w:r>
-        <w:t xml:space="preserve">“Download blank template”</w:t>
-      </w:r>
-      <w:r>
-        <w:t xml:space="preserve">), paste each block into the matching sheet starting at row 4, save, and upload.</w:t>
-      </w:r>
-    </w:p>
-    <w:p>
-      <w:pPr>
-        <w:pStyle w:val="FirstParagraph"/>
-      </w:pPr>
-      <w:r>
-        <w:t xml:space="preserve">This is slower but works on any AI without the persistent Project.</w:t>
-      </w:r>
-    </w:p>
-    <w:p>
-      <w:r>
-        <w:pict>
-          <v:rect style="width:0;height:1.5pt" o:hralign="center" o:hrstd="t" o:hr="t"/>
-        </w:pict>
-      </w:r>
-    </w:p>
     <w:bookmarkEnd w:id="22"/>
-    <w:bookmarkStart w:id="23" w:name="when-the-ai-gets-it-wrong"/>
-    <w:p>
-      <w:pPr>
-        <w:pStyle w:val="Heading2"/>
-      </w:pPr>
-      <w:r>
-        <w:t xml:space="preserve">When the AI gets it wrong</w:t>
-      </w:r>
-    </w:p>
-    <w:p>
-      <w:pPr>
-        <w:pStyle w:val="FirstParagraph"/>
-      </w:pPr>
-      <w:r>
-        <w:t xml:space="preserve">The Translator is a helper, not an oracle. Always:</w:t>
-      </w:r>
-    </w:p>
-    <w:p>
-      <w:pPr>
-        <w:pStyle w:val="Compact"/>
-        <w:numPr>
-          <w:ilvl w:val="0"/>
-          <w:numId w:val="1010"/>
-        </w:numPr>
-      </w:pPr>
-      <w:r>
-        <w:rPr>
-          <w:b/>
-          <w:bCs/>
-        </w:rPr>
-        <w:t xml:space="preserve">Spot-check</w:t>
-      </w:r>
-      <w:r>
-        <w:t xml:space="preserve"> </w:t>
-      </w:r>
-      <w:r>
-        <w:t xml:space="preserve">the key numbers (population, body weight, milk yield) by comparing with your original file.</w:t>
-      </w:r>
-    </w:p>
-    <w:p>
-      <w:pPr>
-        <w:pStyle w:val="Compact"/>
-        <w:numPr>
-          <w:ilvl w:val="0"/>
-          <w:numId w:val="1010"/>
-        </w:numPr>
-      </w:pPr>
-      <w:r>
-        <w:rPr>
-          <w:b/>
-          <w:bCs/>
-        </w:rPr>
-        <w:t xml:space="preserve">Watch the QA/QC tab</w:t>
-      </w:r>
-      <w:r>
-        <w:t xml:space="preserve"> </w:t>
-      </w:r>
-      <w:r>
-        <w:t xml:space="preserve">for amber/red flags after upload — those highlight values outside IPCC ranges.</w:t>
-      </w:r>
-    </w:p>
-    <w:p>
-      <w:pPr>
-        <w:pStyle w:val="Compact"/>
-        <w:numPr>
-          <w:ilvl w:val="0"/>
-          <w:numId w:val="1010"/>
-        </w:numPr>
-      </w:pPr>
-      <w:r>
-        <w:rPr>
-          <w:b/>
-          <w:bCs/>
-        </w:rPr>
-        <w:t xml:space="preserve">Tell us</w:t>
-      </w:r>
-      <w:r>
-        <w:t xml:space="preserve"> </w:t>
-      </w:r>
-      <w:r>
-        <w:t xml:space="preserve">when something is off. Use the in-app Feedback tab to report mistranslations so we can improve the prompt.</w:t>
-      </w:r>
-    </w:p>
-    <w:p>
-      <w:r>
-        <w:pict>
-          <v:rect style="width:0;height:1.5pt" o:hralign="center" o:hrstd="t" o:hr="t"/>
-        </w:pict>
-      </w:r>
-    </w:p>
-    <w:p>
-      <w:pPr>
-        <w:pStyle w:val="FirstParagraph"/>
-      </w:pPr>
-      <w:r>
-        <w:rPr>
-          <w:i/>
-          <w:iCs/>
-        </w:rPr>
-        <w:t xml:space="preserve">Made by the CGIAR Alliance, Climate Action–Net Zero Initiative, Project D614 — GMH Emissions Uncertainty. Questions: M.Lolita@cgiar.org.</w:t>
-      </w:r>
-    </w:p>
-    <w:bookmarkEnd w:id="23"/>
-    <w:bookmarkEnd w:id="24"/>
     <w:sectPr>
       <w:footnotePr>
         <w:numRestart w:val="eachSect"/>
@@ -1276,280 +638,8 @@
       </w:pPr>
     </w:lvl>
   </w:abstractNum>
-  <w:abstractNum w:abstractNumId="99411">
-    <w:nsid w:val="00A99411"/>
-    <w:multiLevelType w:val="multilevel"/>
-    <w:lvl w:ilvl="0">
-      <w:start w:val="1"/>
-      <w:numFmt w:val="decimal"/>
-      <w:lvlText w:val="%1."/>
-      <w:lvlJc w:val="left"/>
-      <w:pPr>
-        <w:ind w:left="720" w:hanging="360"/>
-      </w:pPr>
-    </w:lvl>
-    <w:lvl w:ilvl="1">
-      <w:start w:val="1"/>
-      <w:numFmt w:val="decimal"/>
-      <w:lvlText w:val="%2."/>
-      <w:lvlJc w:val="left"/>
-      <w:pPr>
-        <w:ind w:left="1440" w:hanging="360"/>
-      </w:pPr>
-    </w:lvl>
-    <w:lvl w:ilvl="2">
-      <w:start w:val="1"/>
-      <w:numFmt w:val="decimal"/>
-      <w:lvlText w:val="%3."/>
-      <w:lvlJc w:val="left"/>
-      <w:pPr>
-        <w:ind w:left="2160" w:hanging="360"/>
-      </w:pPr>
-    </w:lvl>
-    <w:lvl w:ilvl="3">
-      <w:start w:val="1"/>
-      <w:numFmt w:val="decimal"/>
-      <w:lvlText w:val="%4."/>
-      <w:lvlJc w:val="left"/>
-      <w:pPr>
-        <w:ind w:left="2880" w:hanging="360"/>
-      </w:pPr>
-    </w:lvl>
-    <w:lvl w:ilvl="4">
-      <w:start w:val="1"/>
-      <w:numFmt w:val="decimal"/>
-      <w:lvlText w:val="%5."/>
-      <w:lvlJc w:val="left"/>
-      <w:pPr>
-        <w:ind w:left="3600" w:hanging="360"/>
-      </w:pPr>
-    </w:lvl>
-    <w:lvl w:ilvl="5">
-      <w:start w:val="1"/>
-      <w:numFmt w:val="decimal"/>
-      <w:lvlText w:val="%6."/>
-      <w:lvlJc w:val="left"/>
-      <w:pPr>
-        <w:ind w:left="4320" w:hanging="360"/>
-      </w:pPr>
-    </w:lvl>
-    <w:lvl w:ilvl="6">
-      <w:start w:val="1"/>
-      <w:numFmt w:val="decimal"/>
-      <w:lvlText w:val="%7."/>
-      <w:lvlJc w:val="left"/>
-      <w:pPr>
-        <w:ind w:left="5040" w:hanging="360"/>
-      </w:pPr>
-    </w:lvl>
-    <w:lvl w:ilvl="7">
-      <w:start w:val="1"/>
-      <w:numFmt w:val="decimal"/>
-      <w:lvlText w:val="%8."/>
-      <w:lvlJc w:val="left"/>
-      <w:pPr>
-        <w:ind w:left="5760" w:hanging="360"/>
-      </w:pPr>
-    </w:lvl>
-    <w:lvl w:ilvl="8">
-      <w:start w:val="1"/>
-      <w:numFmt w:val="decimal"/>
-      <w:lvlText w:val="%9."/>
-      <w:lvlJc w:val="left"/>
-      <w:pPr>
-        <w:ind w:left="6480" w:hanging="360"/>
-      </w:pPr>
-    </w:lvl>
-  </w:abstractNum>
-  <w:abstractNum w:abstractNumId="991">
-    <w:nsid w:val="0000A991"/>
-    <w:multiLevelType w:val="multilevel"/>
-    <w:lvl w:ilvl="0">
-      <w:numFmt w:val="bullet"/>
-      <w:lvlText w:val=""/>
-      <w:lvlJc w:val="left"/>
-      <w:pPr>
-        <w:ind w:left="720" w:hanging="360"/>
-      </w:pPr>
-      <w:rPr>
-        <w:rFonts w:ascii="Symbol" w:hAnsi="Symbol" w:cs="Symbol" w:hint="default"/>
-      </w:rPr>
-    </w:lvl>
-    <w:lvl w:ilvl="1">
-      <w:numFmt w:val="bullet"/>
-      <w:lvlText w:val="o"/>
-      <w:lvlJc w:val="left"/>
-      <w:pPr>
-        <w:ind w:left="1440" w:hanging="360"/>
-      </w:pPr>
-      <w:rPr>
-        <w:rFonts w:ascii="Courier New" w:hAnsi="Courier New" w:cs="Courier New" w:hint="default"/>
-      </w:rPr>
-    </w:lvl>
-    <w:lvl w:ilvl="2">
-      <w:numFmt w:val="bullet"/>
-      <w:lvlText w:val=""/>
-      <w:lvlJc w:val="left"/>
-      <w:pPr>
-        <w:ind w:left="2160" w:hanging="360"/>
-      </w:pPr>
-      <w:rPr>
-        <w:rFonts w:ascii="Wingdings" w:hAnsi="Wingdings" w:cs="Wingdings" w:hint="default"/>
-      </w:rPr>
-    </w:lvl>
-    <w:lvl w:ilvl="3">
-      <w:numFmt w:val="bullet"/>
-      <w:lvlText w:val=""/>
-      <w:lvlJc w:val="left"/>
-      <w:pPr>
-        <w:ind w:left="2880" w:hanging="360"/>
-      </w:pPr>
-      <w:rPr>
-        <w:rFonts w:ascii="Symbol" w:hAnsi="Symbol" w:cs="Symbol" w:hint="default"/>
-      </w:rPr>
-    </w:lvl>
-    <w:lvl w:ilvl="4">
-      <w:numFmt w:val="bullet"/>
-      <w:lvlText w:val="o"/>
-      <w:lvlJc w:val="left"/>
-      <w:pPr>
-        <w:ind w:left="3600" w:hanging="360"/>
-      </w:pPr>
-      <w:rPr>
-        <w:rFonts w:ascii="Courier New" w:hAnsi="Courier New" w:cs="Courier New" w:hint="default"/>
-      </w:rPr>
-    </w:lvl>
-    <w:lvl w:ilvl="5">
-      <w:numFmt w:val="bullet"/>
-      <w:lvlText w:val=""/>
-      <w:lvlJc w:val="left"/>
-      <w:pPr>
-        <w:ind w:left="4320" w:hanging="360"/>
-      </w:pPr>
-      <w:rPr>
-        <w:rFonts w:ascii="Wingdings" w:hAnsi="Wingdings" w:cs="Wingdings" w:hint="default"/>
-      </w:rPr>
-    </w:lvl>
-    <w:lvl w:ilvl="6">
-      <w:numFmt w:val="bullet"/>
-      <w:lvlText w:val=""/>
-      <w:lvlJc w:val="left"/>
-      <w:pPr>
-        <w:ind w:left="5040" w:hanging="360"/>
-      </w:pPr>
-      <w:rPr>
-        <w:rFonts w:ascii="Symbol" w:hAnsi="Symbol" w:cs="Symbol" w:hint="default"/>
-      </w:rPr>
-    </w:lvl>
-    <w:lvl w:ilvl="7">
-      <w:numFmt w:val="bullet"/>
-      <w:lvlText w:val="o"/>
-      <w:lvlJc w:val="left"/>
-      <w:pPr>
-        <w:ind w:left="5760" w:hanging="360"/>
-      </w:pPr>
-      <w:rPr>
-        <w:rFonts w:ascii="Courier New" w:hAnsi="Courier New" w:cs="Courier New" w:hint="default"/>
-      </w:rPr>
-    </w:lvl>
-    <w:lvl w:ilvl="8">
-      <w:numFmt w:val="bullet"/>
-      <w:lvlText w:val=""/>
-      <w:lvlJc w:val="left"/>
-      <w:pPr>
-        <w:ind w:left="6480" w:hanging="360"/>
-      </w:pPr>
-      <w:rPr>
-        <w:rFonts w:ascii="Wingdings" w:hAnsi="Wingdings" w:cs="Wingdings" w:hint="default"/>
-      </w:rPr>
-    </w:lvl>
-  </w:abstractNum>
   <w:num w:numId="1000">
     <w:abstractNumId w:val="990"/>
-  </w:num>
-  <w:num w:numId="1001">
-    <w:abstractNumId w:val="99411"/>
-    <w:lvlOverride w:ilvl="0">
-      <w:startOverride w:val="1"/>
-    </w:lvlOverride>
-    <w:lvlOverride w:ilvl="1">
-      <w:startOverride w:val="1"/>
-    </w:lvlOverride>
-    <w:lvlOverride w:ilvl="2">
-      <w:startOverride w:val="1"/>
-    </w:lvlOverride>
-    <w:lvlOverride w:ilvl="3">
-      <w:startOverride w:val="1"/>
-    </w:lvlOverride>
-    <w:lvlOverride w:ilvl="4">
-      <w:startOverride w:val="1"/>
-    </w:lvlOverride>
-    <w:lvlOverride w:ilvl="5">
-      <w:startOverride w:val="1"/>
-    </w:lvlOverride>
-    <w:lvlOverride w:ilvl="6">
-      <w:startOverride w:val="1"/>
-    </w:lvlOverride>
-    <w:lvlOverride w:ilvl="7">
-      <w:startOverride w:val="1"/>
-    </w:lvlOverride>
-    <w:lvlOverride w:ilvl="8">
-      <w:startOverride w:val="1"/>
-    </w:lvlOverride>
-  </w:num>
-  <w:num w:numId="1002">
-    <w:abstractNumId w:val="991"/>
-  </w:num>
-  <w:num w:numId="1003">
-    <w:abstractNumId w:val="991"/>
-  </w:num>
-  <w:num w:numId="1004">
-    <w:abstractNumId w:val="991"/>
-  </w:num>
-  <w:num w:numId="1005">
-    <w:abstractNumId w:val="991"/>
-  </w:num>
-  <w:num w:numId="1006">
-    <w:abstractNumId w:val="991"/>
-  </w:num>
-  <w:num w:numId="1007">
-    <w:abstractNumId w:val="991"/>
-  </w:num>
-  <w:num w:numId="1008">
-    <w:abstractNumId w:val="991"/>
-  </w:num>
-  <w:num w:numId="1009">
-    <w:abstractNumId w:val="99411"/>
-    <w:lvlOverride w:ilvl="0">
-      <w:startOverride w:val="1"/>
-    </w:lvlOverride>
-    <w:lvlOverride w:ilvl="1">
-      <w:startOverride w:val="1"/>
-    </w:lvlOverride>
-    <w:lvlOverride w:ilvl="2">
-      <w:startOverride w:val="1"/>
-    </w:lvlOverride>
-    <w:lvlOverride w:ilvl="3">
-      <w:startOverride w:val="1"/>
-    </w:lvlOverride>
-    <w:lvlOverride w:ilvl="4">
-      <w:startOverride w:val="1"/>
-    </w:lvlOverride>
-    <w:lvlOverride w:ilvl="5">
-      <w:startOverride w:val="1"/>
-    </w:lvlOverride>
-    <w:lvlOverride w:ilvl="6">
-      <w:startOverride w:val="1"/>
-    </w:lvlOverride>
-    <w:lvlOverride w:ilvl="7">
-      <w:startOverride w:val="1"/>
-    </w:lvlOverride>
-    <w:lvlOverride w:ilvl="8">
-      <w:startOverride w:val="1"/>
-    </w:lvlOverride>
-  </w:num>
-  <w:num w:numId="1010">
-    <w:abstractNumId w:val="991"/>
   </w:num>
 </w:numbering>
 </file>
@@ -2216,6 +1306,7 @@
     <w:link w:val="VerbatimChar"/>
     <w:pPr>
       <w:wordWrap w:val="off"/>
+      <w:shd w:val="clear" w:fill="f8f8f8"/>
     </w:pPr>
   </w:style>
   <w:style w:type="character" w:customStyle="1" w:styleId="KeywordTok">
@@ -2223,85 +1314,96 @@
     <w:basedOn w:val="VerbatimChar"/>
     <w:rPr>
       <w:b/>
-      <w:color w:val="007020"/>
+      <w:color w:val="204a87"/>
+      <w:shd w:val="clear" w:fill="f8f8f8"/>
     </w:rPr>
   </w:style>
   <w:style w:type="character" w:customStyle="1" w:styleId="DataTypeTok">
     <w:name w:val="DataTypeTok"/>
     <w:basedOn w:val="VerbatimChar"/>
     <w:rPr>
-      <w:color w:val="902000"/>
+      <w:color w:val="204a87"/>
+      <w:shd w:val="clear" w:fill="f8f8f8"/>
     </w:rPr>
   </w:style>
   <w:style w:type="character" w:customStyle="1" w:styleId="DecValTok">
     <w:name w:val="DecValTok"/>
     <w:basedOn w:val="VerbatimChar"/>
     <w:rPr>
-      <w:color w:val="40a070"/>
+      <w:color w:val="0000cf"/>
+      <w:shd w:val="clear" w:fill="f8f8f8"/>
     </w:rPr>
   </w:style>
   <w:style w:type="character" w:customStyle="1" w:styleId="BaseNTok">
     <w:name w:val="BaseNTok"/>
     <w:basedOn w:val="VerbatimChar"/>
     <w:rPr>
-      <w:color w:val="40a070"/>
+      <w:color w:val="0000cf"/>
+      <w:shd w:val="clear" w:fill="f8f8f8"/>
     </w:rPr>
   </w:style>
   <w:style w:type="character" w:customStyle="1" w:styleId="FloatTok">
     <w:name w:val="FloatTok"/>
     <w:basedOn w:val="VerbatimChar"/>
     <w:rPr>
-      <w:color w:val="40a070"/>
+      <w:color w:val="0000cf"/>
+      <w:shd w:val="clear" w:fill="f8f8f8"/>
     </w:rPr>
   </w:style>
   <w:style w:type="character" w:customStyle="1" w:styleId="ConstantTok">
     <w:name w:val="ConstantTok"/>
     <w:basedOn w:val="VerbatimChar"/>
     <w:rPr>
-      <w:color w:val="880000"/>
+      <w:color w:val="8f5902"/>
+      <w:shd w:val="clear" w:fill="f8f8f8"/>
     </w:rPr>
   </w:style>
   <w:style w:type="character" w:customStyle="1" w:styleId="CharTok">
     <w:name w:val="CharTok"/>
     <w:basedOn w:val="VerbatimChar"/>
     <w:rPr>
-      <w:color w:val="4070a0"/>
+      <w:color w:val="4e9a06"/>
+      <w:shd w:val="clear" w:fill="f8f8f8"/>
     </w:rPr>
   </w:style>
   <w:style w:type="character" w:customStyle="1" w:styleId="SpecialCharTok">
     <w:name w:val="SpecialCharTok"/>
     <w:basedOn w:val="VerbatimChar"/>
     <w:rPr>
-      <w:color w:val="4070a0"/>
+      <w:b/>
+      <w:color w:val="ce5c00"/>
+      <w:shd w:val="clear" w:fill="f8f8f8"/>
     </w:rPr>
   </w:style>
   <w:style w:type="character" w:customStyle="1" w:styleId="StringTok">
     <w:name w:val="StringTok"/>
     <w:basedOn w:val="VerbatimChar"/>
     <w:rPr>
-      <w:color w:val="4070a0"/>
+      <w:color w:val="4e9a06"/>
+      <w:shd w:val="clear" w:fill="f8f8f8"/>
     </w:rPr>
   </w:style>
   <w:style w:type="character" w:customStyle="1" w:styleId="VerbatimStringTok">
     <w:name w:val="VerbatimStringTok"/>
     <w:basedOn w:val="VerbatimChar"/>
     <w:rPr>
-      <w:color w:val="4070a0"/>
+      <w:color w:val="4e9a06"/>
+      <w:shd w:val="clear" w:fill="f8f8f8"/>
     </w:rPr>
   </w:style>
   <w:style w:type="character" w:customStyle="1" w:styleId="SpecialStringTok">
     <w:name w:val="SpecialStringTok"/>
     <w:basedOn w:val="VerbatimChar"/>
     <w:rPr>
-      <w:color w:val="bb6688"/>
+      <w:color w:val="4e9a06"/>
+      <w:shd w:val="clear" w:fill="f8f8f8"/>
     </w:rPr>
   </w:style>
   <w:style w:type="character" w:customStyle="1" w:styleId="ImportTok">
     <w:name w:val="ImportTok"/>
     <w:basedOn w:val="VerbatimChar"/>
     <w:rPr>
-      <w:b/>
-      <w:color w:val="008000"/>
+      <w:shd w:val="clear" w:fill="f8f8f8"/>
     </w:rPr>
   </w:style>
   <w:style w:type="character" w:customStyle="1" w:styleId="CommentTok">
@@ -2309,15 +1411,18 @@
     <w:basedOn w:val="VerbatimChar"/>
     <w:rPr>
       <w:i/>
-      <w:color w:val="60a0b0"/>
+      <w:color w:val="8f5902"/>
+      <w:shd w:val="clear" w:fill="f8f8f8"/>
     </w:rPr>
   </w:style>
   <w:style w:type="character" w:customStyle="1" w:styleId="DocumentationTok">
     <w:name w:val="DocumentationTok"/>
     <w:basedOn w:val="VerbatimChar"/>
     <w:rPr>
+      <w:b/>
       <w:i/>
-      <w:color w:val="ba2121"/>
+      <w:color w:val="8f5902"/>
+      <w:shd w:val="clear" w:fill="f8f8f8"/>
     </w:rPr>
   </w:style>
   <w:style w:type="character" w:customStyle="1" w:styleId="AnnotationTok">
@@ -2326,7 +1431,8 @@
     <w:rPr>
       <w:b/>
       <w:i/>
-      <w:color w:val="60a0b0"/>
+      <w:color w:val="8f5902"/>
+      <w:shd w:val="clear" w:fill="f8f8f8"/>
     </w:rPr>
   </w:style>
   <w:style w:type="character" w:customStyle="1" w:styleId="CommentVarTok">
@@ -2335,28 +1441,33 @@
     <w:rPr>
       <w:b/>
       <w:i/>
-      <w:color w:val="60a0b0"/>
+      <w:color w:val="8f5902"/>
+      <w:shd w:val="clear" w:fill="f8f8f8"/>
     </w:rPr>
   </w:style>
   <w:style w:type="character" w:customStyle="1" w:styleId="OtherTok">
     <w:name w:val="OtherTok"/>
     <w:basedOn w:val="VerbatimChar"/>
     <w:rPr>
-      <w:color w:val="007020"/>
+      <w:color w:val="8f5902"/>
+      <w:shd w:val="clear" w:fill="f8f8f8"/>
     </w:rPr>
   </w:style>
   <w:style w:type="character" w:customStyle="1" w:styleId="FunctionTok">
     <w:name w:val="FunctionTok"/>
     <w:basedOn w:val="VerbatimChar"/>
     <w:rPr>
-      <w:color w:val="06287e"/>
+      <w:b/>
+      <w:color w:val="204a87"/>
+      <w:shd w:val="clear" w:fill="f8f8f8"/>
     </w:rPr>
   </w:style>
   <w:style w:type="character" w:customStyle="1" w:styleId="VariableTok">
     <w:name w:val="VariableTok"/>
     <w:basedOn w:val="VerbatimChar"/>
     <w:rPr>
-      <w:color w:val="19177c"/>
+      <w:color w:val="000000"/>
+      <w:shd w:val="clear" w:fill="f8f8f8"/>
     </w:rPr>
   </w:style>
   <w:style w:type="character" w:customStyle="1" w:styleId="ControlFlowTok">
@@ -2364,46 +1475,56 @@
     <w:basedOn w:val="VerbatimChar"/>
     <w:rPr>
       <w:b/>
-      <w:color w:val="007020"/>
+      <w:color w:val="204a87"/>
+      <w:shd w:val="clear" w:fill="f8f8f8"/>
     </w:rPr>
   </w:style>
   <w:style w:type="character" w:customStyle="1" w:styleId="OperatorTok">
     <w:name w:val="OperatorTok"/>
     <w:basedOn w:val="VerbatimChar"/>
     <w:rPr>
-      <w:color w:val="666666"/>
+      <w:b/>
+      <w:color w:val="ce5c00"/>
+      <w:shd w:val="clear" w:fill="f8f8f8"/>
     </w:rPr>
   </w:style>
   <w:style w:type="character" w:customStyle="1" w:styleId="BuiltInTok">
     <w:name w:val="BuiltInTok"/>
     <w:basedOn w:val="VerbatimChar"/>
     <w:rPr>
-      <w:color w:val="008000"/>
+      <w:shd w:val="clear" w:fill="f8f8f8"/>
     </w:rPr>
   </w:style>
   <w:style w:type="character" w:customStyle="1" w:styleId="ExtensionTok">
     <w:name w:val="ExtensionTok"/>
     <w:basedOn w:val="VerbatimChar"/>
-    <w:rPr/>
+    <w:rPr>
+      <w:shd w:val="clear" w:fill="f8f8f8"/>
+    </w:rPr>
   </w:style>
   <w:style w:type="character" w:customStyle="1" w:styleId="PreprocessorTok">
     <w:name w:val="PreprocessorTok"/>
     <w:basedOn w:val="VerbatimChar"/>
     <w:rPr>
-      <w:color w:val="bc7a00"/>
+      <w:i/>
+      <w:color w:val="8f5902"/>
+      <w:shd w:val="clear" w:fill="f8f8f8"/>
     </w:rPr>
   </w:style>
   <w:style w:type="character" w:customStyle="1" w:styleId="AttributeTok">
     <w:name w:val="AttributeTok"/>
     <w:basedOn w:val="VerbatimChar"/>
     <w:rPr>
-      <w:color w:val="7d9029"/>
+      <w:color w:val="204a87"/>
+      <w:shd w:val="clear" w:fill="f8f8f8"/>
     </w:rPr>
   </w:style>
   <w:style w:type="character" w:customStyle="1" w:styleId="RegionMarkerTok">
     <w:name w:val="RegionMarkerTok"/>
     <w:basedOn w:val="VerbatimChar"/>
-    <w:rPr/>
+    <w:rPr>
+      <w:shd w:val="clear" w:fill="f8f8f8"/>
+    </w:rPr>
   </w:style>
   <w:style w:type="character" w:customStyle="1" w:styleId="InformationTok">
     <w:name w:val="InformationTok"/>
@@ -2411,7 +1532,8 @@
     <w:rPr>
       <w:b/>
       <w:i/>
-      <w:color w:val="60a0b0"/>
+      <w:color w:val="8f5902"/>
+      <w:shd w:val="clear" w:fill="f8f8f8"/>
     </w:rPr>
   </w:style>
   <w:style w:type="character" w:customStyle="1" w:styleId="WarningTok">
@@ -2420,15 +1542,16 @@
     <w:rPr>
       <w:b/>
       <w:i/>
-      <w:color w:val="60a0b0"/>
+      <w:color w:val="8f5902"/>
+      <w:shd w:val="clear" w:fill="f8f8f8"/>
     </w:rPr>
   </w:style>
   <w:style w:type="character" w:customStyle="1" w:styleId="AlertTok">
     <w:name w:val="AlertTok"/>
     <w:basedOn w:val="VerbatimChar"/>
     <w:rPr>
-      <w:b/>
-      <w:color w:val="ff0000"/>
+      <w:color w:val="ef2929"/>
+      <w:shd w:val="clear" w:fill="f8f8f8"/>
     </w:rPr>
   </w:style>
   <w:style w:type="character" w:customStyle="1" w:styleId="ErrorTok">
@@ -2436,13 +1559,16 @@
     <w:basedOn w:val="VerbatimChar"/>
     <w:rPr>
       <w:b/>
-      <w:color w:val="ff0000"/>
+      <w:color w:val="a40000"/>
+      <w:shd w:val="clear" w:fill="f8f8f8"/>
     </w:rPr>
   </w:style>
   <w:style w:type="character" w:customStyle="1" w:styleId="NormalTok">
     <w:name w:val="NormalTok"/>
     <w:basedOn w:val="VerbatimChar"/>
-    <w:rPr/>
+    <w:rPr>
+      <w:shd w:val="clear" w:fill="f8f8f8"/>
+    </w:rPr>
   </w:style>
 </w:styles>
 </file>
@@ -2964,13 +2090,13 @@
 </file>
 
 <file path=customXml/itemProps1.xml><?xml version="1.0" encoding="utf-8"?>
-<ds:datastoreItem xmlns:ds="http://schemas.openxmlformats.org/officeDocument/2006/customXml" ds:itemID="{9ED80DDD-7374-4F5B-8375-06EEE2B430AC}"/>
+<ds:datastoreItem xmlns:ds="http://schemas.openxmlformats.org/officeDocument/2006/customXml" ds:itemID="{E52F9563-9DAD-43F0-AD2A-875764A7B789}"/>
 </file>
 
 <file path=customXml/itemProps2.xml><?xml version="1.0" encoding="utf-8"?>
-<ds:datastoreItem xmlns:ds="http://schemas.openxmlformats.org/officeDocument/2006/customXml" ds:itemID="{05A73FBB-90A3-4C91-A858-F93164CA1AFB}"/>
+<ds:datastoreItem xmlns:ds="http://schemas.openxmlformats.org/officeDocument/2006/customXml" ds:itemID="{426B8850-9B73-4A7A-B68D-D95AAFFB8328}"/>
 </file>
 
 <file path=customXml/itemProps3.xml><?xml version="1.0" encoding="utf-8"?>
-<ds:datastoreItem xmlns:ds="http://schemas.openxmlformats.org/officeDocument/2006/customXml" ds:itemID="{EEC501BC-C6B2-4076-B0E3-3A545403D519}"/>
+<ds:datastoreItem xmlns:ds="http://schemas.openxmlformats.org/officeDocument/2006/customXml" ds:itemID="{1E3C28FD-356E-4850-92DB-9AAADFC1DF07}"/>
 </file>
--- a/claude_project_assets/getting_started.docx
+++ b/claude_project_assets/getting_started.docx
@@ -34,7 +34,7 @@
         <w:t xml:space="preserve">May 2026</w:t>
       </w:r>
     </w:p>
-    <w:bookmarkStart w:id="22" w:name="Xd96a23f14f7c6d0c40deb967e17baf8876078d8"/>
+    <w:bookmarkStart w:id="20" w:name="Xd96a23f14f7c6d0c40deb967e17baf8876078d8"/>
     <w:p>
       <w:pPr>
         <w:pStyle w:val="Heading1"/>
@@ -172,13 +172,13 @@
       </w:r>
     </w:p>
     <w:bookmarkEnd w:id="11"/>
-    <w:bookmarkStart w:id="12" w:name="X9b97c30985c61734a6a372498176ad14dc73c49"/>
+    <w:bookmarkStart w:id="12" w:name="X74b38a7ca40e7f63f0fe9c83c44501185dbeb81"/>
     <w:p>
       <w:pPr>
         <w:pStyle w:val="Heading3"/>
       </w:pPr>
       <w:r>
-        <w:t xml:space="preserve">3. Paste your filled questionnaire as your first message</w:t>
+        <w:t xml:space="preserve">3. Paste the filled questionnaire as your first message</w:t>
       </w:r>
     </w:p>
     <w:p>
@@ -186,16 +186,13 @@
         <w:pStyle w:val="FirstParagraph"/>
       </w:pPr>
       <w:r>
+        <w:t xml:space="preserve"> </w:t>
+      </w:r>
+      <w:r>
         <w:t xml:space="preserve">Open the questionnaire (</w:t>
       </w:r>
       <w:r>
-        <w:rPr>
-          <w:rStyle w:val="VerbatimChar"/>
-        </w:rPr>
-        <w:t xml:space="preserve">.docx</w:t>
-      </w:r>
-      <w:r>
-        <w:t xml:space="preserve">), select all, copy, and paste it as the first message into the Translator chat. Send.</w:t>
+        <w:t xml:space="preserve">), select everything, copy, and paste it into the chat box at the bottom of the Translator window. Click send.</w:t>
       </w:r>
     </w:p>
     <w:p>
@@ -203,8 +200,13 @@
         <w:pStyle w:val="BodyText"/>
       </w:pPr>
       <w:r>
-        <w:t xml:space="preserve">Claude will briefly summarise back what it understood and ask which file(s) you’d like to upload.</w:t>
-      </w:r>
+        <w:t xml:space="preserve">Claude reads the whole questionnaire, briefly summarises back what it understood about your inventory (country, year, sub-categories, MMS systems, etc.), and then asks you to attach your raw data file(s).</w:t>
+      </w:r>
+    </w:p>
+    <w:p>
+      <w:pPr>
+        <w:pStyle w:val="BodyText"/>
+      </w:pPr>
     </w:p>
     <w:bookmarkEnd w:id="12"/>
     <w:bookmarkStart w:id="13" w:name="upload-your-raw-data-files"/>
@@ -221,17 +223,10 @@
         <w:pStyle w:val="FirstParagraph"/>
       </w:pPr>
       <w:r>
-        <w:t xml:space="preserve">Click the</w:t>
-      </w:r>
-      <w:r>
-        <w:t xml:space="preserve"> </w:t>
-      </w:r>
-      <w:r>
-        <w:rPr>
-          <w:b/>
-          <w:bCs/>
-        </w:rPr>
-        <w:t xml:space="preserve">paperclip icon</w:t>
+        <w:t xml:space="preserve">, not text. Click the</w:t>
+      </w:r>
+      <w:r>
+        <w:t xml:space="preserve"> </w:t>
       </w:r>
       <w:r>
         <w:t xml:space="preserve"> </w:t>
@@ -243,34 +238,16 @@
         <w:t xml:space="preserve"> </w:t>
       </w:r>
       <w:r>
-        <w:rPr>
-          <w:rStyle w:val="VerbatimChar"/>
-        </w:rPr>
-        <w:t xml:space="preserve">.xlsx</w:t>
-      </w:r>
-      <w:r>
         <w:t xml:space="preserve">,</w:t>
       </w:r>
       <w:r>
         <w:t xml:space="preserve"> </w:t>
       </w:r>
       <w:r>
-        <w:rPr>
-          <w:rStyle w:val="VerbatimChar"/>
-        </w:rPr>
-        <w:t xml:space="preserve">.csv</w:t>
-      </w:r>
-      <w:r>
         <w:t xml:space="preserve">,</w:t>
       </w:r>
       <w:r>
         <w:t xml:space="preserve"> </w:t>
-      </w:r>
-      <w:r>
-        <w:rPr>
-          <w:rStyle w:val="VerbatimChar"/>
-        </w:rPr>
-        <w:t xml:space="preserve">.pdf</w:t>
       </w:r>
       <w:r>
         <w:t xml:space="preserve">, or images of tables all work — and send. Claude will inspect the file, propose a column mapping, and ask you to confirm anything ambiguous.</w:t>
@@ -327,26 +304,6 @@
       </w:r>
       <w:r>
         <w:t xml:space="preserve">as a downloadable file. Click the download icon next to it in the chat.</w:t>
-      </w:r>
-    </w:p>
-    <w:p>
-      <w:pPr>
-        <w:pStyle w:val="BodyText"/>
-      </w:pPr>
-      <w:r>
-        <w:t xml:space="preserve"> </w:t>
-      </w:r>
-      <w:r>
-        <w:t xml:space="preserve">Claude tells you the analysis tool is unavailable and instead gives you three CSV blocks (Inventory_Metadata, Parameters, Manure_Management), see the</w:t>
-      </w:r>
-      <w:r>
-        <w:t xml:space="preserve"> </w:t>
-      </w:r>
-      <w:r>
-        <w:t xml:space="preserve"> </w:t>
-      </w:r>
-      <w:r>
-        <w:t xml:space="preserve">on the next page.</w:t>
       </w:r>
     </w:p>
     <w:bookmarkEnd w:id="15"/>
@@ -445,13 +402,13 @@
       </w:r>
     </w:p>
     <w:bookmarkEnd w:id="18"/>
-    <w:bookmarkStart w:id="19" w:name="privacy"/>
+    <w:bookmarkStart w:id="19" w:name="when-the-ai-gets-it-wrong"/>
     <w:p>
       <w:pPr>
         <w:pStyle w:val="Heading2"/>
       </w:pPr>
       <w:r>
-        <w:t xml:space="preserve">Privacy</w:t>
+        <w:t xml:space="preserve">When the AI gets it wrong</w:t>
       </w:r>
     </w:p>
     <w:p>
@@ -459,75 +416,16 @@
         <w:pStyle w:val="FirstParagraph"/>
       </w:pPr>
       <w:r>
-        <w:t xml:space="preserve">Claude.ai uses your messages and uploads in line with</w:t>
-      </w:r>
-      <w:r>
-        <w:t xml:space="preserve"> </w:t>
-      </w:r>
-      <w:r>
-        <w:t xml:space="preserve">. For national GHG inventory data this is generally fine because the data is intended for public reporting under the UNFCCC.</w:t>
-      </w:r>
-      <w:r>
-        <w:t xml:space="preserve"> </w:t>
-      </w:r>
-      <w:r>
-        <w:t xml:space="preserve"> </w:t>
-      </w:r>
-      <w:r>
-        <w:t xml:space="preserve">— fill the template manually using the parameter reference in the user guide instead.</w:t>
-      </w:r>
+        <w:t xml:space="preserve">The Translator is a helper, not an oracle. Always:</w:t>
+      </w:r>
+    </w:p>
+    <w:p>
+      <w:pPr>
+        <w:pStyle w:val="BodyText"/>
+      </w:pPr>
     </w:p>
     <w:bookmarkEnd w:id="19"/>
-    <w:bookmarkStart w:id="20" w:name="Xef6c46340178f4e03263b0afbff993d938467a6"/>
-    <w:p>
-      <w:pPr>
-        <w:pStyle w:val="Heading2"/>
-      </w:pPr>
-      <w:r>
-        <w:t xml:space="preserve">Backup option — when the Project link doesn’t work, or Claude can’t generate the .xlsx</w:t>
-      </w:r>
-    </w:p>
-    <w:p>
-      <w:pPr>
-        <w:pStyle w:val="FirstParagraph"/>
-      </w:pPr>
-      <w:r>
-        <w:t xml:space="preserve">You can still get most of the value from any free AI chat:</w:t>
-      </w:r>
-    </w:p>
-    <w:p>
-      <w:pPr>
-        <w:pStyle w:val="BodyText"/>
-      </w:pPr>
-      <w:r>
-        <w:t xml:space="preserve">This is slower but works on any AI without the persistent Project.</w:t>
-      </w:r>
-    </w:p>
     <w:bookmarkEnd w:id="20"/>
-    <w:bookmarkStart w:id="21" w:name="when-the-ai-gets-it-wrong"/>
-    <w:p>
-      <w:pPr>
-        <w:pStyle w:val="Heading2"/>
-      </w:pPr>
-      <w:r>
-        <w:t xml:space="preserve">When the AI gets it wrong</w:t>
-      </w:r>
-    </w:p>
-    <w:p>
-      <w:pPr>
-        <w:pStyle w:val="FirstParagraph"/>
-      </w:pPr>
-      <w:r>
-        <w:t xml:space="preserve">The Translator is a helper, not an oracle. Always:</w:t>
-      </w:r>
-    </w:p>
-    <w:p>
-      <w:pPr>
-        <w:pStyle w:val="BodyText"/>
-      </w:pPr>
-    </w:p>
-    <w:bookmarkEnd w:id="21"/>
-    <w:bookmarkEnd w:id="22"/>
     <w:sectPr>
       <w:footnotePr>
         <w:numRestart w:val="eachSect"/>
@@ -1866,237 +1764,4 @@
     </a:ext>
   </a:extLst>
 </a:theme>
-</file>
-
-<file path=customXml/item1.xml><?xml version="1.0" encoding="utf-8"?>
-<ct:contentTypeSchema xmlns:ct="http://schemas.microsoft.com/office/2006/metadata/contentType" xmlns:ma="http://schemas.microsoft.com/office/2006/metadata/properties/metaAttributes" ct:_="" ma:_="" ma:contentTypeName="Document" ma:contentTypeID="0x0101006AAA32E7549EE6449AC68337FF671C5A" ma:contentTypeVersion="12" ma:contentTypeDescription="Create a new document." ma:contentTypeScope="" ma:versionID="5b725368af9e92254b31af2044252fac">
-  <xsd:schema xmlns:xsd="http://www.w3.org/2001/XMLSchema" xmlns:xs="http://www.w3.org/2001/XMLSchema" xmlns:p="http://schemas.microsoft.com/office/2006/metadata/properties" xmlns:ns2="03e19825-731a-404b-84c3-310fff85d1a8" xmlns:ns3="a675dd88-c1ff-478a-b60f-ff004313760b" targetNamespace="http://schemas.microsoft.com/office/2006/metadata/properties" ma:root="true" ma:fieldsID="de1faf0135fd982ba30b50c3b754e7cb" ns2:_="" ns3:_="">
-    <xsd:import namespace="03e19825-731a-404b-84c3-310fff85d1a8"/>
-    <xsd:import namespace="a675dd88-c1ff-478a-b60f-ff004313760b"/>
-    <xsd:element name="properties">
-      <xsd:complexType>
-        <xsd:sequence>
-          <xsd:element name="documentManagement">
-            <xsd:complexType>
-              <xsd:all>
-                <xsd:element ref="ns2:MediaServiceMetadata" minOccurs="0"/>
-                <xsd:element ref="ns2:MediaServiceFastMetadata" minOccurs="0"/>
-                <xsd:element ref="ns2:MediaServiceSearchProperties" minOccurs="0"/>
-                <xsd:element ref="ns2:MediaServiceDateTaken" minOccurs="0"/>
-                <xsd:element ref="ns2:lcf76f155ced4ddcb4097134ff3c332f" minOccurs="0"/>
-                <xsd:element ref="ns3:TaxCatchAll" minOccurs="0"/>
-                <xsd:element ref="ns2:MediaServiceGenerationTime" minOccurs="0"/>
-                <xsd:element ref="ns2:MediaServiceEventHashCode" minOccurs="0"/>
-                <xsd:element ref="ns2:MediaServiceOCR" minOccurs="0"/>
-                <xsd:element ref="ns2:MediaLengthInSeconds" minOccurs="0"/>
-                <xsd:element ref="ns2:MediaServiceLocation" minOccurs="0"/>
-              </xsd:all>
-            </xsd:complexType>
-          </xsd:element>
-        </xsd:sequence>
-      </xsd:complexType>
-    </xsd:element>
-  </xsd:schema>
-  <xsd:schema xmlns:xsd="http://www.w3.org/2001/XMLSchema" xmlns:xs="http://www.w3.org/2001/XMLSchema" xmlns:dms="http://schemas.microsoft.com/office/2006/documentManagement/types" xmlns:pc="http://schemas.microsoft.com/office/infopath/2007/PartnerControls" targetNamespace="03e19825-731a-404b-84c3-310fff85d1a8" elementFormDefault="qualified">
-    <xsd:import namespace="http://schemas.microsoft.com/office/2006/documentManagement/types"/>
-    <xsd:import namespace="http://schemas.microsoft.com/office/infopath/2007/PartnerControls"/>
-    <xsd:element name="MediaServiceMetadata" ma:index="8" nillable="true" ma:displayName="MediaServiceMetadata" ma:hidden="true" ma:internalName="MediaServiceMetadata" ma:readOnly="true">
-      <xsd:simpleType>
-        <xsd:restriction base="dms:Note"/>
-      </xsd:simpleType>
-    </xsd:element>
-    <xsd:element name="MediaServiceFastMetadata" ma:index="9" nillable="true" ma:displayName="MediaServiceFastMetadata" ma:hidden="true" ma:internalName="MediaServiceFastMetadata" ma:readOnly="true">
-      <xsd:simpleType>
-        <xsd:restriction base="dms:Note"/>
-      </xsd:simpleType>
-    </xsd:element>
-    <xsd:element name="MediaServiceSearchProperties" ma:index="10" nillable="true" ma:displayName="MediaServiceSearchProperties" ma:hidden="true" ma:internalName="MediaServiceSearchProperties" ma:readOnly="true">
-      <xsd:simpleType>
-        <xsd:restriction base="dms:Note"/>
-      </xsd:simpleType>
-    </xsd:element>
-    <xsd:element name="MediaServiceDateTaken" ma:index="11" nillable="true" ma:displayName="MediaServiceDateTaken" ma:hidden="true" ma:indexed="true" ma:internalName="MediaServiceDateTaken" ma:readOnly="true">
-      <xsd:simpleType>
-        <xsd:restriction base="dms:Text"/>
-      </xsd:simpleType>
-    </xsd:element>
-    <xsd:element name="lcf76f155ced4ddcb4097134ff3c332f" ma:index="13" nillable="true" ma:taxonomy="true" ma:internalName="lcf76f155ced4ddcb4097134ff3c332f" ma:taxonomyFieldName="MediaServiceImageTags" ma:displayName="Image Tags" ma:readOnly="false" ma:fieldId="{5cf76f15-5ced-4ddc-b409-7134ff3c332f}" ma:taxonomyMulti="true" ma:sspId="41616629-9183-4d38-9e3a-f9db27d53a26" ma:termSetId="09814cd3-568e-fe90-9814-8d621ff8fb84" ma:anchorId="fba54fb3-c3e1-fe81-a776-ca4b69148c4d" ma:open="true" ma:isKeyword="false">
-      <xsd:complexType>
-        <xsd:sequence>
-          <xsd:element ref="pc:Terms" minOccurs="0" maxOccurs="1"/>
-        </xsd:sequence>
-      </xsd:complexType>
-    </xsd:element>
-    <xsd:element name="MediaServiceGenerationTime" ma:index="15" nillable="true" ma:displayName="MediaServiceGenerationTime" ma:hidden="true" ma:internalName="MediaServiceGenerationTime" ma:readOnly="true">
-      <xsd:simpleType>
-        <xsd:restriction base="dms:Text"/>
-      </xsd:simpleType>
-    </xsd:element>
-    <xsd:element name="MediaServiceEventHashCode" ma:index="16" nillable="true" ma:displayName="MediaServiceEventHashCode" ma:hidden="true" ma:internalName="MediaServiceEventHashCode" ma:readOnly="true">
-      <xsd:simpleType>
-        <xsd:restriction base="dms:Text"/>
-      </xsd:simpleType>
-    </xsd:element>
-    <xsd:element name="MediaServiceOCR" ma:index="17" nillable="true" ma:displayName="Extracted Text" ma:internalName="MediaServiceOCR" ma:readOnly="true">
-      <xsd:simpleType>
-        <xsd:restriction base="dms:Note">
-          <xsd:maxLength value="255"/>
-        </xsd:restriction>
-      </xsd:simpleType>
-    </xsd:element>
-    <xsd:element name="MediaLengthInSeconds" ma:index="18" nillable="true" ma:displayName="MediaLengthInSeconds" ma:hidden="true" ma:internalName="MediaLengthInSeconds" ma:readOnly="true">
-      <xsd:simpleType>
-        <xsd:restriction base="dms:Unknown"/>
-      </xsd:simpleType>
-    </xsd:element>
-    <xsd:element name="MediaServiceLocation" ma:index="19" nillable="true" ma:displayName="Location" ma:indexed="true" ma:internalName="MediaServiceLocation" ma:readOnly="true">
-      <xsd:simpleType>
-        <xsd:restriction base="dms:Text"/>
-      </xsd:simpleType>
-    </xsd:element>
-  </xsd:schema>
-  <xsd:schema xmlns:xsd="http://www.w3.org/2001/XMLSchema" xmlns:xs="http://www.w3.org/2001/XMLSchema" xmlns:dms="http://schemas.microsoft.com/office/2006/documentManagement/types" xmlns:pc="http://schemas.microsoft.com/office/infopath/2007/PartnerControls" targetNamespace="a675dd88-c1ff-478a-b60f-ff004313760b" elementFormDefault="qualified">
-    <xsd:import namespace="http://schemas.microsoft.com/office/2006/documentManagement/types"/>
-    <xsd:import namespace="http://schemas.microsoft.com/office/infopath/2007/PartnerControls"/>
-    <xsd:element name="TaxCatchAll" ma:index="14" nillable="true" ma:displayName="Taxonomy Catch All Column" ma:hidden="true" ma:list="{fee70d54-65c2-44e4-aa1e-ee2a67be174e}" ma:internalName="TaxCatchAll" ma:showField="CatchAllData" ma:web="a675dd88-c1ff-478a-b60f-ff004313760b">
-      <xsd:complexType>
-        <xsd:complexContent>
-          <xsd:extension base="dms:MultiChoiceLookup">
-            <xsd:sequence>
-              <xsd:element name="Value" type="dms:Lookup" maxOccurs="unbounded" minOccurs="0" nillable="true"/>
-            </xsd:sequence>
-          </xsd:extension>
-        </xsd:complexContent>
-      </xsd:complexType>
-    </xsd:element>
-  </xsd:schema>
-  <xsd:schema xmlns="http://schemas.openxmlformats.org/package/2006/metadata/core-properties" xmlns:xsd="http://www.w3.org/2001/XMLSchema" xmlns:xsi="http://www.w3.org/2001/XMLSchema-instance" xmlns:dc="http://purl.org/dc/elements/1.1/" xmlns:dcterms="http://purl.org/dc/terms/" xmlns:odoc="http://schemas.microsoft.com/internal/obd" targetNamespace="http://schemas.openxmlformats.org/package/2006/metadata/core-properties" elementFormDefault="qualified" attributeFormDefault="unqualified" blockDefault="#all">
-    <xsd:import namespace="http://purl.org/dc/elements/1.1/" schemaLocation="http://dublincore.org/schemas/xmls/qdc/2003/04/02/dc.xsd"/>
-    <xsd:import namespace="http://purl.org/dc/terms/" schemaLocation="http://dublincore.org/schemas/xmls/qdc/2003/04/02/dcterms.xsd"/>
-    <xsd:element name="coreProperties" type="CT_coreProperties"/>
-    <xsd:complexType name="CT_coreProperties">
-      <xsd:all>
-        <xsd:element ref="dc:creator" minOccurs="0" maxOccurs="1"/>
-        <xsd:element ref="dcterms:created" minOccurs="0" maxOccurs="1"/>
-        <xsd:element ref="dc:identifier" minOccurs="0" maxOccurs="1"/>
-        <xsd:element name="contentType" minOccurs="0" maxOccurs="1" type="xsd:string" ma:index="0" ma:displayName="Content Type"/>
-        <xsd:element ref="dc:title" minOccurs="0" maxOccurs="1" ma:index="4" ma:displayName="Title"/>
-        <xsd:element ref="dc:subject" minOccurs="0" maxOccurs="1"/>
-        <xsd:element ref="dc:description" minOccurs="0" maxOccurs="1"/>
-        <xsd:element name="keywords" minOccurs="0" maxOccurs="1" type="xsd:string"/>
-        <xsd:element ref="dc:language" minOccurs="0" maxOccurs="1"/>
-        <xsd:element name="category" minOccurs="0" maxOccurs="1" type="xsd:string"/>
-        <xsd:element name="version" minOccurs="0" maxOccurs="1" type="xsd:string"/>
-        <xsd:element name="revision" minOccurs="0" maxOccurs="1" type="xsd:string">
-          <xsd:annotation>
-            <xsd:documentation>
-                        This value indicates the number of saves or revisions. The application is responsible for updating this value after each revision.
-                    </xsd:documentation>
-          </xsd:annotation>
-        </xsd:element>
-        <xsd:element name="lastModifiedBy" minOccurs="0" maxOccurs="1" type="xsd:string"/>
-        <xsd:element ref="dcterms:modified" minOccurs="0" maxOccurs="1"/>
-        <xsd:element name="contentStatus" minOccurs="0" maxOccurs="1" type="xsd:string"/>
-      </xsd:all>
-    </xsd:complexType>
-  </xsd:schema>
-  <xs:schema xmlns:pc="http://schemas.microsoft.com/office/infopath/2007/PartnerControls" xmlns:xs="http://www.w3.org/2001/XMLSchema" targetNamespace="http://schemas.microsoft.com/office/infopath/2007/PartnerControls" elementFormDefault="qualified" attributeFormDefault="unqualified">
-    <xs:element name="Person">
-      <xs:complexType>
-        <xs:sequence>
-          <xs:element ref="pc:DisplayName" minOccurs="0"/>
-          <xs:element ref="pc:AccountId" minOccurs="0"/>
-          <xs:element ref="pc:AccountType" minOccurs="0"/>
-        </xs:sequence>
-      </xs:complexType>
-    </xs:element>
-    <xs:element name="DisplayName" type="xs:string"/>
-    <xs:element name="AccountId" type="xs:string"/>
-    <xs:element name="AccountType" type="xs:string"/>
-    <xs:element name="BDCAssociatedEntity">
-      <xs:complexType>
-        <xs:sequence>
-          <xs:element ref="pc:BDCEntity" minOccurs="0" maxOccurs="unbounded"/>
-        </xs:sequence>
-        <xs:attribute ref="pc:EntityNamespace"/>
-        <xs:attribute ref="pc:EntityName"/>
-        <xs:attribute ref="pc:SystemInstanceName"/>
-        <xs:attribute ref="pc:AssociationName"/>
-      </xs:complexType>
-    </xs:element>
-    <xs:attribute name="EntityNamespace" type="xs:string"/>
-    <xs:attribute name="EntityName" type="xs:string"/>
-    <xs:attribute name="SystemInstanceName" type="xs:string"/>
-    <xs:attribute name="AssociationName" type="xs:string"/>
-    <xs:element name="BDCEntity">
-      <xs:complexType>
-        <xs:sequence>
-          <xs:element ref="pc:EntityDisplayName" minOccurs="0"/>
-          <xs:element ref="pc:EntityInstanceReference" minOccurs="0"/>
-          <xs:element ref="pc:EntityId1" minOccurs="0"/>
-          <xs:element ref="pc:EntityId2" minOccurs="0"/>
-          <xs:element ref="pc:EntityId3" minOccurs="0"/>
-          <xs:element ref="pc:EntityId4" minOccurs="0"/>
-          <xs:element ref="pc:EntityId5" minOccurs="0"/>
-        </xs:sequence>
-      </xs:complexType>
-    </xs:element>
-    <xs:element name="EntityDisplayName" type="xs:string"/>
-    <xs:element name="EntityInstanceReference" type="xs:string"/>
-    <xs:element name="EntityId1" type="xs:string"/>
-    <xs:element name="EntityId2" type="xs:string"/>
-    <xs:element name="EntityId3" type="xs:string"/>
-    <xs:element name="EntityId4" type="xs:string"/>
-    <xs:element name="EntityId5" type="xs:string"/>
-    <xs:element name="Terms">
-      <xs:complexType>
-        <xs:sequence>
-          <xs:element ref="pc:TermInfo" minOccurs="0" maxOccurs="unbounded"/>
-        </xs:sequence>
-      </xs:complexType>
-    </xs:element>
-    <xs:element name="TermInfo">
-      <xs:complexType>
-        <xs:sequence>
-          <xs:element ref="pc:TermName" minOccurs="0"/>
-          <xs:element ref="pc:TermId" minOccurs="0"/>
-        </xs:sequence>
-      </xs:complexType>
-    </xs:element>
-    <xs:element name="TermName" type="xs:string"/>
-    <xs:element name="TermId" type="xs:string"/>
-  </xs:schema>
-</ct:contentTypeSchema>
-</file>
-
-<file path=customXml/item2.xml><?xml version="1.0" encoding="utf-8"?>
-<?mso-contentType ?>
-<FormTemplates xmlns="http://schemas.microsoft.com/sharepoint/v3/contenttype/forms">
-  <Display>DocumentLibraryForm</Display>
-  <Edit>DocumentLibraryForm</Edit>
-  <New>DocumentLibraryForm</New>
-</FormTemplates>
-</file>
-
-<file path=customXml/item3.xml><?xml version="1.0" encoding="utf-8"?>
-<p:properties xmlns:p="http://schemas.microsoft.com/office/2006/metadata/properties" xmlns:xsi="http://www.w3.org/2001/XMLSchema-instance" xmlns:pc="http://schemas.microsoft.com/office/infopath/2007/PartnerControls">
-  <documentManagement>
-    <lcf76f155ced4ddcb4097134ff3c332f xmlns="03e19825-731a-404b-84c3-310fff85d1a8">
-      <Terms xmlns="http://schemas.microsoft.com/office/infopath/2007/PartnerControls"/>
-    </lcf76f155ced4ddcb4097134ff3c332f>
-    <TaxCatchAll xmlns="a675dd88-c1ff-478a-b60f-ff004313760b" xsi:nil="true"/>
-  </documentManagement>
-</p:properties>
-</file>
-
-<file path=customXml/itemProps1.xml><?xml version="1.0" encoding="utf-8"?>
-<ds:datastoreItem xmlns:ds="http://schemas.openxmlformats.org/officeDocument/2006/customXml" ds:itemID="{E52F9563-9DAD-43F0-AD2A-875764A7B789}"/>
-</file>
-
-<file path=customXml/itemProps2.xml><?xml version="1.0" encoding="utf-8"?>
-<ds:datastoreItem xmlns:ds="http://schemas.openxmlformats.org/officeDocument/2006/customXml" ds:itemID="{426B8850-9B73-4A7A-B68D-D95AAFFB8328}"/>
-</file>
-
-<file path=customXml/itemProps3.xml><?xml version="1.0" encoding="utf-8"?>
-<ds:datastoreItem xmlns:ds="http://schemas.openxmlformats.org/officeDocument/2006/customXml" ds:itemID="{1E3C28FD-356E-4850-92DB-9AAADFC1DF07}"/>
 </file>
--- a/claude_project_assets/getting_started.docx
+++ b/claude_project_assets/getting_started.docx
@@ -34,7 +34,7 @@
         <w:t xml:space="preserve">May 2026</w:t>
       </w:r>
     </w:p>
-    <w:bookmarkStart w:id="20" w:name="Xd96a23f14f7c6d0c40deb967e17baf8876078d8"/>
+    <w:bookmarkStart w:id="24" w:name="Xd96a23f14f7c6d0c40deb967e17baf8876078d8"/>
     <w:p>
       <w:pPr>
         <w:pStyle w:val="Heading1"/>
@@ -97,17 +97,208 @@
         <w:t xml:space="preserve">You will need:</w:t>
       </w:r>
     </w:p>
+    <w:p>
+      <w:pPr>
+        <w:pStyle w:val="Compact"/>
+        <w:numPr>
+          <w:ilvl w:val="0"/>
+          <w:numId w:val="1001"/>
+        </w:numPr>
+      </w:pPr>
+      <w:r>
+        <w:t xml:space="preserve">Your raw inventory data file(s) — Excel, CSV, or even a PDF / screenshot of a table.</w:t>
+      </w:r>
+    </w:p>
+    <w:p>
+      <w:pPr>
+        <w:pStyle w:val="Compact"/>
+        <w:numPr>
+          <w:ilvl w:val="0"/>
+          <w:numId w:val="1001"/>
+        </w:numPr>
+      </w:pPr>
+      <w:r>
+        <w:t xml:space="preserve">The filled</w:t>
+      </w:r>
+      <w:r>
+        <w:t xml:space="preserve"> </w:t>
+      </w:r>
+      <w:r>
+        <w:rPr>
+          <w:b/>
+          <w:bCs/>
+        </w:rPr>
+        <w:t xml:space="preserve">Pre-flight Questionnaire</w:t>
+      </w:r>
+      <w:r>
+        <w:t xml:space="preserve"> </w:t>
+      </w:r>
+      <w:r>
+        <w:t xml:space="preserve">(downloaded from the app’s Resources tab).</w:t>
+      </w:r>
+    </w:p>
+    <w:p>
+      <w:pPr>
+        <w:pStyle w:val="Compact"/>
+        <w:numPr>
+          <w:ilvl w:val="0"/>
+          <w:numId w:val="1001"/>
+        </w:numPr>
+      </w:pPr>
+      <w:r>
+        <w:t xml:space="preserve">About 10 minutes.</w:t>
+      </w:r>
+    </w:p>
     <w:bookmarkEnd w:id="9"/>
-    <w:bookmarkStart w:id="17" w:name="step-by-step"/>
+    <w:bookmarkStart w:id="10" w:name="X68784171abdc034a70a755935170287dff1bfdb"/>
     <w:p>
       <w:pPr>
         <w:pStyle w:val="Heading2"/>
       </w:pPr>
       <w:r>
+        <w:t xml:space="preserve">What the questionnaire is — and what your data file is</w:t>
+      </w:r>
+    </w:p>
+    <w:p>
+      <w:pPr>
+        <w:pStyle w:val="FirstParagraph"/>
+      </w:pPr>
+      <w:r>
+        <w:t xml:space="preserve">The Translator chat has</w:t>
+      </w:r>
+      <w:r>
+        <w:t xml:space="preserve"> </w:t>
+      </w:r>
+      <w:r>
+        <w:rPr>
+          <w:b/>
+          <w:bCs/>
+        </w:rPr>
+        <w:t xml:space="preserve">two distinct inputs</w:t>
+      </w:r>
+      <w:r>
+        <w:t xml:space="preserve"> </w:t>
+      </w:r>
+      <w:r>
+        <w:t xml:space="preserve">that you must not confuse:</w:t>
+      </w:r>
+    </w:p>
+    <w:p>
+      <w:pPr>
+        <w:pStyle w:val="Compact"/>
+        <w:numPr>
+          <w:ilvl w:val="0"/>
+          <w:numId w:val="1002"/>
+        </w:numPr>
+      </w:pPr>
+      <w:r>
+        <w:t xml:space="preserve">The</w:t>
+      </w:r>
+      <w:r>
+        <w:t xml:space="preserve"> </w:t>
+      </w:r>
+      <w:r>
+        <w:rPr>
+          <w:b/>
+          <w:bCs/>
+        </w:rPr>
+        <w:t xml:space="preserve">pre-flight questionnaire</w:t>
+      </w:r>
+      <w:r>
+        <w:t xml:space="preserve"> </w:t>
+      </w:r>
+      <w:r>
+        <w:t xml:space="preserve">is a one-page form (</w:t>
+      </w:r>
+      <w:r>
+        <w:rPr>
+          <w:rStyle w:val="VerbatimChar"/>
+        </w:rPr>
+        <w:t xml:space="preserve">.docx</w:t>
+      </w:r>
+      <w:r>
+        <w:t xml:space="preserve">) that you download, fill out, and then</w:t>
+      </w:r>
+      <w:r>
+        <w:t xml:space="preserve"> </w:t>
+      </w:r>
+      <w:r>
+        <w:rPr>
+          <w:b/>
+          <w:bCs/>
+        </w:rPr>
+        <w:t xml:space="preserve">copy-paste as text</w:t>
+      </w:r>
+      <w:r>
+        <w:t xml:space="preserve"> </w:t>
+      </w:r>
+      <w:r>
+        <w:t xml:space="preserve">into the chat box. It tells Claude about your inventory (country, year, sub-categories, manure systems, data fields, etc.) in one go, so the conversation can skip past warm-up questions and go straight to your data.</w:t>
+      </w:r>
+    </w:p>
+    <w:p>
+      <w:pPr>
+        <w:pStyle w:val="Compact"/>
+        <w:numPr>
+          <w:ilvl w:val="0"/>
+          <w:numId w:val="1002"/>
+        </w:numPr>
+      </w:pPr>
+      <w:r>
+        <w:t xml:space="preserve">Your</w:t>
+      </w:r>
+      <w:r>
+        <w:t xml:space="preserve"> </w:t>
+      </w:r>
+      <w:r>
+        <w:rPr>
+          <w:b/>
+          <w:bCs/>
+        </w:rPr>
+        <w:t xml:space="preserve">raw data file(s)</w:t>
+      </w:r>
+      <w:r>
+        <w:t xml:space="preserve"> </w:t>
+      </w:r>
+      <w:r>
+        <w:t xml:space="preserve">are what you</w:t>
+      </w:r>
+      <w:r>
+        <w:t xml:space="preserve"> </w:t>
+      </w:r>
+      <w:r>
+        <w:rPr>
+          <w:b/>
+          <w:bCs/>
+        </w:rPr>
+        <w:t xml:space="preserve">attach</w:t>
+      </w:r>
+      <w:r>
+        <w:t xml:space="preserve"> </w:t>
+      </w:r>
+      <w:r>
+        <w:t xml:space="preserve">to the chat using the paperclip icon. These are the actual numbers (population, body weight, milk yield, …) that Claude maps into the template.</w:t>
+      </w:r>
+    </w:p>
+    <w:p>
+      <w:pPr>
+        <w:pStyle w:val="FirstParagraph"/>
+      </w:pPr>
+      <w:r>
+        <w:t xml:space="preserve">In short: questionnaire = text you paste, data = file you attach.</w:t>
+      </w:r>
+    </w:p>
+    <w:bookmarkEnd w:id="10"/>
+    <w:bookmarkStart w:id="20" w:name="step-by-step"/>
+    <w:p>
+      <w:pPr>
+        <w:pStyle w:val="Heading2"/>
+      </w:pPr>
+      <w:r>
         <w:t xml:space="preserve">Step-by-step</w:t>
       </w:r>
     </w:p>
-    <w:bookmarkStart w:id="10" w:name="open-claude.ai-and-sign-in-free"/>
+    <w:bookmarkStart w:id="12" w:name="open-claude.ai-and-sign-in-free"/>
     <w:p>
       <w:pPr>
         <w:pStyle w:val="Heading3"/>
@@ -126,6 +317,16 @@
       <w:r>
         <w:t xml:space="preserve"> </w:t>
       </w:r>
+      <w:hyperlink r:id="rId11">
+        <w:r>
+          <w:rPr>
+            <w:rStyle w:val="Hyperlink"/>
+            <w:b/>
+            <w:bCs/>
+          </w:rPr>
+          <w:t xml:space="preserve">claude.ai</w:t>
+        </w:r>
+      </w:hyperlink>
       <w:r>
         <w:t xml:space="preserve"> </w:t>
       </w:r>
@@ -136,14 +337,21 @@
         <w:t xml:space="preserve"> </w:t>
       </w:r>
       <w:r>
+        <w:rPr>
+          <w:i/>
+          <w:iCs/>
+        </w:rPr>
+        <w:t xml:space="preserve">Sign up</w:t>
+      </w:r>
+      <w:r>
         <w:t xml:space="preserve"> </w:t>
       </w:r>
       <w:r>
         <w:t xml:space="preserve">if you don’t already have an account. The free tier is enough for this task. You can sign in with Google, email, or Apple — no payment details required.</w:t>
       </w:r>
     </w:p>
-    <w:bookmarkEnd w:id="10"/>
-    <w:bookmarkStart w:id="11" w:name="open-the-translator-project"/>
+    <w:bookmarkEnd w:id="12"/>
+    <w:bookmarkStart w:id="14" w:name="open-the-translator-project"/>
     <w:p>
       <w:pPr>
         <w:pStyle w:val="Heading3"/>
@@ -162,6 +370,16 @@
       <w:r>
         <w:t xml:space="preserve"> </w:t>
       </w:r>
+      <w:hyperlink r:id="rId13">
+        <w:r>
+          <w:rPr>
+            <w:rStyle w:val="Hyperlink"/>
+            <w:b/>
+            <w:bCs/>
+          </w:rPr>
+          <w:t xml:space="preserve">GMH Uncertainty Translator</w:t>
+        </w:r>
+      </w:hyperlink>
     </w:p>
     <w:p>
       <w:pPr>
@@ -171,8 +389,8 @@
         <w:t xml:space="preserve">You’ll land in a chat window pre-loaded with the parameter catalogue, template schema, and mapping examples. Claude already knows everything it needs to translate your data.</w:t>
       </w:r>
     </w:p>
-    <w:bookmarkEnd w:id="11"/>
-    <w:bookmarkStart w:id="12" w:name="X74b38a7ca40e7f63f0fe9c83c44501185dbeb81"/>
+    <w:bookmarkEnd w:id="14"/>
+    <w:bookmarkStart w:id="15" w:name="X74b38a7ca40e7f63f0fe9c83c44501185dbeb81"/>
     <w:p>
       <w:pPr>
         <w:pStyle w:val="Heading3"/>
@@ -186,13 +404,29 @@
         <w:pStyle w:val="FirstParagraph"/>
       </w:pPr>
       <w:r>
-        <w:t xml:space="preserve"> </w:t>
-      </w:r>
-      <w:r>
-        <w:t xml:space="preserve">Open the questionnaire (</w:t>
-      </w:r>
-      <w:r>
-        <w:t xml:space="preserve">), select everything, copy, and paste it into the chat box at the bottom of the Translator window. Click send.</w:t>
+        <w:rPr>
+          <w:b/>
+          <w:bCs/>
+        </w:rPr>
+        <w:t xml:space="preserve">This is text you paste, not a file you upload.</w:t>
+      </w:r>
+      <w:r>
+        <w:t xml:space="preserve"> </w:t>
+      </w:r>
+      <w:r>
+        <w:t xml:space="preserve">Open your filled</w:t>
+      </w:r>
+      <w:r>
+        <w:t xml:space="preserve"> </w:t>
+      </w:r>
+      <w:r>
+        <w:rPr>
+          <w:rStyle w:val="VerbatimChar"/>
+        </w:rPr>
+        <w:t xml:space="preserve">questionnaire.docx</w:t>
+      </w:r>
+      <w:r>
+        <w:t xml:space="preserve">, select everything (Ctrl+A), copy (Ctrl+C), and paste (Ctrl+V) into the chat box at the bottom of the Translator window. Click send.</w:t>
       </w:r>
     </w:p>
     <w:p>
@@ -207,9 +441,16 @@
       <w:pPr>
         <w:pStyle w:val="BodyText"/>
       </w:pPr>
-    </w:p>
-    <w:bookmarkEnd w:id="12"/>
-    <w:bookmarkStart w:id="13" w:name="upload-your-raw-data-files"/>
+      <w:r>
+        <w:rPr>
+          <w:i/>
+          <w:iCs/>
+        </w:rPr>
+        <w:t xml:space="preserve">Why a questionnaire? Without it, Claude has to ask you six warm-up questions one-by-one before it can do anything useful. The questionnaire gives Claude all those answers up front, so the conversation can go straight to inspecting your data.</w:t>
+      </w:r>
+    </w:p>
+    <w:bookmarkEnd w:id="15"/>
+    <w:bookmarkStart w:id="16" w:name="upload-your-raw-data-files"/>
     <w:p>
       <w:pPr>
         <w:pStyle w:val="Heading3"/>
@@ -223,12 +464,26 @@
         <w:pStyle w:val="FirstParagraph"/>
       </w:pPr>
       <w:r>
+        <w:rPr>
+          <w:b/>
+          <w:bCs/>
+        </w:rPr>
+        <w:t xml:space="preserve">This is a file upload</w:t>
+      </w:r>
+      <w:r>
         <w:t xml:space="preserve">, not text. Click the</w:t>
       </w:r>
       <w:r>
         <w:t xml:space="preserve"> </w:t>
       </w:r>
       <w:r>
+        <w:rPr>
+          <w:b/>
+          <w:bCs/>
+        </w:rPr>
+        <w:t xml:space="preserve">paperclip icon</w:t>
+      </w:r>
+      <w:r>
         <w:t xml:space="preserve"> </w:t>
       </w:r>
       <w:r>
@@ -238,23 +493,41 @@
         <w:t xml:space="preserve"> </w:t>
       </w:r>
       <w:r>
+        <w:rPr>
+          <w:rStyle w:val="VerbatimChar"/>
+        </w:rPr>
+        <w:t xml:space="preserve">.xlsx</w:t>
+      </w:r>
+      <w:r>
         <w:t xml:space="preserve">,</w:t>
       </w:r>
       <w:r>
         <w:t xml:space="preserve"> </w:t>
       </w:r>
       <w:r>
+        <w:rPr>
+          <w:rStyle w:val="VerbatimChar"/>
+        </w:rPr>
+        <w:t xml:space="preserve">.csv</w:t>
+      </w:r>
+      <w:r>
         <w:t xml:space="preserve">,</w:t>
       </w:r>
       <w:r>
         <w:t xml:space="preserve"> </w:t>
       </w:r>
       <w:r>
+        <w:rPr>
+          <w:rStyle w:val="VerbatimChar"/>
+        </w:rPr>
+        <w:t xml:space="preserve">.pdf</w:t>
+      </w:r>
+      <w:r>
         <w:t xml:space="preserve">, or images of tables all work — and send. Claude will inspect the file, propose a column mapping, and ask you to confirm anything ambiguous.</w:t>
       </w:r>
     </w:p>
-    <w:bookmarkEnd w:id="13"/>
-    <w:bookmarkStart w:id="14" w:name="answer-claudes-clarification-questions"/>
+    <w:bookmarkEnd w:id="16"/>
+    <w:bookmarkStart w:id="17" w:name="answer-claudes-clarification-questions"/>
     <w:p>
       <w:pPr>
         <w:pStyle w:val="Heading3"/>
@@ -273,159 +546,537 @@
     </w:p>
     <w:p>
       <w:pPr>
+        <w:pStyle w:val="Compact"/>
+        <w:numPr>
+          <w:ilvl w:val="0"/>
+          <w:numId w:val="1003"/>
+        </w:numPr>
+      </w:pPr>
+      <w:r>
+        <w:rPr>
+          <w:i/>
+          <w:iCs/>
+        </w:rPr>
+        <w:t xml:space="preserve">“Your column</w:t>
+      </w:r>
+      <w:r>
+        <w:rPr>
+          <w:i/>
+          <w:iCs/>
+        </w:rPr>
+        <w:t xml:space="preserve"> </w:t>
+      </w:r>
+      <w:r>
+        <w:rPr>
+          <w:rStyle w:val="VerbatimChar"/>
+          <w:i/>
+          <w:iCs/>
+        </w:rPr>
+        <w:t xml:space="preserve">weight</w:t>
+      </w:r>
+      <w:r>
+        <w:rPr>
+          <w:i/>
+          <w:iCs/>
+        </w:rPr>
+        <w:t xml:space="preserve"> </w:t>
+      </w:r>
+      <w:r>
+        <w:rPr>
+          <w:i/>
+          <w:iCs/>
+        </w:rPr>
+        <w:t xml:space="preserve">— is this body weight (current) or mature weight (adult target)?”</w:t>
+      </w:r>
+    </w:p>
+    <w:p>
+      <w:pPr>
+        <w:pStyle w:val="Compact"/>
+        <w:numPr>
+          <w:ilvl w:val="0"/>
+          <w:numId w:val="1003"/>
+        </w:numPr>
+      </w:pPr>
+      <w:r>
+        <w:rPr>
+          <w:i/>
+          <w:iCs/>
+        </w:rPr>
+        <w:t xml:space="preserve">“Your milk yield column is in litres — should I convert to kg using ×1.03, or treat 1 L = 1 kg?”</w:t>
+      </w:r>
+    </w:p>
+    <w:p>
+      <w:pPr>
+        <w:pStyle w:val="FirstParagraph"/>
+      </w:pPr>
+      <w:r>
+        <w:t xml:space="preserve">Answer in plain language. Claude will adjust and re-confirm.</w:t>
+      </w:r>
+    </w:p>
+    <w:bookmarkEnd w:id="17"/>
+    <w:bookmarkStart w:id="18" w:name="receive-the-filled-template"/>
+    <w:p>
+      <w:pPr>
+        <w:pStyle w:val="Heading3"/>
+      </w:pPr>
+      <w:r>
+        <w:t xml:space="preserve">6. Receive the filled template</w:t>
+      </w:r>
+    </w:p>
+    <w:p>
+      <w:pPr>
+        <w:pStyle w:val="FirstParagraph"/>
+      </w:pPr>
+      <w:r>
+        <w:t xml:space="preserve">When Claude is satisfied, it will produce</w:t>
+      </w:r>
+      <w:r>
+        <w:t xml:space="preserve"> </w:t>
+      </w:r>
+      <w:r>
+        <w:rPr>
+          <w:rStyle w:val="VerbatimChar"/>
+          <w:b/>
+          <w:bCs/>
+        </w:rPr>
+        <w:t xml:space="preserve">filled_template_for_app.xlsx</w:t>
+      </w:r>
+      <w:r>
+        <w:t xml:space="preserve"> </w:t>
+      </w:r>
+      <w:r>
+        <w:t xml:space="preserve">as a downloadable file. Click the download icon next to it in the chat.</w:t>
+      </w:r>
+    </w:p>
+    <w:bookmarkEnd w:id="18"/>
+    <w:bookmarkStart w:id="19" w:name="upload-into-the-cattle-uncertainty-app"/>
+    <w:p>
+      <w:pPr>
+        <w:pStyle w:val="Heading3"/>
+      </w:pPr>
+      <w:r>
+        <w:t xml:space="preserve">7. Upload into the Cattle Uncertainty App</w:t>
+      </w:r>
+    </w:p>
+    <w:p>
+      <w:pPr>
+        <w:pStyle w:val="FirstParagraph"/>
+      </w:pPr>
+      <w:r>
+        <w:t xml:space="preserve">In the app’s</w:t>
+      </w:r>
+      <w:r>
+        <w:t xml:space="preserve"> </w:t>
+      </w:r>
+      <w:r>
+        <w:rPr>
+          <w:b/>
+          <w:bCs/>
+        </w:rPr>
+        <w:t xml:space="preserve">Data Input</w:t>
+      </w:r>
+      <w:r>
+        <w:t xml:space="preserve"> </w:t>
+      </w:r>
+      <w:r>
+        <w:t xml:space="preserve">tab:</w:t>
+      </w:r>
+    </w:p>
+    <w:p>
+      <w:pPr>
+        <w:pStyle w:val="Compact"/>
+        <w:numPr>
+          <w:ilvl w:val="0"/>
+          <w:numId w:val="1004"/>
+        </w:numPr>
+      </w:pPr>
+      <w:r>
+        <w:t xml:space="preserve">Click</w:t>
+      </w:r>
+      <w:r>
+        <w:t xml:space="preserve"> </w:t>
+      </w:r>
+      <w:r>
+        <w:rPr>
+          <w:i/>
+          <w:iCs/>
+        </w:rPr>
+        <w:t xml:space="preserve">Upload your filled template (.xlsx)</w:t>
+      </w:r>
+      <w:r>
+        <w:t xml:space="preserve">.</w:t>
+      </w:r>
+    </w:p>
+    <w:p>
+      <w:pPr>
+        <w:pStyle w:val="Compact"/>
+        <w:numPr>
+          <w:ilvl w:val="0"/>
+          <w:numId w:val="1004"/>
+        </w:numPr>
+      </w:pPr>
+      <w:r>
+        <w:t xml:space="preserve">Select</w:t>
+      </w:r>
+      <w:r>
+        <w:t xml:space="preserve"> </w:t>
+      </w:r>
+      <w:r>
+        <w:rPr>
+          <w:rStyle w:val="VerbatimChar"/>
+        </w:rPr>
+        <w:t xml:space="preserve">filled_template_for_app.xlsx</w:t>
+      </w:r>
+      <w:r>
+        <w:t xml:space="preserve">.</w:t>
+      </w:r>
+    </w:p>
+    <w:p>
+      <w:pPr>
+        <w:pStyle w:val="FirstParagraph"/>
+      </w:pPr>
+      <w:r>
+        <w:t xml:space="preserve">The app will validate the file and load it. Any issues appear in the</w:t>
+      </w:r>
+      <w:r>
+        <w:t xml:space="preserve"> </w:t>
+      </w:r>
+      <w:r>
+        <w:rPr>
+          <w:b/>
+          <w:bCs/>
+        </w:rPr>
+        <w:t xml:space="preserve">QA/QC</w:t>
+      </w:r>
+      <w:r>
+        <w:t xml:space="preserve"> </w:t>
+      </w:r>
+      <w:r>
+        <w:t xml:space="preserve">tab — green = OK, amber = review, red = fix.</w:t>
+      </w:r>
+    </w:p>
+    <w:p>
+      <w:pPr>
         <w:pStyle w:val="BodyText"/>
       </w:pPr>
       <w:r>
-        <w:t xml:space="preserve">Answer in plain language. Claude will adjust and re-confirm.</w:t>
-      </w:r>
-    </w:p>
-    <w:bookmarkEnd w:id="14"/>
-    <w:bookmarkStart w:id="15" w:name="receive-the-filled-template"/>
-    <w:p>
-      <w:pPr>
-        <w:pStyle w:val="Heading3"/>
-      </w:pPr>
-      <w:r>
-        <w:t xml:space="preserve">6. Receive the filled template</w:t>
-      </w:r>
-    </w:p>
-    <w:p>
-      <w:pPr>
-        <w:pStyle w:val="FirstParagraph"/>
-      </w:pPr>
-      <w:r>
-        <w:t xml:space="preserve">When Claude is satisfied, it will produce</w:t>
-      </w:r>
-      <w:r>
-        <w:t xml:space="preserve"> </w:t>
-      </w:r>
-      <w:r>
-        <w:t xml:space="preserve"> </w:t>
-      </w:r>
-      <w:r>
-        <w:t xml:space="preserve">as a downloadable file. Click the download icon next to it in the chat.</w:t>
-      </w:r>
-    </w:p>
-    <w:bookmarkEnd w:id="15"/>
-    <w:bookmarkStart w:id="16" w:name="upload-into-the-cattle-uncertainty-app"/>
-    <w:p>
-      <w:pPr>
-        <w:pStyle w:val="Heading3"/>
-      </w:pPr>
-      <w:r>
-        <w:t xml:space="preserve">7. Upload into the Cattle Uncertainty App</w:t>
-      </w:r>
-    </w:p>
-    <w:p>
-      <w:pPr>
-        <w:pStyle w:val="FirstParagraph"/>
-      </w:pPr>
-      <w:r>
-        <w:t xml:space="preserve">In the app’s</w:t>
-      </w:r>
-      <w:r>
-        <w:t xml:space="preserve"> </w:t>
-      </w:r>
-      <w:r>
-        <w:t xml:space="preserve"> </w:t>
-      </w:r>
-      <w:r>
-        <w:t xml:space="preserve">tab:</w:t>
-      </w:r>
-    </w:p>
-    <w:p>
-      <w:pPr>
-        <w:pStyle w:val="BodyText"/>
-      </w:pPr>
-      <w:r>
-        <w:t xml:space="preserve">The app will validate the file and load it. Any issues appear in the</w:t>
-      </w:r>
-      <w:r>
-        <w:t xml:space="preserve"> </w:t>
-      </w:r>
-      <w:r>
-        <w:t xml:space="preserve"> </w:t>
-      </w:r>
-      <w:r>
-        <w:t xml:space="preserve">tab —</w:t>
-      </w:r>
-      <w:r>
-        <w:t xml:space="preserve"> </w:t>
-      </w:r>
-      <w:r>
-        <w:t xml:space="preserve"> </w:t>
-      </w:r>
-      <w:r>
-        <w:t xml:space="preserve">= OK,</w:t>
-      </w:r>
-      <w:r>
-        <w:t xml:space="preserve"> </w:t>
-      </w:r>
-      <w:r>
-        <w:t xml:space="preserve"> </w:t>
-      </w:r>
-      <w:r>
-        <w:t xml:space="preserve">= review,</w:t>
-      </w:r>
-      <w:r>
-        <w:t xml:space="preserve"> </w:t>
-      </w:r>
-      <w:r>
-        <w:t xml:space="preserve"> </w:t>
-      </w:r>
-      <w:r>
-        <w:t xml:space="preserve">= fix.</w:t>
-      </w:r>
-    </w:p>
-    <w:p>
-      <w:pPr>
-        <w:pStyle w:val="BodyText"/>
-      </w:pPr>
-      <w:r>
         <w:t xml:space="preserve">You are now ready to run the uncertainty simulation.</w:t>
       </w:r>
-    </w:p>
-    <w:p>
-      <w:r>
-        <w:br w:type="page"/>
-      </w:r>
-    </w:p>
-    <w:bookmarkEnd w:id="16"/>
-    <w:bookmarkEnd w:id="17"/>
-    <w:bookmarkStart w:id="18" w:name="tips-for-a-smooth-session"/>
-    <w:p>
-      <w:pPr>
-        <w:pStyle w:val="Heading2"/>
-      </w:pPr>
-      <w:r>
-        <w:t xml:space="preserve">Tips for a smooth session</w:t>
-      </w:r>
-    </w:p>
-    <w:bookmarkEnd w:id="18"/>
-    <w:bookmarkStart w:id="19" w:name="when-the-ai-gets-it-wrong"/>
-    <w:p>
-      <w:pPr>
-        <w:pStyle w:val="Heading2"/>
-      </w:pPr>
-      <w:r>
-        <w:t xml:space="preserve">When the AI gets it wrong</w:t>
-      </w:r>
-    </w:p>
-    <w:p>
-      <w:pPr>
-        <w:pStyle w:val="FirstParagraph"/>
-      </w:pPr>
-      <w:r>
-        <w:t xml:space="preserve">The Translator is a helper, not an oracle. Always:</w:t>
-      </w:r>
-    </w:p>
-    <w:p>
-      <w:pPr>
-        <w:pStyle w:val="BodyText"/>
-      </w:pPr>
     </w:p>
     <w:bookmarkEnd w:id="19"/>
     <w:bookmarkEnd w:id="20"/>
+    <w:bookmarkStart w:id="21" w:name="tips-for-a-smooth-session"/>
+    <w:p>
+      <w:pPr>
+        <w:pStyle w:val="Heading2"/>
+      </w:pPr>
+      <w:r>
+        <w:t xml:space="preserve">Tips for a smooth session</w:t>
+      </w:r>
+    </w:p>
+    <w:p>
+      <w:pPr>
+        <w:pStyle w:val="Compact"/>
+        <w:numPr>
+          <w:ilvl w:val="0"/>
+          <w:numId w:val="1005"/>
+        </w:numPr>
+      </w:pPr>
+      <w:r>
+        <w:rPr>
+          <w:b/>
+          <w:bCs/>
+        </w:rPr>
+        <w:t xml:space="preserve">Be specific.</w:t>
+      </w:r>
+      <w:r>
+        <w:t xml:space="preserve"> </w:t>
+      </w:r>
+      <w:r>
+        <w:t xml:space="preserve">“Population in column B is total dairy cattle in 2022”</w:t>
+      </w:r>
+      <w:r>
+        <w:t xml:space="preserve"> </w:t>
+      </w:r>
+      <w:r>
+        <w:t xml:space="preserve">beats</w:t>
+      </w:r>
+      <w:r>
+        <w:t xml:space="preserve"> </w:t>
+      </w:r>
+      <w:r>
+        <w:t xml:space="preserve">“B is animals”</w:t>
+      </w:r>
+      <w:r>
+        <w:t xml:space="preserve">.</w:t>
+      </w:r>
+    </w:p>
+    <w:p>
+      <w:pPr>
+        <w:pStyle w:val="Compact"/>
+        <w:numPr>
+          <w:ilvl w:val="0"/>
+          <w:numId w:val="1005"/>
+        </w:numPr>
+      </w:pPr>
+      <w:r>
+        <w:rPr>
+          <w:b/>
+          <w:bCs/>
+        </w:rPr>
+        <w:t xml:space="preserve">Tell Claude when something is wrong.</w:t>
+      </w:r>
+      <w:r>
+        <w:t xml:space="preserve"> </w:t>
+      </w:r>
+      <w:r>
+        <w:t xml:space="preserve">If a unit conversion looks off, just say</w:t>
+      </w:r>
+      <w:r>
+        <w:t xml:space="preserve"> </w:t>
+      </w:r>
+      <w:r>
+        <w:rPr>
+          <w:i/>
+          <w:iCs/>
+        </w:rPr>
+        <w:t xml:space="preserve">“wait — that should be 275 kg, not 599 kg”</w:t>
+      </w:r>
+      <w:r>
+        <w:t xml:space="preserve"> </w:t>
+      </w:r>
+      <w:r>
+        <w:t xml:space="preserve">and Claude will fix it.</w:t>
+      </w:r>
+    </w:p>
+    <w:p>
+      <w:pPr>
+        <w:pStyle w:val="Compact"/>
+        <w:numPr>
+          <w:ilvl w:val="0"/>
+          <w:numId w:val="1005"/>
+        </w:numPr>
+      </w:pPr>
+      <w:r>
+        <w:rPr>
+          <w:b/>
+          <w:bCs/>
+        </w:rPr>
+        <w:t xml:space="preserve">Ask Claude to explain.</w:t>
+      </w:r>
+      <w:r>
+        <w:t xml:space="preserve"> </w:t>
+      </w:r>
+      <w:r>
+        <w:rPr>
+          <w:i/>
+          <w:iCs/>
+        </w:rPr>
+        <w:t xml:space="preserve">“Why did you set Ym = 6.5?”</w:t>
+      </w:r>
+      <w:r>
+        <w:t xml:space="preserve"> </w:t>
+      </w:r>
+      <w:r>
+        <w:t xml:space="preserve">is a fine question — it will cite the IPCC table.</w:t>
+      </w:r>
+    </w:p>
+    <w:p>
+      <w:pPr>
+        <w:pStyle w:val="Compact"/>
+        <w:numPr>
+          <w:ilvl w:val="0"/>
+          <w:numId w:val="1005"/>
+        </w:numPr>
+      </w:pPr>
+      <w:r>
+        <w:rPr>
+          <w:b/>
+          <w:bCs/>
+        </w:rPr>
+        <w:t xml:space="preserve">Don’t worry about advanced parameters.</w:t>
+      </w:r>
+      <w:r>
+        <w:t xml:space="preserve"> </w:t>
+      </w:r>
+      <w:r>
+        <w:t xml:space="preserve">The 16 IPCC coefficients (</w:t>
+      </w:r>
+      <w:r>
+        <w:rPr>
+          <w:rStyle w:val="VerbatimChar"/>
+        </w:rPr>
+        <w:t xml:space="preserve">Cfi</w:t>
+      </w:r>
+      <w:r>
+        <w:t xml:space="preserve">,</w:t>
+      </w:r>
+      <w:r>
+        <w:t xml:space="preserve"> </w:t>
+      </w:r>
+      <w:r>
+        <w:rPr>
+          <w:rStyle w:val="VerbatimChar"/>
+        </w:rPr>
+        <w:t xml:space="preserve">Ca</w:t>
+      </w:r>
+      <w:r>
+        <w:t xml:space="preserve">,</w:t>
+      </w:r>
+      <w:r>
+        <w:t xml:space="preserve"> </w:t>
+      </w:r>
+      <w:r>
+        <w:rPr>
+          <w:rStyle w:val="VerbatimChar"/>
+        </w:rPr>
+        <w:t xml:space="preserve">Ym</w:t>
+      </w:r>
+      <w:r>
+        <w:t xml:space="preserve">,</w:t>
+      </w:r>
+      <w:r>
+        <w:t xml:space="preserve"> </w:t>
+      </w:r>
+      <w:r>
+        <w:rPr>
+          <w:rStyle w:val="VerbatimChar"/>
+        </w:rPr>
+        <w:t xml:space="preserve">EF3</w:t>
+      </w:r>
+      <w:r>
+        <w:t xml:space="preserve">, …) ship with sensible defaults. You only need to provide them if you have country-specific measurements.</w:t>
+      </w:r>
+    </w:p>
+    <w:bookmarkEnd w:id="21"/>
+    <w:bookmarkStart w:id="23" w:name="when-the-ai-gets-it-wrong"/>
+    <w:p>
+      <w:pPr>
+        <w:pStyle w:val="Heading2"/>
+      </w:pPr>
+      <w:r>
+        <w:t xml:space="preserve">When the AI gets it wrong</w:t>
+      </w:r>
+    </w:p>
+    <w:p>
+      <w:pPr>
+        <w:pStyle w:val="FirstParagraph"/>
+      </w:pPr>
+      <w:r>
+        <w:t xml:space="preserve">The Translator is a helper, not an oracle. Always:</w:t>
+      </w:r>
+    </w:p>
+    <w:p>
+      <w:pPr>
+        <w:pStyle w:val="Compact"/>
+        <w:numPr>
+          <w:ilvl w:val="0"/>
+          <w:numId w:val="1006"/>
+        </w:numPr>
+      </w:pPr>
+      <w:r>
+        <w:rPr>
+          <w:b/>
+          <w:bCs/>
+        </w:rPr>
+        <w:t xml:space="preserve">Spot-check</w:t>
+      </w:r>
+      <w:r>
+        <w:t xml:space="preserve"> </w:t>
+      </w:r>
+      <w:r>
+        <w:t xml:space="preserve">the key numbers (population, body weight, milk yield) by comparing with your original file.</w:t>
+      </w:r>
+    </w:p>
+    <w:p>
+      <w:pPr>
+        <w:pStyle w:val="Compact"/>
+        <w:numPr>
+          <w:ilvl w:val="0"/>
+          <w:numId w:val="1006"/>
+        </w:numPr>
+      </w:pPr>
+      <w:r>
+        <w:rPr>
+          <w:b/>
+          <w:bCs/>
+        </w:rPr>
+        <w:t xml:space="preserve">Watch the QA/QC tab</w:t>
+      </w:r>
+      <w:r>
+        <w:t xml:space="preserve"> </w:t>
+      </w:r>
+      <w:r>
+        <w:t xml:space="preserve">for amber and red flags after upload — those highlight values outside IPCC ranges.</w:t>
+      </w:r>
+    </w:p>
+    <w:p>
+      <w:pPr>
+        <w:pStyle w:val="Compact"/>
+        <w:numPr>
+          <w:ilvl w:val="0"/>
+          <w:numId w:val="1006"/>
+        </w:numPr>
+      </w:pPr>
+      <w:r>
+        <w:rPr>
+          <w:b/>
+          <w:bCs/>
+        </w:rPr>
+        <w:t xml:space="preserve">Tell us</w:t>
+      </w:r>
+      <w:r>
+        <w:t xml:space="preserve"> </w:t>
+      </w:r>
+      <w:r>
+        <w:t xml:space="preserve">when something is off. Use the in-app Feedback tab to report mistranslations so we can improve the prompt.</w:t>
+      </w:r>
+    </w:p>
+    <w:p>
+      <w:r>
+        <w:pict>
+          <v:rect style="width:0;height:1.5pt" o:hralign="center" o:hrstd="t" o:hr="t"/>
+        </w:pict>
+      </w:r>
+    </w:p>
+    <w:p>
+      <w:pPr>
+        <w:pStyle w:val="FirstParagraph"/>
+      </w:pPr>
+      <w:r>
+        <w:rPr>
+          <w:i/>
+          <w:iCs/>
+        </w:rPr>
+        <w:t xml:space="preserve">Produced by the CGIAR Alliance, Climate Action–Net Zero Initiative, Project D614 — GMH Emissions Uncertainty. Questions:</w:t>
+      </w:r>
+      <w:r>
+        <w:rPr>
+          <w:i/>
+          <w:iCs/>
+        </w:rPr>
+        <w:t xml:space="preserve"> </w:t>
+      </w:r>
+      <w:hyperlink r:id="rId22">
+        <w:r>
+          <w:rPr>
+            <w:rStyle w:val="Hyperlink"/>
+            <w:i/>
+            <w:iCs/>
+          </w:rPr>
+          <w:t xml:space="preserve">M.Lolita@cgiar.org</w:t>
+        </w:r>
+      </w:hyperlink>
+      <w:r>
+        <w:rPr>
+          <w:i/>
+          <w:iCs/>
+        </w:rPr>
+        <w:t xml:space="preserve">.</w:t>
+      </w:r>
+    </w:p>
+    <w:bookmarkEnd w:id="23"/>
+    <w:bookmarkEnd w:id="24"/>
     <w:sectPr>
       <w:footnotePr>
         <w:numRestart w:val="eachSect"/>
@@ -536,8 +1187,268 @@
       </w:pPr>
     </w:lvl>
   </w:abstractNum>
+  <w:abstractNum w:abstractNumId="99411">
+    <w:nsid w:val="00A99411"/>
+    <w:multiLevelType w:val="multilevel"/>
+    <w:lvl w:ilvl="0">
+      <w:start w:val="1"/>
+      <w:numFmt w:val="decimal"/>
+      <w:lvlText w:val="%1."/>
+      <w:lvlJc w:val="left"/>
+      <w:pPr>
+        <w:ind w:left="720" w:hanging="360"/>
+      </w:pPr>
+    </w:lvl>
+    <w:lvl w:ilvl="1">
+      <w:start w:val="1"/>
+      <w:numFmt w:val="decimal"/>
+      <w:lvlText w:val="%2."/>
+      <w:lvlJc w:val="left"/>
+      <w:pPr>
+        <w:ind w:left="1440" w:hanging="360"/>
+      </w:pPr>
+    </w:lvl>
+    <w:lvl w:ilvl="2">
+      <w:start w:val="1"/>
+      <w:numFmt w:val="decimal"/>
+      <w:lvlText w:val="%3."/>
+      <w:lvlJc w:val="left"/>
+      <w:pPr>
+        <w:ind w:left="2160" w:hanging="360"/>
+      </w:pPr>
+    </w:lvl>
+    <w:lvl w:ilvl="3">
+      <w:start w:val="1"/>
+      <w:numFmt w:val="decimal"/>
+      <w:lvlText w:val="%4."/>
+      <w:lvlJc w:val="left"/>
+      <w:pPr>
+        <w:ind w:left="2880" w:hanging="360"/>
+      </w:pPr>
+    </w:lvl>
+    <w:lvl w:ilvl="4">
+      <w:start w:val="1"/>
+      <w:numFmt w:val="decimal"/>
+      <w:lvlText w:val="%5."/>
+      <w:lvlJc w:val="left"/>
+      <w:pPr>
+        <w:ind w:left="3600" w:hanging="360"/>
+      </w:pPr>
+    </w:lvl>
+    <w:lvl w:ilvl="5">
+      <w:start w:val="1"/>
+      <w:numFmt w:val="decimal"/>
+      <w:lvlText w:val="%6."/>
+      <w:lvlJc w:val="left"/>
+      <w:pPr>
+        <w:ind w:left="4320" w:hanging="360"/>
+      </w:pPr>
+    </w:lvl>
+    <w:lvl w:ilvl="6">
+      <w:start w:val="1"/>
+      <w:numFmt w:val="decimal"/>
+      <w:lvlText w:val="%7."/>
+      <w:lvlJc w:val="left"/>
+      <w:pPr>
+        <w:ind w:left="5040" w:hanging="360"/>
+      </w:pPr>
+    </w:lvl>
+    <w:lvl w:ilvl="7">
+      <w:start w:val="1"/>
+      <w:numFmt w:val="decimal"/>
+      <w:lvlText w:val="%8."/>
+      <w:lvlJc w:val="left"/>
+      <w:pPr>
+        <w:ind w:left="5760" w:hanging="360"/>
+      </w:pPr>
+    </w:lvl>
+    <w:lvl w:ilvl="8">
+      <w:start w:val="1"/>
+      <w:numFmt w:val="decimal"/>
+      <w:lvlText w:val="%9."/>
+      <w:lvlJc w:val="left"/>
+      <w:pPr>
+        <w:ind w:left="6480" w:hanging="360"/>
+      </w:pPr>
+    </w:lvl>
+  </w:abstractNum>
+  <w:abstractNum w:abstractNumId="991">
+    <w:nsid w:val="0000A991"/>
+    <w:multiLevelType w:val="multilevel"/>
+    <w:lvl w:ilvl="0">
+      <w:numFmt w:val="bullet"/>
+      <w:lvlText w:val=""/>
+      <w:lvlJc w:val="left"/>
+      <w:pPr>
+        <w:ind w:left="720" w:hanging="360"/>
+      </w:pPr>
+      <w:rPr>
+        <w:rFonts w:ascii="Symbol" w:hAnsi="Symbol" w:cs="Symbol" w:hint="default"/>
+      </w:rPr>
+    </w:lvl>
+    <w:lvl w:ilvl="1">
+      <w:numFmt w:val="bullet"/>
+      <w:lvlText w:val="o"/>
+      <w:lvlJc w:val="left"/>
+      <w:pPr>
+        <w:ind w:left="1440" w:hanging="360"/>
+      </w:pPr>
+      <w:rPr>
+        <w:rFonts w:ascii="Courier New" w:hAnsi="Courier New" w:cs="Courier New" w:hint="default"/>
+      </w:rPr>
+    </w:lvl>
+    <w:lvl w:ilvl="2">
+      <w:numFmt w:val="bullet"/>
+      <w:lvlText w:val=""/>
+      <w:lvlJc w:val="left"/>
+      <w:pPr>
+        <w:ind w:left="2160" w:hanging="360"/>
+      </w:pPr>
+      <w:rPr>
+        <w:rFonts w:ascii="Wingdings" w:hAnsi="Wingdings" w:cs="Wingdings" w:hint="default"/>
+      </w:rPr>
+    </w:lvl>
+    <w:lvl w:ilvl="3">
+      <w:numFmt w:val="bullet"/>
+      <w:lvlText w:val=""/>
+      <w:lvlJc w:val="left"/>
+      <w:pPr>
+        <w:ind w:left="2880" w:hanging="360"/>
+      </w:pPr>
+      <w:rPr>
+        <w:rFonts w:ascii="Symbol" w:hAnsi="Symbol" w:cs="Symbol" w:hint="default"/>
+      </w:rPr>
+    </w:lvl>
+    <w:lvl w:ilvl="4">
+      <w:numFmt w:val="bullet"/>
+      <w:lvlText w:val="o"/>
+      <w:lvlJc w:val="left"/>
+      <w:pPr>
+        <w:ind w:left="3600" w:hanging="360"/>
+      </w:pPr>
+      <w:rPr>
+        <w:rFonts w:ascii="Courier New" w:hAnsi="Courier New" w:cs="Courier New" w:hint="default"/>
+      </w:rPr>
+    </w:lvl>
+    <w:lvl w:ilvl="5">
+      <w:numFmt w:val="bullet"/>
+      <w:lvlText w:val=""/>
+      <w:lvlJc w:val="left"/>
+      <w:pPr>
+        <w:ind w:left="4320" w:hanging="360"/>
+      </w:pPr>
+      <w:rPr>
+        <w:rFonts w:ascii="Wingdings" w:hAnsi="Wingdings" w:cs="Wingdings" w:hint="default"/>
+      </w:rPr>
+    </w:lvl>
+    <w:lvl w:ilvl="6">
+      <w:numFmt w:val="bullet"/>
+      <w:lvlText w:val=""/>
+      <w:lvlJc w:val="left"/>
+      <w:pPr>
+        <w:ind w:left="5040" w:hanging="360"/>
+      </w:pPr>
+      <w:rPr>
+        <w:rFonts w:ascii="Symbol" w:hAnsi="Symbol" w:cs="Symbol" w:hint="default"/>
+      </w:rPr>
+    </w:lvl>
+    <w:lvl w:ilvl="7">
+      <w:numFmt w:val="bullet"/>
+      <w:lvlText w:val="o"/>
+      <w:lvlJc w:val="left"/>
+      <w:pPr>
+        <w:ind w:left="5760" w:hanging="360"/>
+      </w:pPr>
+      <w:rPr>
+        <w:rFonts w:ascii="Courier New" w:hAnsi="Courier New" w:cs="Courier New" w:hint="default"/>
+      </w:rPr>
+    </w:lvl>
+    <w:lvl w:ilvl="8">
+      <w:numFmt w:val="bullet"/>
+      <w:lvlText w:val=""/>
+      <w:lvlJc w:val="left"/>
+      <w:pPr>
+        <w:ind w:left="6480" w:hanging="360"/>
+      </w:pPr>
+      <w:rPr>
+        <w:rFonts w:ascii="Wingdings" w:hAnsi="Wingdings" w:cs="Wingdings" w:hint="default"/>
+      </w:rPr>
+    </w:lvl>
+  </w:abstractNum>
   <w:num w:numId="1000">
     <w:abstractNumId w:val="990"/>
+  </w:num>
+  <w:num w:numId="1001">
+    <w:abstractNumId w:val="99411"/>
+    <w:lvlOverride w:ilvl="0">
+      <w:startOverride w:val="1"/>
+    </w:lvlOverride>
+    <w:lvlOverride w:ilvl="1">
+      <w:startOverride w:val="1"/>
+    </w:lvlOverride>
+    <w:lvlOverride w:ilvl="2">
+      <w:startOverride w:val="1"/>
+    </w:lvlOverride>
+    <w:lvlOverride w:ilvl="3">
+      <w:startOverride w:val="1"/>
+    </w:lvlOverride>
+    <w:lvlOverride w:ilvl="4">
+      <w:startOverride w:val="1"/>
+    </w:lvlOverride>
+    <w:lvlOverride w:ilvl="5">
+      <w:startOverride w:val="1"/>
+    </w:lvlOverride>
+    <w:lvlOverride w:ilvl="6">
+      <w:startOverride w:val="1"/>
+    </w:lvlOverride>
+    <w:lvlOverride w:ilvl="7">
+      <w:startOverride w:val="1"/>
+    </w:lvlOverride>
+    <w:lvlOverride w:ilvl="8">
+      <w:startOverride w:val="1"/>
+    </w:lvlOverride>
+  </w:num>
+  <w:num w:numId="1002">
+    <w:abstractNumId w:val="991"/>
+  </w:num>
+  <w:num w:numId="1003">
+    <w:abstractNumId w:val="991"/>
+  </w:num>
+  <w:num w:numId="1004">
+    <w:abstractNumId w:val="99411"/>
+    <w:lvlOverride w:ilvl="0">
+      <w:startOverride w:val="1"/>
+    </w:lvlOverride>
+    <w:lvlOverride w:ilvl="1">
+      <w:startOverride w:val="1"/>
+    </w:lvlOverride>
+    <w:lvlOverride w:ilvl="2">
+      <w:startOverride w:val="1"/>
+    </w:lvlOverride>
+    <w:lvlOverride w:ilvl="3">
+      <w:startOverride w:val="1"/>
+    </w:lvlOverride>
+    <w:lvlOverride w:ilvl="4">
+      <w:startOverride w:val="1"/>
+    </w:lvlOverride>
+    <w:lvlOverride w:ilvl="5">
+      <w:startOverride w:val="1"/>
+    </w:lvlOverride>
+    <w:lvlOverride w:ilvl="6">
+      <w:startOverride w:val="1"/>
+    </w:lvlOverride>
+    <w:lvlOverride w:ilvl="7">
+      <w:startOverride w:val="1"/>
+    </w:lvlOverride>
+    <w:lvlOverride w:ilvl="8">
+      <w:startOverride w:val="1"/>
+    </w:lvlOverride>
+  </w:num>
+  <w:num w:numId="1005">
+    <w:abstractNumId w:val="991"/>
+  </w:num>
+  <w:num w:numId="1006">
+    <w:abstractNumId w:val="991"/>
   </w:num>
 </w:numbering>
 </file>

--- a/claude_project_assets/getting_started.docx
+++ b/claude_project_assets/getting_started.docx
@@ -2675,4 +2675,237 @@
     </a:ext>
   </a:extLst>
 </a:theme>
+</file>
+
+<file path=customXml/item1.xml><?xml version="1.0" encoding="utf-8"?>
+<ct:contentTypeSchema xmlns:ct="http://schemas.microsoft.com/office/2006/metadata/contentType" xmlns:ma="http://schemas.microsoft.com/office/2006/metadata/properties/metaAttributes" ct:_="" ma:_="" ma:contentTypeName="Document" ma:contentTypeID="0x0101006AAA32E7549EE6449AC68337FF671C5A" ma:contentTypeVersion="12" ma:contentTypeDescription="Create a new document." ma:contentTypeScope="" ma:versionID="5b725368af9e92254b31af2044252fac">
+  <xsd:schema xmlns:xsd="http://www.w3.org/2001/XMLSchema" xmlns:xs="http://www.w3.org/2001/XMLSchema" xmlns:p="http://schemas.microsoft.com/office/2006/metadata/properties" xmlns:ns2="03e19825-731a-404b-84c3-310fff85d1a8" xmlns:ns3="a675dd88-c1ff-478a-b60f-ff004313760b" targetNamespace="http://schemas.microsoft.com/office/2006/metadata/properties" ma:root="true" ma:fieldsID="de1faf0135fd982ba30b50c3b754e7cb" ns2:_="" ns3:_="">
+    <xsd:import namespace="03e19825-731a-404b-84c3-310fff85d1a8"/>
+    <xsd:import namespace="a675dd88-c1ff-478a-b60f-ff004313760b"/>
+    <xsd:element name="properties">
+      <xsd:complexType>
+        <xsd:sequence>
+          <xsd:element name="documentManagement">
+            <xsd:complexType>
+              <xsd:all>
+                <xsd:element ref="ns2:MediaServiceMetadata" minOccurs="0"/>
+                <xsd:element ref="ns2:MediaServiceFastMetadata" minOccurs="0"/>
+                <xsd:element ref="ns2:MediaServiceSearchProperties" minOccurs="0"/>
+                <xsd:element ref="ns2:MediaServiceDateTaken" minOccurs="0"/>
+                <xsd:element ref="ns2:lcf76f155ced4ddcb4097134ff3c332f" minOccurs="0"/>
+                <xsd:element ref="ns3:TaxCatchAll" minOccurs="0"/>
+                <xsd:element ref="ns2:MediaServiceGenerationTime" minOccurs="0"/>
+                <xsd:element ref="ns2:MediaServiceEventHashCode" minOccurs="0"/>
+                <xsd:element ref="ns2:MediaServiceOCR" minOccurs="0"/>
+                <xsd:element ref="ns2:MediaLengthInSeconds" minOccurs="0"/>
+                <xsd:element ref="ns2:MediaServiceLocation" minOccurs="0"/>
+              </xsd:all>
+            </xsd:complexType>
+          </xsd:element>
+        </xsd:sequence>
+      </xsd:complexType>
+    </xsd:element>
+  </xsd:schema>
+  <xsd:schema xmlns:xsd="http://www.w3.org/2001/XMLSchema" xmlns:xs="http://www.w3.org/2001/XMLSchema" xmlns:dms="http://schemas.microsoft.com/office/2006/documentManagement/types" xmlns:pc="http://schemas.microsoft.com/office/infopath/2007/PartnerControls" targetNamespace="03e19825-731a-404b-84c3-310fff85d1a8" elementFormDefault="qualified">
+    <xsd:import namespace="http://schemas.microsoft.com/office/2006/documentManagement/types"/>
+    <xsd:import namespace="http://schemas.microsoft.com/office/infopath/2007/PartnerControls"/>
+    <xsd:element name="MediaServiceMetadata" ma:index="8" nillable="true" ma:displayName="MediaServiceMetadata" ma:hidden="true" ma:internalName="MediaServiceMetadata" ma:readOnly="true">
+      <xsd:simpleType>
+        <xsd:restriction base="dms:Note"/>
+      </xsd:simpleType>
+    </xsd:element>
+    <xsd:element name="MediaServiceFastMetadata" ma:index="9" nillable="true" ma:displayName="MediaServiceFastMetadata" ma:hidden="true" ma:internalName="MediaServiceFastMetadata" ma:readOnly="true">
+      <xsd:simpleType>
+        <xsd:restriction base="dms:Note"/>
+      </xsd:simpleType>
+    </xsd:element>
+    <xsd:element name="MediaServiceSearchProperties" ma:index="10" nillable="true" ma:displayName="MediaServiceSearchProperties" ma:hidden="true" ma:internalName="MediaServiceSearchProperties" ma:readOnly="true">
+      <xsd:simpleType>
+        <xsd:restriction base="dms:Note"/>
+      </xsd:simpleType>
+    </xsd:element>
+    <xsd:element name="MediaServiceDateTaken" ma:index="11" nillable="true" ma:displayName="MediaServiceDateTaken" ma:hidden="true" ma:indexed="true" ma:internalName="MediaServiceDateTaken" ma:readOnly="true">
+      <xsd:simpleType>
+        <xsd:restriction base="dms:Text"/>
+      </xsd:simpleType>
+    </xsd:element>
+    <xsd:element name="lcf76f155ced4ddcb4097134ff3c332f" ma:index="13" nillable="true" ma:taxonomy="true" ma:internalName="lcf76f155ced4ddcb4097134ff3c332f" ma:taxonomyFieldName="MediaServiceImageTags" ma:displayName="Image Tags" ma:readOnly="false" ma:fieldId="{5cf76f15-5ced-4ddc-b409-7134ff3c332f}" ma:taxonomyMulti="true" ma:sspId="41616629-9183-4d38-9e3a-f9db27d53a26" ma:termSetId="09814cd3-568e-fe90-9814-8d621ff8fb84" ma:anchorId="fba54fb3-c3e1-fe81-a776-ca4b69148c4d" ma:open="true" ma:isKeyword="false">
+      <xsd:complexType>
+        <xsd:sequence>
+          <xsd:element ref="pc:Terms" minOccurs="0" maxOccurs="1"/>
+        </xsd:sequence>
+      </xsd:complexType>
+    </xsd:element>
+    <xsd:element name="MediaServiceGenerationTime" ma:index="15" nillable="true" ma:displayName="MediaServiceGenerationTime" ma:hidden="true" ma:internalName="MediaServiceGenerationTime" ma:readOnly="true">
+      <xsd:simpleType>
+        <xsd:restriction base="dms:Text"/>
+      </xsd:simpleType>
+    </xsd:element>
+    <xsd:element name="MediaServiceEventHashCode" ma:index="16" nillable="true" ma:displayName="MediaServiceEventHashCode" ma:hidden="true" ma:internalName="MediaServiceEventHashCode" ma:readOnly="true">
+      <xsd:simpleType>
+        <xsd:restriction base="dms:Text"/>
+      </xsd:simpleType>
+    </xsd:element>
+    <xsd:element name="MediaServiceOCR" ma:index="17" nillable="true" ma:displayName="Extracted Text" ma:internalName="MediaServiceOCR" ma:readOnly="true">
+      <xsd:simpleType>
+        <xsd:restriction base="dms:Note">
+          <xsd:maxLength value="255"/>
+        </xsd:restriction>
+      </xsd:simpleType>
+    </xsd:element>
+    <xsd:element name="MediaLengthInSeconds" ma:index="18" nillable="true" ma:displayName="MediaLengthInSeconds" ma:hidden="true" ma:internalName="MediaLengthInSeconds" ma:readOnly="true">
+      <xsd:simpleType>
+        <xsd:restriction base="dms:Unknown"/>
+      </xsd:simpleType>
+    </xsd:element>
+    <xsd:element name="MediaServiceLocation" ma:index="19" nillable="true" ma:displayName="Location" ma:indexed="true" ma:internalName="MediaServiceLocation" ma:readOnly="true">
+      <xsd:simpleType>
+        <xsd:restriction base="dms:Text"/>
+      </xsd:simpleType>
+    </xsd:element>
+  </xsd:schema>
+  <xsd:schema xmlns:xsd="http://www.w3.org/2001/XMLSchema" xmlns:xs="http://www.w3.org/2001/XMLSchema" xmlns:dms="http://schemas.microsoft.com/office/2006/documentManagement/types" xmlns:pc="http://schemas.microsoft.com/office/infopath/2007/PartnerControls" targetNamespace="a675dd88-c1ff-478a-b60f-ff004313760b" elementFormDefault="qualified">
+    <xsd:import namespace="http://schemas.microsoft.com/office/2006/documentManagement/types"/>
+    <xsd:import namespace="http://schemas.microsoft.com/office/infopath/2007/PartnerControls"/>
+    <xsd:element name="TaxCatchAll" ma:index="14" nillable="true" ma:displayName="Taxonomy Catch All Column" ma:hidden="true" ma:list="{fee70d54-65c2-44e4-aa1e-ee2a67be174e}" ma:internalName="TaxCatchAll" ma:showField="CatchAllData" ma:web="a675dd88-c1ff-478a-b60f-ff004313760b">
+      <xsd:complexType>
+        <xsd:complexContent>
+          <xsd:extension base="dms:MultiChoiceLookup">
+            <xsd:sequence>
+              <xsd:element name="Value" type="dms:Lookup" maxOccurs="unbounded" minOccurs="0" nillable="true"/>
+            </xsd:sequence>
+          </xsd:extension>
+        </xsd:complexContent>
+      </xsd:complexType>
+    </xsd:element>
+  </xsd:schema>
+  <xsd:schema xmlns="http://schemas.openxmlformats.org/package/2006/metadata/core-properties" xmlns:xsd="http://www.w3.org/2001/XMLSchema" xmlns:xsi="http://www.w3.org/2001/XMLSchema-instance" xmlns:dc="http://purl.org/dc/elements/1.1/" xmlns:dcterms="http://purl.org/dc/terms/" xmlns:odoc="http://schemas.microsoft.com/internal/obd" targetNamespace="http://schemas.openxmlformats.org/package/2006/metadata/core-properties" elementFormDefault="qualified" attributeFormDefault="unqualified" blockDefault="#all">
+    <xsd:import namespace="http://purl.org/dc/elements/1.1/" schemaLocation="http://dublincore.org/schemas/xmls/qdc/2003/04/02/dc.xsd"/>
+    <xsd:import namespace="http://purl.org/dc/terms/" schemaLocation="http://dublincore.org/schemas/xmls/qdc/2003/04/02/dcterms.xsd"/>
+    <xsd:element name="coreProperties" type="CT_coreProperties"/>
+    <xsd:complexType name="CT_coreProperties">
+      <xsd:all>
+        <xsd:element ref="dc:creator" minOccurs="0" maxOccurs="1"/>
+        <xsd:element ref="dcterms:created" minOccurs="0" maxOccurs="1"/>
+        <xsd:element ref="dc:identifier" minOccurs="0" maxOccurs="1"/>
+        <xsd:element name="contentType" minOccurs="0" maxOccurs="1" type="xsd:string" ma:index="0" ma:displayName="Content Type"/>
+        <xsd:element ref="dc:title" minOccurs="0" maxOccurs="1" ma:index="4" ma:displayName="Title"/>
+        <xsd:element ref="dc:subject" minOccurs="0" maxOccurs="1"/>
+        <xsd:element ref="dc:description" minOccurs="0" maxOccurs="1"/>
+        <xsd:element name="keywords" minOccurs="0" maxOccurs="1" type="xsd:string"/>
+        <xsd:element ref="dc:language" minOccurs="0" maxOccurs="1"/>
+        <xsd:element name="category" minOccurs="0" maxOccurs="1" type="xsd:string"/>
+        <xsd:element name="version" minOccurs="0" maxOccurs="1" type="xsd:string"/>
+        <xsd:element name="revision" minOccurs="0" maxOccurs="1" type="xsd:string">
+          <xsd:annotation>
+            <xsd:documentation>
+                        This value indicates the number of saves or revisions. The application is responsible for updating this value after each revision.
+                    </xsd:documentation>
+          </xsd:annotation>
+        </xsd:element>
+        <xsd:element name="lastModifiedBy" minOccurs="0" maxOccurs="1" type="xsd:string"/>
+        <xsd:element ref="dcterms:modified" minOccurs="0" maxOccurs="1"/>
+        <xsd:element name="contentStatus" minOccurs="0" maxOccurs="1" type="xsd:string"/>
+      </xsd:all>
+    </xsd:complexType>
+  </xsd:schema>
+  <xs:schema xmlns:pc="http://schemas.microsoft.com/office/infopath/2007/PartnerControls" xmlns:xs="http://www.w3.org/2001/XMLSchema" targetNamespace="http://schemas.microsoft.com/office/infopath/2007/PartnerControls" elementFormDefault="qualified" attributeFormDefault="unqualified">
+    <xs:element name="Person">
+      <xs:complexType>
+        <xs:sequence>
+          <xs:element ref="pc:DisplayName" minOccurs="0"/>
+          <xs:element ref="pc:AccountId" minOccurs="0"/>
+          <xs:element ref="pc:AccountType" minOccurs="0"/>
+        </xs:sequence>
+      </xs:complexType>
+    </xs:element>
+    <xs:element name="DisplayName" type="xs:string"/>
+    <xs:element name="AccountId" type="xs:string"/>
+    <xs:element name="AccountType" type="xs:string"/>
+    <xs:element name="BDCAssociatedEntity">
+      <xs:complexType>
+        <xs:sequence>
+          <xs:element ref="pc:BDCEntity" minOccurs="0" maxOccurs="unbounded"/>
+        </xs:sequence>
+        <xs:attribute ref="pc:EntityNamespace"/>
+        <xs:attribute ref="pc:EntityName"/>
+        <xs:attribute ref="pc:SystemInstanceName"/>
+        <xs:attribute ref="pc:AssociationName"/>
+      </xs:complexType>
+    </xs:element>
+    <xs:attribute name="EntityNamespace" type="xs:string"/>
+    <xs:attribute name="EntityName" type="xs:string"/>
+    <xs:attribute name="SystemInstanceName" type="xs:string"/>
+    <xs:attribute name="AssociationName" type="xs:string"/>
+    <xs:element name="BDCEntity">
+      <xs:complexType>
+        <xs:sequence>
+          <xs:element ref="pc:EntityDisplayName" minOccurs="0"/>
+          <xs:element ref="pc:EntityInstanceReference" minOccurs="0"/>
+          <xs:element ref="pc:EntityId1" minOccurs="0"/>
+          <xs:element ref="pc:EntityId2" minOccurs="0"/>
+          <xs:element ref="pc:EntityId3" minOccurs="0"/>
+          <xs:element ref="pc:EntityId4" minOccurs="0"/>
+          <xs:element ref="pc:EntityId5" minOccurs="0"/>
+        </xs:sequence>
+      </xs:complexType>
+    </xs:element>
+    <xs:element name="EntityDisplayName" type="xs:string"/>
+    <xs:element name="EntityInstanceReference" type="xs:string"/>
+    <xs:element name="EntityId1" type="xs:string"/>
+    <xs:element name="EntityId2" type="xs:string"/>
+    <xs:element name="EntityId3" type="xs:string"/>
+    <xs:element name="EntityId4" type="xs:string"/>
+    <xs:element name="EntityId5" type="xs:string"/>
+    <xs:element name="Terms">
+      <xs:complexType>
+        <xs:sequence>
+          <xs:element ref="pc:TermInfo" minOccurs="0" maxOccurs="unbounded"/>
+        </xs:sequence>
+      </xs:complexType>
+    </xs:element>
+    <xs:element name="TermInfo">
+      <xs:complexType>
+        <xs:sequence>
+          <xs:element ref="pc:TermName" minOccurs="0"/>
+          <xs:element ref="pc:TermId" minOccurs="0"/>
+        </xs:sequence>
+      </xs:complexType>
+    </xs:element>
+    <xs:element name="TermName" type="xs:string"/>
+    <xs:element name="TermId" type="xs:string"/>
+  </xs:schema>
+</ct:contentTypeSchema>
+</file>
+
+<file path=customXml/item2.xml><?xml version="1.0" encoding="utf-8"?>
+<?mso-contentType ?>
+<FormTemplates xmlns="http://schemas.microsoft.com/sharepoint/v3/contenttype/forms">
+  <Display>DocumentLibraryForm</Display>
+  <Edit>DocumentLibraryForm</Edit>
+  <New>DocumentLibraryForm</New>
+</FormTemplates>
+</file>
+
+<file path=customXml/item3.xml><?xml version="1.0" encoding="utf-8"?>
+<p:properties xmlns:p="http://schemas.microsoft.com/office/2006/metadata/properties" xmlns:xsi="http://www.w3.org/2001/XMLSchema-instance" xmlns:pc="http://schemas.microsoft.com/office/infopath/2007/PartnerControls">
+  <documentManagement>
+    <lcf76f155ced4ddcb4097134ff3c332f xmlns="03e19825-731a-404b-84c3-310fff85d1a8">
+      <Terms xmlns="http://schemas.microsoft.com/office/infopath/2007/PartnerControls"/>
+    </lcf76f155ced4ddcb4097134ff3c332f>
+    <TaxCatchAll xmlns="a675dd88-c1ff-478a-b60f-ff004313760b" xsi:nil="true"/>
+  </documentManagement>
+</p:properties>
+</file>
+
+<file path=customXml/itemProps1.xml><?xml version="1.0" encoding="utf-8"?>
+<ds:datastoreItem xmlns:ds="http://schemas.openxmlformats.org/officeDocument/2006/customXml" ds:itemID="{1314B139-4C47-47C0-A9F0-3A8EF8FE2C22}"/>
+</file>
+
+<file path=customXml/itemProps2.xml><?xml version="1.0" encoding="utf-8"?>
+<ds:datastoreItem xmlns:ds="http://schemas.openxmlformats.org/officeDocument/2006/customXml" ds:itemID="{9083824C-2F17-4296-9E50-9441449FC7A3}"/>
+</file>
+
+<file path=customXml/itemProps3.xml><?xml version="1.0" encoding="utf-8"?>
+<ds:datastoreItem xmlns:ds="http://schemas.openxmlformats.org/officeDocument/2006/customXml" ds:itemID="{9B8623D1-45DE-47BE-B304-290B0D016CD2}"/>
 </file>
--- a/claude_project_assets/getting_started.docx
+++ b/claude_project_assets/getting_started.docx
@@ -34,7 +34,7 @@
         <w:t xml:space="preserve">May 2026</w:t>
       </w:r>
     </w:p>
-    <w:bookmarkStart w:id="24" w:name="Xd96a23f14f7c6d0c40deb967e17baf8876078d8"/>
+    <w:bookmarkStart w:id="30" w:name="Xd96a23f14f7c6d0c40deb967e17baf8876078d8"/>
     <w:p>
       <w:pPr>
         <w:pStyle w:val="Heading1"/>
@@ -64,7 +64,7 @@
         <w:t xml:space="preserve"> </w:t>
       </w:r>
       <w:r>
-        <w:t xml:space="preserve">is a free Claude.ai assistant — loaded with the IPCC parameter catalogue, the template schema, and a library of mapping examples — that turns your own Excel or CSV files into a ready-to-upload template in roughly</w:t>
+        <w:t xml:space="preserve">is a free, AI-powered helper — built on top of Claude.ai — that turns your own Excel or CSV files into a ready-to-upload template in roughly</w:t>
       </w:r>
       <w:r>
         <w:t xml:space="preserve"> </w:t>
@@ -77,7 +77,15 @@
         <w:t xml:space="preserve">10 minutes</w:t>
       </w:r>
       <w:r>
-        <w:t xml:space="preserve">. No installation, no payment.</w:t>
+        <w:t xml:space="preserve">. No installation, no payment, and you keep full control of your own data inside your own Claude account.</w:t>
+      </w:r>
+    </w:p>
+    <w:p>
+      <w:pPr>
+        <w:pStyle w:val="BodyText"/>
+      </w:pPr>
+      <w:r>
+        <w:t xml:space="preserve">This guide shows you how to set up your personal copy of the Translator. The whole process takes about 2 minutes the first time; after that, every new inventory is a fresh chat in the same Project you’ve already built.</w:t>
       </w:r>
     </w:p>
     <w:bookmarkStart w:id="9" w:name="before-you-start"/>
@@ -106,7 +114,135 @@
         </w:numPr>
       </w:pPr>
       <w:r>
-        <w:t xml:space="preserve">Your raw inventory data file(s) — Excel, CSV, or even a PDF / screenshot of a table.</w:t>
+        <w:t xml:space="preserve">The</w:t>
+      </w:r>
+      <w:r>
+        <w:t xml:space="preserve"> </w:t>
+      </w:r>
+      <w:r>
+        <w:rPr>
+          <w:b/>
+          <w:bCs/>
+        </w:rPr>
+        <w:t xml:space="preserve">Translator kit (</w:t>
+      </w:r>
+      <w:r>
+        <w:rPr>
+          <w:rStyle w:val="VerbatimChar"/>
+          <w:b/>
+          <w:bCs/>
+        </w:rPr>
+        <w:t xml:space="preserve">translator_kit.zip</w:t>
+      </w:r>
+      <w:r>
+        <w:rPr>
+          <w:b/>
+          <w:bCs/>
+        </w:rPr>
+        <w:t xml:space="preserve">)</w:t>
+      </w:r>
+      <w:r>
+        <w:t xml:space="preserve"> </w:t>
+      </w:r>
+      <w:r>
+        <w:t xml:space="preserve">downloaded from the Cattle Uncertainty App’s Resources tab. Unzip it anywhere — you’ll see a</w:t>
+      </w:r>
+      <w:r>
+        <w:t xml:space="preserve"> </w:t>
+      </w:r>
+      <w:r>
+        <w:rPr>
+          <w:rStyle w:val="VerbatimChar"/>
+        </w:rPr>
+        <w:t xml:space="preserve">README.txt</w:t>
+      </w:r>
+      <w:r>
+        <w:t xml:space="preserve">, a</w:t>
+      </w:r>
+      <w:r>
+        <w:t xml:space="preserve"> </w:t>
+      </w:r>
+      <w:r>
+        <w:rPr>
+          <w:rStyle w:val="VerbatimChar"/>
+        </w:rPr>
+        <w:t xml:space="preserve">system_instructions.md</w:t>
+      </w:r>
+      <w:r>
+        <w:t xml:space="preserve"> </w:t>
+      </w:r>
+      <w:r>
+        <w:t xml:space="preserve">file, four knowledge files (</w:t>
+      </w:r>
+      <w:r>
+        <w:rPr>
+          <w:rStyle w:val="VerbatimChar"/>
+        </w:rPr>
+        <w:t xml:space="preserve">param_catalogue.md</w:t>
+      </w:r>
+      <w:r>
+        <w:t xml:space="preserve">,</w:t>
+      </w:r>
+      <w:r>
+        <w:t xml:space="preserve"> </w:t>
+      </w:r>
+      <w:r>
+        <w:rPr>
+          <w:rStyle w:val="VerbatimChar"/>
+        </w:rPr>
+        <w:t xml:space="preserve">template_schema.md</w:t>
+      </w:r>
+      <w:r>
+        <w:t xml:space="preserve">,</w:t>
+      </w:r>
+      <w:r>
+        <w:t xml:space="preserve"> </w:t>
+      </w:r>
+      <w:r>
+        <w:rPr>
+          <w:rStyle w:val="VerbatimChar"/>
+        </w:rPr>
+        <w:t xml:space="preserve">mapping_examples.md</w:t>
+      </w:r>
+      <w:r>
+        <w:t xml:space="preserve">,</w:t>
+      </w:r>
+      <w:r>
+        <w:t xml:space="preserve"> </w:t>
+      </w:r>
+      <w:r>
+        <w:rPr>
+          <w:rStyle w:val="VerbatimChar"/>
+        </w:rPr>
+        <w:t xml:space="preserve">questionnaire.md</w:t>
+      </w:r>
+      <w:r>
+        <w:t xml:space="preserve">), the</w:t>
+      </w:r>
+      <w:r>
+        <w:t xml:space="preserve"> </w:t>
+      </w:r>
+      <w:r>
+        <w:rPr>
+          <w:b/>
+          <w:bCs/>
+        </w:rPr>
+        <w:t xml:space="preserve">questionnaire</w:t>
+      </w:r>
+      <w:r>
+        <w:t xml:space="preserve"> </w:t>
+      </w:r>
+      <w:r>
+        <w:t xml:space="preserve">as a fillable Word document (</w:t>
+      </w:r>
+      <w:r>
+        <w:rPr>
+          <w:rStyle w:val="VerbatimChar"/>
+        </w:rPr>
+        <w:t xml:space="preserve">questionnaire.docx</w:t>
+      </w:r>
+      <w:r>
+        <w:t xml:space="preserve">), and a copy of this Getting Started guide.</w:t>
       </w:r>
     </w:p>
     <w:p>
@@ -118,23 +254,7 @@
         </w:numPr>
       </w:pPr>
       <w:r>
-        <w:t xml:space="preserve">The filled</w:t>
-      </w:r>
-      <w:r>
-        <w:t xml:space="preserve"> </w:t>
-      </w:r>
-      <w:r>
-        <w:rPr>
-          <w:b/>
-          <w:bCs/>
-        </w:rPr>
-        <w:t xml:space="preserve">Pre-flight Questionnaire</w:t>
-      </w:r>
-      <w:r>
-        <w:t xml:space="preserve"> </w:t>
-      </w:r>
-      <w:r>
-        <w:t xml:space="preserve">(downloaded from the app’s Resources tab).</w:t>
+        <w:t xml:space="preserve">Your raw inventory data file(s) — Excel, CSV, or even a PDF / screenshot of a table.</w:t>
       </w:r>
     </w:p>
     <w:p>
@@ -146,7 +266,7 @@
         </w:numPr>
       </w:pPr>
       <w:r>
-        <w:t xml:space="preserve">About 10 minutes.</w:t>
+        <w:t xml:space="preserve">About 10 minutes (counting the 2 minutes of one-time setup).</w:t>
       </w:r>
     </w:p>
     <w:bookmarkEnd w:id="9"/>
@@ -214,7 +334,7 @@
         <w:rPr>
           <w:rStyle w:val="VerbatimChar"/>
         </w:rPr>
-        <w:t xml:space="preserve">.docx</w:t>
+        <w:t xml:space="preserve">questionnaire.docx</w:t>
       </w:r>
       <w:r>
         <w:t xml:space="preserve">) that you download, fill out, and then</w:t>
@@ -289,22 +409,22 @@
       </w:r>
     </w:p>
     <w:bookmarkEnd w:id="10"/>
-    <w:bookmarkStart w:id="20" w:name="step-by-step"/>
+    <w:bookmarkStart w:id="17" w:name="X7eb4535f470be28aa6ba4d93d42b2146589f670"/>
     <w:p>
       <w:pPr>
         <w:pStyle w:val="Heading2"/>
       </w:pPr>
       <w:r>
-        <w:t xml:space="preserve">Step-by-step</w:t>
-      </w:r>
-    </w:p>
-    <w:bookmarkStart w:id="12" w:name="open-claude.ai-and-sign-in-free"/>
+        <w:t xml:space="preserve">One-time setup: build your own Translator (~2 minutes)</w:t>
+      </w:r>
+    </w:p>
+    <w:bookmarkStart w:id="12" w:name="sign-up-for-a-free-claude.ai-account"/>
     <w:p>
       <w:pPr>
         <w:pStyle w:val="Heading3"/>
       </w:pPr>
       <w:r>
-        <w:t xml:space="preserve">1. Open claude.ai and sign in (free)</w:t>
+        <w:t xml:space="preserve">1. Sign up for a free Claude.ai account</w:t>
       </w:r>
     </w:p>
     <w:p>
@@ -344,20 +464,17 @@
         <w:t xml:space="preserve">Sign up</w:t>
       </w:r>
       <w:r>
-        <w:t xml:space="preserve"> </w:t>
-      </w:r>
-      <w:r>
-        <w:t xml:space="preserve">if you don’t already have an account. The free tier is enough for this task. You can sign in with Google, email, or Apple — no payment details required.</w:t>
+        <w:t xml:space="preserve">. The free tier is enough for this task. You can sign in with Google, email, or Apple — no payment details required.</w:t>
       </w:r>
     </w:p>
     <w:bookmarkEnd w:id="12"/>
-    <w:bookmarkStart w:id="14" w:name="open-the-translator-project"/>
+    <w:bookmarkStart w:id="13" w:name="create-a-new-project"/>
     <w:p>
       <w:pPr>
         <w:pStyle w:val="Heading3"/>
       </w:pPr>
       <w:r>
-        <w:t xml:space="preserve">2. Open the Translator Project</w:t>
+        <w:t xml:space="preserve">2. Create a new Project</w:t>
       </w:r>
     </w:p>
     <w:p>
@@ -365,113 +482,147 @@
         <w:pStyle w:val="FirstParagraph"/>
       </w:pPr>
       <w:r>
-        <w:t xml:space="preserve">Click the shared link:</w:t>
-      </w:r>
-      <w:r>
-        <w:t xml:space="preserve"> </w:t>
-      </w:r>
-      <w:hyperlink r:id="rId13">
-        <w:r>
-          <w:rPr>
-            <w:rStyle w:val="Hyperlink"/>
-            <w:b/>
-            <w:bCs/>
-          </w:rPr>
-          <w:t xml:space="preserve">GMH Uncertainty Translator</w:t>
-        </w:r>
-      </w:hyperlink>
-    </w:p>
-    <w:p>
-      <w:pPr>
-        <w:pStyle w:val="BodyText"/>
-      </w:pPr>
-      <w:r>
-        <w:t xml:space="preserve">You’ll land in a chat window pre-loaded with the parameter catalogue, template schema, and mapping examples. Claude already knows everything it needs to translate your data.</w:t>
-      </w:r>
-    </w:p>
-    <w:bookmarkEnd w:id="14"/>
-    <w:bookmarkStart w:id="15" w:name="X74b38a7ca40e7f63f0fe9c83c44501185dbeb81"/>
-    <w:p>
-      <w:pPr>
-        <w:pStyle w:val="Heading3"/>
-      </w:pPr>
-      <w:r>
-        <w:t xml:space="preserve">3. Paste the filled questionnaire as your first message</w:t>
-      </w:r>
-    </w:p>
-    <w:p>
-      <w:pPr>
-        <w:pStyle w:val="FirstParagraph"/>
-      </w:pPr>
+        <w:t xml:space="preserve">In the left sidebar of claude.ai, click</w:t>
+      </w:r>
+      <w:r>
+        <w:t xml:space="preserve"> </w:t>
+      </w:r>
       <w:r>
         <w:rPr>
           <w:b/>
           <w:bCs/>
         </w:rPr>
-        <w:t xml:space="preserve">This is text you paste, not a file you upload.</w:t>
-      </w:r>
-      <w:r>
-        <w:t xml:space="preserve"> </w:t>
-      </w:r>
-      <w:r>
-        <w:t xml:space="preserve">Open your filled</w:t>
-      </w:r>
-      <w:r>
-        <w:t xml:space="preserve"> </w:t>
-      </w:r>
-      <w:r>
-        <w:rPr>
-          <w:rStyle w:val="VerbatimChar"/>
-        </w:rPr>
-        <w:t xml:space="preserve">questionnaire.docx</w:t>
-      </w:r>
-      <w:r>
-        <w:t xml:space="preserve">, select everything (Ctrl+A), copy (Ctrl+C), and paste (Ctrl+V) into the chat box at the bottom of the Translator window. Click send.</w:t>
-      </w:r>
-    </w:p>
-    <w:p>
-      <w:pPr>
-        <w:pStyle w:val="BodyText"/>
-      </w:pPr>
-      <w:r>
-        <w:t xml:space="preserve">Claude reads the whole questionnaire, briefly summarises back what it understood about your inventory (country, year, sub-categories, MMS systems, etc.), and then asks you to attach your raw data file(s).</w:t>
-      </w:r>
-    </w:p>
-    <w:p>
-      <w:pPr>
-        <w:pStyle w:val="BodyText"/>
-      </w:pPr>
+        <w:t xml:space="preserve">Projects</w:t>
+      </w:r>
+      <w:r>
+        <w:t xml:space="preserve"> </w:t>
+      </w:r>
+      <w:r>
+        <w:t xml:space="preserve">and then</w:t>
+      </w:r>
+      <w:r>
+        <w:t xml:space="preserve"> </w:t>
+      </w:r>
+      <w:r>
+        <w:rPr>
+          <w:b/>
+          <w:bCs/>
+        </w:rPr>
+        <w:t xml:space="preserve">Create project</w:t>
+      </w:r>
+      <w:r>
+        <w:t xml:space="preserve">. Name it whatever you like (e.g. </w:t>
+      </w:r>
       <w:r>
         <w:rPr>
           <w:i/>
           <w:iCs/>
         </w:rPr>
-        <w:t xml:space="preserve">Why a questionnaire? Without it, Claude has to ask you six warm-up questions one-by-one before it can do anything useful. The questionnaire gives Claude all those answers up front, so the conversation can go straight to inspecting your data.</w:t>
-      </w:r>
-    </w:p>
-    <w:bookmarkEnd w:id="15"/>
-    <w:bookmarkStart w:id="16" w:name="upload-your-raw-data-files"/>
+        <w:t xml:space="preserve">GMH Uncertainty Translator</w:t>
+      </w:r>
+      <w:r>
+        <w:t xml:space="preserve">) and add a short description. Click</w:t>
+      </w:r>
+      <w:r>
+        <w:t xml:space="preserve"> </w:t>
+      </w:r>
+      <w:r>
+        <w:rPr>
+          <w:i/>
+          <w:iCs/>
+        </w:rPr>
+        <w:t xml:space="preserve">Create</w:t>
+      </w:r>
+      <w:r>
+        <w:t xml:space="preserve">.</w:t>
+      </w:r>
+    </w:p>
+    <w:bookmarkEnd w:id="13"/>
+    <w:bookmarkStart w:id="14" w:name="paste-the-system-instructions"/>
     <w:p>
       <w:pPr>
         <w:pStyle w:val="Heading3"/>
       </w:pPr>
       <w:r>
-        <w:t xml:space="preserve">4. Upload your raw data file(s)</w:t>
+        <w:t xml:space="preserve">3. Paste the system instructions</w:t>
       </w:r>
     </w:p>
     <w:p>
       <w:pPr>
         <w:pStyle w:val="FirstParagraph"/>
       </w:pPr>
+      <w:r>
+        <w:t xml:space="preserve">Open</w:t>
+      </w:r>
+      <w:r>
+        <w:t xml:space="preserve"> </w:t>
+      </w:r>
+      <w:r>
+        <w:rPr>
+          <w:rStyle w:val="VerbatimChar"/>
+        </w:rPr>
+        <w:t xml:space="preserve">system_instructions.md</w:t>
+      </w:r>
+      <w:r>
+        <w:t xml:space="preserve"> </w:t>
+      </w:r>
+      <w:r>
+        <w:t xml:space="preserve">from the kit in any text editor (Notepad, TextEdit, Word, …). Select everything (Ctrl+A), copy (Ctrl+C). In your new Project page, find the</w:t>
+      </w:r>
+      <w:r>
+        <w:t xml:space="preserve"> </w:t>
+      </w:r>
       <w:r>
         <w:rPr>
           <w:b/>
           <w:bCs/>
         </w:rPr>
-        <w:t xml:space="preserve">This is a file upload</w:t>
-      </w:r>
-      <w:r>
-        <w:t xml:space="preserve">, not text. Click the</w:t>
+        <w:t xml:space="preserve">Instructions</w:t>
+      </w:r>
+      <w:r>
+        <w:t xml:space="preserve"> </w:t>
+      </w:r>
+      <w:r>
+        <w:t xml:space="preserve">field (top right) and click</w:t>
+      </w:r>
+      <w:r>
+        <w:t xml:space="preserve"> </w:t>
+      </w:r>
+      <w:r>
+        <w:rPr>
+          <w:i/>
+          <w:iCs/>
+        </w:rPr>
+        <w:t xml:space="preserve">Edit</w:t>
+      </w:r>
+      <w:r>
+        <w:t xml:space="preserve">. Paste (Ctrl+V) the contents into the field. Save.</w:t>
+      </w:r>
+    </w:p>
+    <w:p>
+      <w:pPr>
+        <w:pStyle w:val="BodyText"/>
+      </w:pPr>
+      <w:r>
+        <w:t xml:space="preserve">This is what teaches Claude how to behave as the Translator — it lays out the workflow, the IPCC rules, and the output format.</w:t>
+      </w:r>
+    </w:p>
+    <w:bookmarkEnd w:id="14"/>
+    <w:bookmarkStart w:id="15" w:name="upload-the-four-knowledge-files"/>
+    <w:p>
+      <w:pPr>
+        <w:pStyle w:val="Heading3"/>
+      </w:pPr>
+      <w:r>
+        <w:t xml:space="preserve">4. Upload the four knowledge files</w:t>
+      </w:r>
+    </w:p>
+    <w:p>
+      <w:pPr>
+        <w:pStyle w:val="FirstParagraph"/>
+      </w:pPr>
+      <w:r>
+        <w:t xml:space="preserve">Below the Instructions field there’s a</w:t>
       </w:r>
       <w:r>
         <w:t xml:space="preserve"> </w:t>
@@ -481,67 +632,13 @@
           <w:b/>
           <w:bCs/>
         </w:rPr>
-        <w:t xml:space="preserve">paperclip icon</w:t>
-      </w:r>
-      <w:r>
-        <w:t xml:space="preserve"> </w:t>
-      </w:r>
-      <w:r>
-        <w:t xml:space="preserve">in the chat input box, select your file(s) —</w:t>
-      </w:r>
-      <w:r>
-        <w:t xml:space="preserve"> </w:t>
-      </w:r>
-      <w:r>
-        <w:rPr>
-          <w:rStyle w:val="VerbatimChar"/>
-        </w:rPr>
-        <w:t xml:space="preserve">.xlsx</w:t>
-      </w:r>
-      <w:r>
-        <w:t xml:space="preserve">,</w:t>
-      </w:r>
-      <w:r>
-        <w:t xml:space="preserve"> </w:t>
-      </w:r>
-      <w:r>
-        <w:rPr>
-          <w:rStyle w:val="VerbatimChar"/>
-        </w:rPr>
-        <w:t xml:space="preserve">.csv</w:t>
-      </w:r>
-      <w:r>
-        <w:t xml:space="preserve">,</w:t>
-      </w:r>
-      <w:r>
-        <w:t xml:space="preserve"> </w:t>
-      </w:r>
-      <w:r>
-        <w:rPr>
-          <w:rStyle w:val="VerbatimChar"/>
-        </w:rPr>
-        <w:t xml:space="preserve">.pdf</w:t>
-      </w:r>
-      <w:r>
-        <w:t xml:space="preserve">, or images of tables all work — and send. Claude will inspect the file, propose a column mapping, and ask you to confirm anything ambiguous.</w:t>
-      </w:r>
-    </w:p>
-    <w:bookmarkEnd w:id="16"/>
-    <w:bookmarkStart w:id="17" w:name="answer-claudes-clarification-questions"/>
-    <w:p>
-      <w:pPr>
-        <w:pStyle w:val="Heading3"/>
-      </w:pPr>
-      <w:r>
-        <w:t xml:space="preserve">5. Answer Claude’s clarification questions</w:t>
-      </w:r>
-    </w:p>
-    <w:p>
-      <w:pPr>
-        <w:pStyle w:val="FirstParagraph"/>
-      </w:pPr>
-      <w:r>
-        <w:t xml:space="preserve">You’ll typically see 2–5 short questions, e.g.:</w:t>
+        <w:t xml:space="preserve">Files</w:t>
+      </w:r>
+      <w:r>
+        <w:t xml:space="preserve"> </w:t>
+      </w:r>
+      <w:r>
+        <w:t xml:space="preserve">panel. Drag and drop these four files from the kit into it:</w:t>
       </w:r>
     </w:p>
     <w:p>
@@ -554,39 +651,15 @@
       </w:pPr>
       <w:r>
         <w:rPr>
-          <w:i/>
-          <w:iCs/>
-        </w:rPr>
-        <w:t xml:space="preserve">“Your column</w:t>
-      </w:r>
-      <w:r>
-        <w:rPr>
-          <w:i/>
-          <w:iCs/>
-        </w:rPr>
-        <w:t xml:space="preserve"> </w:t>
-      </w:r>
-      <w:r>
-        <w:rPr>
           <w:rStyle w:val="VerbatimChar"/>
-          <w:i/>
-          <w:iCs/>
-        </w:rPr>
-        <w:t xml:space="preserve">weight</w:t>
-      </w:r>
-      <w:r>
-        <w:rPr>
-          <w:i/>
-          <w:iCs/>
-        </w:rPr>
-        <w:t xml:space="preserve"> </w:t>
-      </w:r>
-      <w:r>
-        <w:rPr>
-          <w:i/>
-          <w:iCs/>
-        </w:rPr>
-        <w:t xml:space="preserve">— is this body weight (current) or mature weight (adult target)?”</w:t>
+        </w:rPr>
+        <w:t xml:space="preserve">param_catalogue.md</w:t>
+      </w:r>
+      <w:r>
+        <w:t xml:space="preserve"> </w:t>
+      </w:r>
+      <w:r>
+        <w:t xml:space="preserve">— the 27 IPCC-aligned parameters with codes, units, defaults</w:t>
       </w:r>
     </w:p>
     <w:p>
@@ -599,10 +672,122 @@
       </w:pPr>
       <w:r>
         <w:rPr>
+          <w:rStyle w:val="VerbatimChar"/>
+        </w:rPr>
+        <w:t xml:space="preserve">template_schema.md</w:t>
+      </w:r>
+      <w:r>
+        <w:t xml:space="preserve"> </w:t>
+      </w:r>
+      <w:r>
+        <w:t xml:space="preserve">— the exact workbook layout and validation rules</w:t>
+      </w:r>
+    </w:p>
+    <w:p>
+      <w:pPr>
+        <w:pStyle w:val="Compact"/>
+        <w:numPr>
+          <w:ilvl w:val="0"/>
+          <w:numId w:val="1003"/>
+        </w:numPr>
+      </w:pPr>
+      <w:r>
+        <w:rPr>
+          <w:rStyle w:val="VerbatimChar"/>
+        </w:rPr>
+        <w:t xml:space="preserve">mapping_examples.md</w:t>
+      </w:r>
+      <w:r>
+        <w:t xml:space="preserve"> </w:t>
+      </w:r>
+      <w:r>
+        <w:t xml:space="preserve">— worked examples of</w:t>
+      </w:r>
+      <w:r>
+        <w:t xml:space="preserve"> </w:t>
+      </w:r>
+      <w:r>
+        <w:t xml:space="preserve">“raw column → template field”</w:t>
+      </w:r>
+    </w:p>
+    <w:p>
+      <w:pPr>
+        <w:pStyle w:val="Compact"/>
+        <w:numPr>
+          <w:ilvl w:val="0"/>
+          <w:numId w:val="1003"/>
+        </w:numPr>
+      </w:pPr>
+      <w:r>
+        <w:rPr>
+          <w:rStyle w:val="VerbatimChar"/>
+        </w:rPr>
+        <w:t xml:space="preserve">questionnaire.md</w:t>
+      </w:r>
+      <w:r>
+        <w:t xml:space="preserve"> </w:t>
+      </w:r>
+      <w:r>
+        <w:t xml:space="preserve">— so Claude knows what the questionnaire looks like</w:t>
+      </w:r>
+    </w:p>
+    <w:p>
+      <w:pPr>
+        <w:pStyle w:val="FirstParagraph"/>
+      </w:pPr>
+      <w:r>
+        <w:t xml:space="preserve">These are the reference materials Claude consults every time you chat with the Translator.</w:t>
+      </w:r>
+    </w:p>
+    <w:bookmarkEnd w:id="15"/>
+    <w:bookmarkStart w:id="16" w:name="youre-set-up"/>
+    <w:p>
+      <w:pPr>
+        <w:pStyle w:val="Heading3"/>
+      </w:pPr>
+      <w:r>
+        <w:t xml:space="preserve">5. You’re set up</w:t>
+      </w:r>
+    </w:p>
+    <w:p>
+      <w:pPr>
+        <w:pStyle w:val="FirstParagraph"/>
+      </w:pPr>
+      <w:r>
+        <w:t xml:space="preserve">That’s the one-time setup done. Every inventory you translate from now on is just</w:t>
+      </w:r>
+      <w:r>
+        <w:t xml:space="preserve"> </w:t>
+      </w:r>
+      <w:r>
+        <w:rPr>
           <w:i/>
           <w:iCs/>
         </w:rPr>
-        <w:t xml:space="preserve">“Your milk yield column is in litres — should I convert to kg using ×1.03, or treat 1 L = 1 kg?”</w:t>
+        <w:t xml:space="preserve">open the Project, start a new chat</w:t>
+      </w:r>
+      <w:r>
+        <w:t xml:space="preserve">.</w:t>
+      </w:r>
+    </w:p>
+    <w:bookmarkEnd w:id="16"/>
+    <w:bookmarkEnd w:id="17"/>
+    <w:bookmarkStart w:id="25" w:name="using-the-translator-per-inventory"/>
+    <w:p>
+      <w:pPr>
+        <w:pStyle w:val="Heading2"/>
+      </w:pPr>
+      <w:r>
+        <w:t xml:space="preserve">Using the Translator (per inventory)</w:t>
+      </w:r>
+    </w:p>
+    <w:bookmarkStart w:id="18" w:name="fill-the-pre-flight-questionnaire"/>
+    <w:p>
+      <w:pPr>
+        <w:pStyle w:val="Heading3"/>
+      </w:pPr>
+      <w:r>
+        <w:t xml:space="preserve">1. Fill the pre-flight questionnaire</w:t>
       </w:r>
     </w:p>
     <w:p>
@@ -610,17 +795,32 @@
         <w:pStyle w:val="FirstParagraph"/>
       </w:pPr>
       <w:r>
-        <w:t xml:space="preserve">Answer in plain language. Claude will adjust and re-confirm.</w:t>
-      </w:r>
-    </w:p>
-    <w:bookmarkEnd w:id="17"/>
-    <w:bookmarkStart w:id="18" w:name="receive-the-filled-template"/>
+        <w:t xml:space="preserve">Open</w:t>
+      </w:r>
+      <w:r>
+        <w:t xml:space="preserve"> </w:t>
+      </w:r>
+      <w:r>
+        <w:rPr>
+          <w:rStyle w:val="VerbatimChar"/>
+        </w:rPr>
+        <w:t xml:space="preserve">questionnaire.docx</w:t>
+      </w:r>
+      <w:r>
+        <w:t xml:space="preserve"> </w:t>
+      </w:r>
+      <w:r>
+        <w:t xml:space="preserve">from the kit, type your answers directly into the form (country, year, sub-categories with head counts, manure systems with percentages, which data fields you have, where your uncertainty estimates come from). About 2 minutes.</w:t>
+      </w:r>
+    </w:p>
+    <w:bookmarkEnd w:id="18"/>
+    <w:bookmarkStart w:id="19" w:name="start-a-new-chat-in-your-project"/>
     <w:p>
       <w:pPr>
         <w:pStyle w:val="Heading3"/>
       </w:pPr>
       <w:r>
-        <w:t xml:space="preserve">6. Receive the filled template</w:t>
+        <w:t xml:space="preserve">2. Start a new chat in your Project</w:t>
       </w:r>
     </w:p>
     <w:p>
@@ -628,58 +828,163 @@
         <w:pStyle w:val="FirstParagraph"/>
       </w:pPr>
       <w:r>
-        <w:t xml:space="preserve">When Claude is satisfied, it will produce</w:t>
-      </w:r>
-      <w:r>
-        <w:t xml:space="preserve"> </w:t>
-      </w:r>
-      <w:r>
-        <w:rPr>
-          <w:rStyle w:val="VerbatimChar"/>
+        <w:t xml:space="preserve">Open your Translator Project on claude.ai and click</w:t>
+      </w:r>
+      <w:r>
+        <w:t xml:space="preserve"> </w:t>
+      </w:r>
+      <w:r>
+        <w:rPr>
+          <w:i/>
+          <w:iCs/>
+        </w:rPr>
+        <w:t xml:space="preserve">Start a chat</w:t>
+      </w:r>
+      <w:r>
+        <w:t xml:space="preserve">.</w:t>
+      </w:r>
+    </w:p>
+    <w:bookmarkEnd w:id="19"/>
+    <w:bookmarkStart w:id="20" w:name="X74b38a7ca40e7f63f0fe9c83c44501185dbeb81"/>
+    <w:p>
+      <w:pPr>
+        <w:pStyle w:val="Heading3"/>
+      </w:pPr>
+      <w:r>
+        <w:t xml:space="preserve">3. Paste the filled questionnaire as your first message</w:t>
+      </w:r>
+    </w:p>
+    <w:p>
+      <w:pPr>
+        <w:pStyle w:val="FirstParagraph"/>
+      </w:pPr>
+      <w:r>
+        <w:rPr>
           <w:b/>
           <w:bCs/>
         </w:rPr>
-        <w:t xml:space="preserve">filled_template_for_app.xlsx</w:t>
-      </w:r>
-      <w:r>
-        <w:t xml:space="preserve"> </w:t>
-      </w:r>
-      <w:r>
-        <w:t xml:space="preserve">as a downloadable file. Click the download icon next to it in the chat.</w:t>
-      </w:r>
-    </w:p>
-    <w:bookmarkEnd w:id="18"/>
-    <w:bookmarkStart w:id="19" w:name="upload-into-the-cattle-uncertainty-app"/>
+        <w:t xml:space="preserve">This is text you paste, not a file you upload.</w:t>
+      </w:r>
+      <w:r>
+        <w:t xml:space="preserve"> </w:t>
+      </w:r>
+      <w:r>
+        <w:t xml:space="preserve">Select everything in your filled</w:t>
+      </w:r>
+      <w:r>
+        <w:t xml:space="preserve"> </w:t>
+      </w:r>
+      <w:r>
+        <w:rPr>
+          <w:rStyle w:val="VerbatimChar"/>
+        </w:rPr>
+        <w:t xml:space="preserve">questionnaire.docx</w:t>
+      </w:r>
+      <w:r>
+        <w:t xml:space="preserve">, copy, and paste into the chat box at the bottom of the window. Click send.</w:t>
+      </w:r>
+    </w:p>
+    <w:p>
+      <w:pPr>
+        <w:pStyle w:val="BodyText"/>
+      </w:pPr>
+      <w:r>
+        <w:t xml:space="preserve">Claude reads the whole questionnaire, briefly summarises back what it understood about your inventory, and then asks you to attach your raw data file(s).</w:t>
+      </w:r>
+    </w:p>
+    <w:bookmarkEnd w:id="20"/>
+    <w:bookmarkStart w:id="21" w:name="upload-your-raw-data-files"/>
     <w:p>
       <w:pPr>
         <w:pStyle w:val="Heading3"/>
       </w:pPr>
       <w:r>
-        <w:t xml:space="preserve">7. Upload into the Cattle Uncertainty App</w:t>
+        <w:t xml:space="preserve">4. Upload your raw data file(s)</w:t>
       </w:r>
     </w:p>
     <w:p>
       <w:pPr>
         <w:pStyle w:val="FirstParagraph"/>
       </w:pPr>
-      <w:r>
-        <w:t xml:space="preserve">In the app’s</w:t>
-      </w:r>
-      <w:r>
-        <w:t xml:space="preserve"> </w:t>
-      </w:r>
       <w:r>
         <w:rPr>
           <w:b/>
           <w:bCs/>
         </w:rPr>
-        <w:t xml:space="preserve">Data Input</w:t>
-      </w:r>
-      <w:r>
-        <w:t xml:space="preserve"> </w:t>
-      </w:r>
-      <w:r>
-        <w:t xml:space="preserve">tab:</w:t>
+        <w:t xml:space="preserve">This is a file upload</w:t>
+      </w:r>
+      <w:r>
+        <w:t xml:space="preserve">, not text. Click the</w:t>
+      </w:r>
+      <w:r>
+        <w:t xml:space="preserve"> </w:t>
+      </w:r>
+      <w:r>
+        <w:rPr>
+          <w:b/>
+          <w:bCs/>
+        </w:rPr>
+        <w:t xml:space="preserve">paperclip icon</w:t>
+      </w:r>
+      <w:r>
+        <w:t xml:space="preserve"> </w:t>
+      </w:r>
+      <w:r>
+        <w:t xml:space="preserve">in the chat input box, select your file(s) —</w:t>
+      </w:r>
+      <w:r>
+        <w:t xml:space="preserve"> </w:t>
+      </w:r>
+      <w:r>
+        <w:rPr>
+          <w:rStyle w:val="VerbatimChar"/>
+        </w:rPr>
+        <w:t xml:space="preserve">.xlsx</w:t>
+      </w:r>
+      <w:r>
+        <w:t xml:space="preserve">,</w:t>
+      </w:r>
+      <w:r>
+        <w:t xml:space="preserve"> </w:t>
+      </w:r>
+      <w:r>
+        <w:rPr>
+          <w:rStyle w:val="VerbatimChar"/>
+        </w:rPr>
+        <w:t xml:space="preserve">.csv</w:t>
+      </w:r>
+      <w:r>
+        <w:t xml:space="preserve">,</w:t>
+      </w:r>
+      <w:r>
+        <w:t xml:space="preserve"> </w:t>
+      </w:r>
+      <w:r>
+        <w:rPr>
+          <w:rStyle w:val="VerbatimChar"/>
+        </w:rPr>
+        <w:t xml:space="preserve">.pdf</w:t>
+      </w:r>
+      <w:r>
+        <w:t xml:space="preserve">, or images of tables all work — and send. Claude will inspect the file, propose a column mapping, and ask you to confirm anything ambiguous.</w:t>
+      </w:r>
+    </w:p>
+    <w:bookmarkEnd w:id="21"/>
+    <w:bookmarkStart w:id="22" w:name="answer-claudes-clarification-questions"/>
+    <w:p>
+      <w:pPr>
+        <w:pStyle w:val="Heading3"/>
+      </w:pPr>
+      <w:r>
+        <w:t xml:space="preserve">5. Answer Claude’s clarification questions</w:t>
+      </w:r>
+    </w:p>
+    <w:p>
+      <w:pPr>
+        <w:pStyle w:val="FirstParagraph"/>
+      </w:pPr>
+      <w:r>
+        <w:t xml:space="preserve">You’ll typically see 2–5 short questions, e.g.:</w:t>
       </w:r>
     </w:p>
     <w:p>
@@ -691,20 +996,40 @@
         </w:numPr>
       </w:pPr>
       <w:r>
-        <w:t xml:space="preserve">Click</w:t>
-      </w:r>
-      <w:r>
-        <w:t xml:space="preserve"> </w:t>
-      </w:r>
-      <w:r>
         <w:rPr>
           <w:i/>
           <w:iCs/>
         </w:rPr>
-        <w:t xml:space="preserve">Upload your filled template (.xlsx)</w:t>
-      </w:r>
-      <w:r>
-        <w:t xml:space="preserve">.</w:t>
+        <w:t xml:space="preserve">“Your column</w:t>
+      </w:r>
+      <w:r>
+        <w:rPr>
+          <w:i/>
+          <w:iCs/>
+        </w:rPr>
+        <w:t xml:space="preserve"> </w:t>
+      </w:r>
+      <w:r>
+        <w:rPr>
+          <w:rStyle w:val="VerbatimChar"/>
+          <w:i/>
+          <w:iCs/>
+        </w:rPr>
+        <w:t xml:space="preserve">weight</w:t>
+      </w:r>
+      <w:r>
+        <w:rPr>
+          <w:i/>
+          <w:iCs/>
+        </w:rPr>
+        <w:t xml:space="preserve"> </w:t>
+      </w:r>
+      <w:r>
+        <w:rPr>
+          <w:i/>
+          <w:iCs/>
+        </w:rPr>
+        <w:t xml:space="preserve">— is this body weight (current) or mature weight (adult target)?”</w:t>
       </w:r>
     </w:p>
     <w:p>
@@ -716,7 +1041,37 @@
         </w:numPr>
       </w:pPr>
       <w:r>
-        <w:t xml:space="preserve">Select</w:t>
+        <w:rPr>
+          <w:i/>
+          <w:iCs/>
+        </w:rPr>
+        <w:t xml:space="preserve">“Your milk yield column is in litres — should I convert to kg using ×1.03, or treat 1 L = 1 kg?”</w:t>
+      </w:r>
+    </w:p>
+    <w:p>
+      <w:pPr>
+        <w:pStyle w:val="FirstParagraph"/>
+      </w:pPr>
+      <w:r>
+        <w:t xml:space="preserve">Answer in plain language. Claude will adjust and re-confirm.</w:t>
+      </w:r>
+    </w:p>
+    <w:bookmarkEnd w:id="22"/>
+    <w:bookmarkStart w:id="23" w:name="receive-the-filled-template"/>
+    <w:p>
+      <w:pPr>
+        <w:pStyle w:val="Heading3"/>
+      </w:pPr>
+      <w:r>
+        <w:t xml:space="preserve">6. Receive the filled template</w:t>
+      </w:r>
+    </w:p>
+    <w:p>
+      <w:pPr>
+        <w:pStyle w:val="FirstParagraph"/>
+      </w:pPr>
+      <w:r>
+        <w:t xml:space="preserve">When Claude is satisfied, it will produce</w:t>
       </w:r>
       <w:r>
         <w:t xml:space="preserve"> </w:t>
@@ -724,54 +1079,50 @@
       <w:r>
         <w:rPr>
           <w:rStyle w:val="VerbatimChar"/>
-        </w:rPr>
-        <w:t xml:space="preserve">filled_template_for_app.xlsx</w:t>
-      </w:r>
-      <w:r>
-        <w:t xml:space="preserve">.</w:t>
-      </w:r>
-    </w:p>
-    <w:p>
-      <w:pPr>
-        <w:pStyle w:val="FirstParagraph"/>
-      </w:pPr>
-      <w:r>
-        <w:t xml:space="preserve">The app will validate the file and load it. Any issues appear in the</w:t>
-      </w:r>
-      <w:r>
-        <w:t xml:space="preserve"> </w:t>
-      </w:r>
-      <w:r>
-        <w:rPr>
           <w:b/>
           <w:bCs/>
         </w:rPr>
-        <w:t xml:space="preserve">QA/QC</w:t>
-      </w:r>
-      <w:r>
-        <w:t xml:space="preserve"> </w:t>
-      </w:r>
-      <w:r>
-        <w:t xml:space="preserve">tab — green = OK, amber = review, red = fix.</w:t>
-      </w:r>
-    </w:p>
-    <w:p>
-      <w:pPr>
-        <w:pStyle w:val="BodyText"/>
-      </w:pPr>
-      <w:r>
-        <w:t xml:space="preserve">You are now ready to run the uncertainty simulation.</w:t>
-      </w:r>
-    </w:p>
-    <w:bookmarkEnd w:id="19"/>
-    <w:bookmarkEnd w:id="20"/>
-    <w:bookmarkStart w:id="21" w:name="tips-for-a-smooth-session"/>
-    <w:p>
-      <w:pPr>
-        <w:pStyle w:val="Heading2"/>
-      </w:pPr>
-      <w:r>
-        <w:t xml:space="preserve">Tips for a smooth session</w:t>
+        <w:t xml:space="preserve">filled_template_for_app.xlsx</w:t>
+      </w:r>
+      <w:r>
+        <w:t xml:space="preserve"> </w:t>
+      </w:r>
+      <w:r>
+        <w:t xml:space="preserve">as a downloadable file. Click the download icon next to it in the chat.</w:t>
+      </w:r>
+    </w:p>
+    <w:bookmarkEnd w:id="23"/>
+    <w:bookmarkStart w:id="24" w:name="upload-into-the-cattle-uncertainty-app"/>
+    <w:p>
+      <w:pPr>
+        <w:pStyle w:val="Heading3"/>
+      </w:pPr>
+      <w:r>
+        <w:t xml:space="preserve">7. Upload into the Cattle Uncertainty App</w:t>
+      </w:r>
+    </w:p>
+    <w:p>
+      <w:pPr>
+        <w:pStyle w:val="FirstParagraph"/>
+      </w:pPr>
+      <w:r>
+        <w:t xml:space="preserve">In the app’s</w:t>
+      </w:r>
+      <w:r>
+        <w:t xml:space="preserve"> </w:t>
+      </w:r>
+      <w:r>
+        <w:rPr>
+          <w:b/>
+          <w:bCs/>
+        </w:rPr>
+        <w:t xml:space="preserve">Data Input</w:t>
+      </w:r>
+      <w:r>
+        <w:t xml:space="preserve"> </w:t>
+      </w:r>
+      <w:r>
+        <w:t xml:space="preserve">tab:</w:t>
       </w:r>
     </w:p>
     <w:p>
@@ -783,29 +1134,17 @@
         </w:numPr>
       </w:pPr>
       <w:r>
-        <w:rPr>
-          <w:b/>
-          <w:bCs/>
-        </w:rPr>
-        <w:t xml:space="preserve">Be specific.</w:t>
-      </w:r>
-      <w:r>
-        <w:t xml:space="preserve"> </w:t>
-      </w:r>
-      <w:r>
-        <w:t xml:space="preserve">“Population in column B is total dairy cattle in 2022”</w:t>
-      </w:r>
-      <w:r>
-        <w:t xml:space="preserve"> </w:t>
-      </w:r>
-      <w:r>
-        <w:t xml:space="preserve">beats</w:t>
-      </w:r>
-      <w:r>
-        <w:t xml:space="preserve"> </w:t>
-      </w:r>
-      <w:r>
-        <w:t xml:space="preserve">“B is animals”</w:t>
+        <w:t xml:space="preserve">Click</w:t>
+      </w:r>
+      <w:r>
+        <w:t xml:space="preserve"> </w:t>
+      </w:r>
+      <w:r>
+        <w:rPr>
+          <w:i/>
+          <w:iCs/>
+        </w:rPr>
+        <w:t xml:space="preserve">Upload your filled template (.xlsx)</w:t>
       </w:r>
       <w:r>
         <w:t xml:space="preserve">.</w:t>
@@ -820,150 +1159,62 @@
         </w:numPr>
       </w:pPr>
       <w:r>
+        <w:t xml:space="preserve">Select</w:t>
+      </w:r>
+      <w:r>
+        <w:t xml:space="preserve"> </w:t>
+      </w:r>
+      <w:r>
+        <w:rPr>
+          <w:rStyle w:val="VerbatimChar"/>
+        </w:rPr>
+        <w:t xml:space="preserve">filled_template_for_app.xlsx</w:t>
+      </w:r>
+      <w:r>
+        <w:t xml:space="preserve">.</w:t>
+      </w:r>
+    </w:p>
+    <w:p>
+      <w:pPr>
+        <w:pStyle w:val="FirstParagraph"/>
+      </w:pPr>
+      <w:r>
+        <w:t xml:space="preserve">The app will validate the file and load it. Any issues appear in the</w:t>
+      </w:r>
+      <w:r>
+        <w:t xml:space="preserve"> </w:t>
+      </w:r>
+      <w:r>
         <w:rPr>
           <w:b/>
           <w:bCs/>
         </w:rPr>
-        <w:t xml:space="preserve">Tell Claude when something is wrong.</w:t>
-      </w:r>
-      <w:r>
-        <w:t xml:space="preserve"> </w:t>
-      </w:r>
-      <w:r>
-        <w:t xml:space="preserve">If a unit conversion looks off, just say</w:t>
-      </w:r>
-      <w:r>
-        <w:t xml:space="preserve"> </w:t>
-      </w:r>
-      <w:r>
-        <w:rPr>
-          <w:i/>
-          <w:iCs/>
-        </w:rPr>
-        <w:t xml:space="preserve">“wait — that should be 275 kg, not 599 kg”</w:t>
-      </w:r>
-      <w:r>
-        <w:t xml:space="preserve"> </w:t>
-      </w:r>
-      <w:r>
-        <w:t xml:space="preserve">and Claude will fix it.</w:t>
-      </w:r>
-    </w:p>
-    <w:p>
-      <w:pPr>
-        <w:pStyle w:val="Compact"/>
-        <w:numPr>
-          <w:ilvl w:val="0"/>
-          <w:numId w:val="1005"/>
-        </w:numPr>
-      </w:pPr>
-      <w:r>
-        <w:rPr>
-          <w:b/>
-          <w:bCs/>
-        </w:rPr>
-        <w:t xml:space="preserve">Ask Claude to explain.</w:t>
-      </w:r>
-      <w:r>
-        <w:t xml:space="preserve"> </w:t>
-      </w:r>
-      <w:r>
-        <w:rPr>
-          <w:i/>
-          <w:iCs/>
-        </w:rPr>
-        <w:t xml:space="preserve">“Why did you set Ym = 6.5?”</w:t>
-      </w:r>
-      <w:r>
-        <w:t xml:space="preserve"> </w:t>
-      </w:r>
-      <w:r>
-        <w:t xml:space="preserve">is a fine question — it will cite the IPCC table.</w:t>
-      </w:r>
-    </w:p>
-    <w:p>
-      <w:pPr>
-        <w:pStyle w:val="Compact"/>
-        <w:numPr>
-          <w:ilvl w:val="0"/>
-          <w:numId w:val="1005"/>
-        </w:numPr>
-      </w:pPr>
-      <w:r>
-        <w:rPr>
-          <w:b/>
-          <w:bCs/>
-        </w:rPr>
-        <w:t xml:space="preserve">Don’t worry about advanced parameters.</w:t>
-      </w:r>
-      <w:r>
-        <w:t xml:space="preserve"> </w:t>
-      </w:r>
-      <w:r>
-        <w:t xml:space="preserve">The 16 IPCC coefficients (</w:t>
-      </w:r>
-      <w:r>
-        <w:rPr>
-          <w:rStyle w:val="VerbatimChar"/>
-        </w:rPr>
-        <w:t xml:space="preserve">Cfi</w:t>
-      </w:r>
-      <w:r>
-        <w:t xml:space="preserve">,</w:t>
-      </w:r>
-      <w:r>
-        <w:t xml:space="preserve"> </w:t>
-      </w:r>
-      <w:r>
-        <w:rPr>
-          <w:rStyle w:val="VerbatimChar"/>
-        </w:rPr>
-        <w:t xml:space="preserve">Ca</w:t>
-      </w:r>
-      <w:r>
-        <w:t xml:space="preserve">,</w:t>
-      </w:r>
-      <w:r>
-        <w:t xml:space="preserve"> </w:t>
-      </w:r>
-      <w:r>
-        <w:rPr>
-          <w:rStyle w:val="VerbatimChar"/>
-        </w:rPr>
-        <w:t xml:space="preserve">Ym</w:t>
-      </w:r>
-      <w:r>
-        <w:t xml:space="preserve">,</w:t>
-      </w:r>
-      <w:r>
-        <w:t xml:space="preserve"> </w:t>
-      </w:r>
-      <w:r>
-        <w:rPr>
-          <w:rStyle w:val="VerbatimChar"/>
-        </w:rPr>
-        <w:t xml:space="preserve">EF3</w:t>
-      </w:r>
-      <w:r>
-        <w:t xml:space="preserve">, …) ship with sensible defaults. You only need to provide them if you have country-specific measurements.</w:t>
-      </w:r>
-    </w:p>
-    <w:bookmarkEnd w:id="21"/>
-    <w:bookmarkStart w:id="23" w:name="when-the-ai-gets-it-wrong"/>
+        <w:t xml:space="preserve">QA/QC</w:t>
+      </w:r>
+      <w:r>
+        <w:t xml:space="preserve"> </w:t>
+      </w:r>
+      <w:r>
+        <w:t xml:space="preserve">tab — green = OK, amber = review, red = fix.</w:t>
+      </w:r>
+    </w:p>
+    <w:p>
+      <w:pPr>
+        <w:pStyle w:val="BodyText"/>
+      </w:pPr>
+      <w:r>
+        <w:t xml:space="preserve">You are now ready to run the uncertainty simulation.</w:t>
+      </w:r>
+    </w:p>
+    <w:bookmarkEnd w:id="24"/>
+    <w:bookmarkEnd w:id="25"/>
+    <w:bookmarkStart w:id="26" w:name="tips-for-a-smooth-session"/>
     <w:p>
       <w:pPr>
         <w:pStyle w:val="Heading2"/>
       </w:pPr>
       <w:r>
-        <w:t xml:space="preserve">When the AI gets it wrong</w:t>
-      </w:r>
-    </w:p>
-    <w:p>
-      <w:pPr>
-        <w:pStyle w:val="FirstParagraph"/>
-      </w:pPr>
-      <w:r>
-        <w:t xml:space="preserve">The Translator is a helper, not an oracle. Always:</w:t>
+        <w:t xml:space="preserve">Tips for a smooth session</w:t>
       </w:r>
     </w:p>
     <w:p>
@@ -979,13 +1230,28 @@
           <w:b/>
           <w:bCs/>
         </w:rPr>
-        <w:t xml:space="preserve">Spot-check</w:t>
-      </w:r>
-      <w:r>
-        <w:t xml:space="preserve"> </w:t>
-      </w:r>
-      <w:r>
-        <w:t xml:space="preserve">the key numbers (population, body weight, milk yield) by comparing with your original file.</w:t>
+        <w:t xml:space="preserve">Be specific.</w:t>
+      </w:r>
+      <w:r>
+        <w:t xml:space="preserve"> </w:t>
+      </w:r>
+      <w:r>
+        <w:t xml:space="preserve">“Population in column B is total dairy cattle in 2022”</w:t>
+      </w:r>
+      <w:r>
+        <w:t xml:space="preserve"> </w:t>
+      </w:r>
+      <w:r>
+        <w:t xml:space="preserve">beats</w:t>
+      </w:r>
+      <w:r>
+        <w:t xml:space="preserve"> </w:t>
+      </w:r>
+      <w:r>
+        <w:t xml:space="preserve">“B is animals”</w:t>
+      </w:r>
+      <w:r>
+        <w:t xml:space="preserve">.</w:t>
       </w:r>
     </w:p>
     <w:p>
@@ -1001,13 +1267,29 @@
           <w:b/>
           <w:bCs/>
         </w:rPr>
-        <w:t xml:space="preserve">Watch the QA/QC tab</w:t>
-      </w:r>
-      <w:r>
-        <w:t xml:space="preserve"> </w:t>
-      </w:r>
-      <w:r>
-        <w:t xml:space="preserve">for amber and red flags after upload — those highlight values outside IPCC ranges.</w:t>
+        <w:t xml:space="preserve">Tell Claude when something is wrong.</w:t>
+      </w:r>
+      <w:r>
+        <w:t xml:space="preserve"> </w:t>
+      </w:r>
+      <w:r>
+        <w:t xml:space="preserve">If a unit conversion looks off, just say</w:t>
+      </w:r>
+      <w:r>
+        <w:t xml:space="preserve"> </w:t>
+      </w:r>
+      <w:r>
+        <w:rPr>
+          <w:i/>
+          <w:iCs/>
+        </w:rPr>
+        <w:t xml:space="preserve">“wait — that should be 275 kg, not 599 kg”</w:t>
+      </w:r>
+      <w:r>
+        <w:t xml:space="preserve"> </w:t>
+      </w:r>
+      <w:r>
+        <w:t xml:space="preserve">and Claude will fix it.</w:t>
       </w:r>
     </w:p>
     <w:p>
@@ -1023,13 +1305,257 @@
           <w:b/>
           <w:bCs/>
         </w:rPr>
+        <w:t xml:space="preserve">Ask Claude to explain.</w:t>
+      </w:r>
+      <w:r>
+        <w:t xml:space="preserve"> </w:t>
+      </w:r>
+      <w:r>
+        <w:rPr>
+          <w:i/>
+          <w:iCs/>
+        </w:rPr>
+        <w:t xml:space="preserve">“Why did you set Ym = 6.5?”</w:t>
+      </w:r>
+      <w:r>
+        <w:t xml:space="preserve"> </w:t>
+      </w:r>
+      <w:r>
+        <w:t xml:space="preserve">is a fine question — it will cite the IPCC table.</w:t>
+      </w:r>
+    </w:p>
+    <w:p>
+      <w:pPr>
+        <w:pStyle w:val="Compact"/>
+        <w:numPr>
+          <w:ilvl w:val="0"/>
+          <w:numId w:val="1006"/>
+        </w:numPr>
+      </w:pPr>
+      <w:r>
+        <w:rPr>
+          <w:b/>
+          <w:bCs/>
+        </w:rPr>
+        <w:t xml:space="preserve">Don’t worry about advanced parameters.</w:t>
+      </w:r>
+      <w:r>
+        <w:t xml:space="preserve"> </w:t>
+      </w:r>
+      <w:r>
+        <w:t xml:space="preserve">The 16 IPCC coefficients (</w:t>
+      </w:r>
+      <w:r>
+        <w:rPr>
+          <w:rStyle w:val="VerbatimChar"/>
+        </w:rPr>
+        <w:t xml:space="preserve">Cfi</w:t>
+      </w:r>
+      <w:r>
+        <w:t xml:space="preserve">,</w:t>
+      </w:r>
+      <w:r>
+        <w:t xml:space="preserve"> </w:t>
+      </w:r>
+      <w:r>
+        <w:rPr>
+          <w:rStyle w:val="VerbatimChar"/>
+        </w:rPr>
+        <w:t xml:space="preserve">Ca</w:t>
+      </w:r>
+      <w:r>
+        <w:t xml:space="preserve">,</w:t>
+      </w:r>
+      <w:r>
+        <w:t xml:space="preserve"> </w:t>
+      </w:r>
+      <w:r>
+        <w:rPr>
+          <w:rStyle w:val="VerbatimChar"/>
+        </w:rPr>
+        <w:t xml:space="preserve">Ym</w:t>
+      </w:r>
+      <w:r>
+        <w:t xml:space="preserve">,</w:t>
+      </w:r>
+      <w:r>
+        <w:t xml:space="preserve"> </w:t>
+      </w:r>
+      <w:r>
+        <w:rPr>
+          <w:rStyle w:val="VerbatimChar"/>
+        </w:rPr>
+        <w:t xml:space="preserve">EF3</w:t>
+      </w:r>
+      <w:r>
+        <w:t xml:space="preserve">, …) ship with sensible defaults. You only need to provide them if you have country-specific measurements.</w:t>
+      </w:r>
+    </w:p>
+    <w:p>
+      <w:pPr>
+        <w:pStyle w:val="Compact"/>
+        <w:numPr>
+          <w:ilvl w:val="0"/>
+          <w:numId w:val="1006"/>
+        </w:numPr>
+      </w:pPr>
+      <w:r>
+        <w:rPr>
+          <w:b/>
+          <w:bCs/>
+        </w:rPr>
+        <w:t xml:space="preserve">Keep the same Project for every inventory.</w:t>
+      </w:r>
+      <w:r>
+        <w:t xml:space="preserve"> </w:t>
+      </w:r>
+      <w:r>
+        <w:t xml:space="preserve">You only set it up once. New chats reuse the same knowledge files and instructions automatically.</w:t>
+      </w:r>
+    </w:p>
+    <w:bookmarkEnd w:id="26"/>
+    <w:bookmarkStart w:id="27" w:name="when-the-ai-gets-it-wrong"/>
+    <w:p>
+      <w:pPr>
+        <w:pStyle w:val="Heading2"/>
+      </w:pPr>
+      <w:r>
+        <w:t xml:space="preserve">When the AI gets it wrong</w:t>
+      </w:r>
+    </w:p>
+    <w:p>
+      <w:pPr>
+        <w:pStyle w:val="FirstParagraph"/>
+      </w:pPr>
+      <w:r>
+        <w:t xml:space="preserve">The Translator is a helper, not an oracle. Always:</w:t>
+      </w:r>
+    </w:p>
+    <w:p>
+      <w:pPr>
+        <w:pStyle w:val="Compact"/>
+        <w:numPr>
+          <w:ilvl w:val="0"/>
+          <w:numId w:val="1007"/>
+        </w:numPr>
+      </w:pPr>
+      <w:r>
+        <w:rPr>
+          <w:b/>
+          <w:bCs/>
+        </w:rPr>
+        <w:t xml:space="preserve">Spot-check</w:t>
+      </w:r>
+      <w:r>
+        <w:t xml:space="preserve"> </w:t>
+      </w:r>
+      <w:r>
+        <w:t xml:space="preserve">the key numbers (population, body weight, milk yield) by comparing with your original file.</w:t>
+      </w:r>
+    </w:p>
+    <w:p>
+      <w:pPr>
+        <w:pStyle w:val="Compact"/>
+        <w:numPr>
+          <w:ilvl w:val="0"/>
+          <w:numId w:val="1007"/>
+        </w:numPr>
+      </w:pPr>
+      <w:r>
+        <w:rPr>
+          <w:b/>
+          <w:bCs/>
+        </w:rPr>
+        <w:t xml:space="preserve">Watch the QA/QC tab</w:t>
+      </w:r>
+      <w:r>
+        <w:t xml:space="preserve"> </w:t>
+      </w:r>
+      <w:r>
+        <w:t xml:space="preserve">for amber and red flags after upload — those highlight values outside IPCC ranges.</w:t>
+      </w:r>
+    </w:p>
+    <w:p>
+      <w:pPr>
+        <w:pStyle w:val="Compact"/>
+        <w:numPr>
+          <w:ilvl w:val="0"/>
+          <w:numId w:val="1007"/>
+        </w:numPr>
+      </w:pPr>
+      <w:r>
+        <w:rPr>
+          <w:b/>
+          <w:bCs/>
+        </w:rPr>
         <w:t xml:space="preserve">Tell us</w:t>
       </w:r>
       <w:r>
         <w:t xml:space="preserve"> </w:t>
       </w:r>
       <w:r>
-        <w:t xml:space="preserve">when something is off. Use the in-app Feedback tab to report mistranslations so we can improve the prompt.</w:t>
+        <w:t xml:space="preserve">when something is off. Use the in-app Feedback tab to report mistranslations so we can improve the kit.</w:t>
+      </w:r>
+    </w:p>
+    <w:bookmarkEnd w:id="27"/>
+    <w:bookmarkStart w:id="29" w:name="updates-to-the-kit"/>
+    <w:p>
+      <w:pPr>
+        <w:pStyle w:val="Heading2"/>
+      </w:pPr>
+      <w:r>
+        <w:t xml:space="preserve">Updates to the kit</w:t>
+      </w:r>
+    </w:p>
+    <w:p>
+      <w:pPr>
+        <w:pStyle w:val="FirstParagraph"/>
+      </w:pPr>
+      <w:r>
+        <w:t xml:space="preserve">If we update the parameter catalogue, schema, or mapping examples (e.g. after an IPCC alignment audit), download the new</w:t>
+      </w:r>
+      <w:r>
+        <w:t xml:space="preserve"> </w:t>
+      </w:r>
+      <w:r>
+        <w:rPr>
+          <w:rStyle w:val="VerbatimChar"/>
+        </w:rPr>
+        <w:t xml:space="preserve">translator_kit.zip</w:t>
+      </w:r>
+      <w:r>
+        <w:t xml:space="preserve"> </w:t>
+      </w:r>
+      <w:r>
+        <w:t xml:space="preserve">from the app’s Resources tab and replace the corresponding files in your Project’s</w:t>
+      </w:r>
+      <w:r>
+        <w:t xml:space="preserve"> </w:t>
+      </w:r>
+      <w:r>
+        <w:rPr>
+          <w:b/>
+          <w:bCs/>
+        </w:rPr>
+        <w:t xml:space="preserve">Files</w:t>
+      </w:r>
+      <w:r>
+        <w:t xml:space="preserve"> </w:t>
+      </w:r>
+      <w:r>
+        <w:t xml:space="preserve">panel — drag the new versions in and remove the old ones. The Instructions field rarely changes; if it does, the new version will be in the updated</w:t>
+      </w:r>
+      <w:r>
+        <w:t xml:space="preserve"> </w:t>
+      </w:r>
+      <w:r>
+        <w:rPr>
+          <w:rStyle w:val="VerbatimChar"/>
+        </w:rPr>
+        <w:t xml:space="preserve">system_instructions.md</w:t>
+      </w:r>
+      <w:r>
+        <w:t xml:space="preserve">.</w:t>
       </w:r>
     </w:p>
     <w:p>
@@ -1057,7 +1583,7 @@
         </w:rPr>
         <w:t xml:space="preserve"> </w:t>
       </w:r>
-      <w:hyperlink r:id="rId22">
+      <w:hyperlink r:id="rId28">
         <w:r>
           <w:rPr>
             <w:rStyle w:val="Hyperlink"/>
@@ -1075,8 +1601,8 @@
         <w:t xml:space="preserve">.</w:t>
       </w:r>
     </w:p>
-    <w:bookmarkEnd w:id="23"/>
-    <w:bookmarkEnd w:id="24"/>
+    <w:bookmarkEnd w:id="29"/>
+    <w:bookmarkEnd w:id="30"/>
     <w:sectPr>
       <w:footnotePr>
         <w:numRestart w:val="eachSect"/>
@@ -1415,6 +1941,9 @@
     <w:abstractNumId w:val="991"/>
   </w:num>
   <w:num w:numId="1004">
+    <w:abstractNumId w:val="991"/>
+  </w:num>
+  <w:num w:numId="1005">
     <w:abstractNumId w:val="99411"/>
     <w:lvlOverride w:ilvl="0">
       <w:startOverride w:val="1"/>
@@ -1444,10 +1973,10 @@
       <w:startOverride w:val="1"/>
     </w:lvlOverride>
   </w:num>
-  <w:num w:numId="1005">
+  <w:num w:numId="1006">
     <w:abstractNumId w:val="991"/>
   </w:num>
-  <w:num w:numId="1006">
+  <w:num w:numId="1007">
     <w:abstractNumId w:val="991"/>
   </w:num>
 </w:numbering>
@@ -2899,13 +3428,13 @@
 </file>
 
 <file path=customXml/itemProps1.xml><?xml version="1.0" encoding="utf-8"?>
-<ds:datastoreItem xmlns:ds="http://schemas.openxmlformats.org/officeDocument/2006/customXml" ds:itemID="{1314B139-4C47-47C0-A9F0-3A8EF8FE2C22}"/>
+<ds:datastoreItem xmlns:ds="http://schemas.openxmlformats.org/officeDocument/2006/customXml" ds:itemID="{7977F8A0-9888-40FB-94F9-70C65FB770A0}"/>
 </file>
 
 <file path=customXml/itemProps2.xml><?xml version="1.0" encoding="utf-8"?>
-<ds:datastoreItem xmlns:ds="http://schemas.openxmlformats.org/officeDocument/2006/customXml" ds:itemID="{9083824C-2F17-4296-9E50-9441449FC7A3}"/>
+<ds:datastoreItem xmlns:ds="http://schemas.openxmlformats.org/officeDocument/2006/customXml" ds:itemID="{A15BB099-A77C-4AB0-844B-CEAB054EA464}"/>
 </file>
 
 <file path=customXml/itemProps3.xml><?xml version="1.0" encoding="utf-8"?>
-<ds:datastoreItem xmlns:ds="http://schemas.openxmlformats.org/officeDocument/2006/customXml" ds:itemID="{9B8623D1-45DE-47BE-B304-290B0D016CD2}"/>
+<ds:datastoreItem xmlns:ds="http://schemas.openxmlformats.org/officeDocument/2006/customXml" ds:itemID="{E34BAF51-8662-44F5-AE29-E00A6C82BC54}"/>
 </file>
--- a/claude_project_assets/getting_started.docx
+++ b/claude_project_assets/getting_started.docx
@@ -3204,237 +3204,4 @@
     </a:ext>
   </a:extLst>
 </a:theme>
-</file>
-
-<file path=customXml/item1.xml><?xml version="1.0" encoding="utf-8"?>
-<ct:contentTypeSchema xmlns:ct="http://schemas.microsoft.com/office/2006/metadata/contentType" xmlns:ma="http://schemas.microsoft.com/office/2006/metadata/properties/metaAttributes" ct:_="" ma:_="" ma:contentTypeName="Document" ma:contentTypeID="0x0101006AAA32E7549EE6449AC68337FF671C5A" ma:contentTypeVersion="12" ma:contentTypeDescription="Create a new document." ma:contentTypeScope="" ma:versionID="5b725368af9e92254b31af2044252fac">
-  <xsd:schema xmlns:xsd="http://www.w3.org/2001/XMLSchema" xmlns:xs="http://www.w3.org/2001/XMLSchema" xmlns:p="http://schemas.microsoft.com/office/2006/metadata/properties" xmlns:ns2="03e19825-731a-404b-84c3-310fff85d1a8" xmlns:ns3="a675dd88-c1ff-478a-b60f-ff004313760b" targetNamespace="http://schemas.microsoft.com/office/2006/metadata/properties" ma:root="true" ma:fieldsID="de1faf0135fd982ba30b50c3b754e7cb" ns2:_="" ns3:_="">
-    <xsd:import namespace="03e19825-731a-404b-84c3-310fff85d1a8"/>
-    <xsd:import namespace="a675dd88-c1ff-478a-b60f-ff004313760b"/>
-    <xsd:element name="properties">
-      <xsd:complexType>
-        <xsd:sequence>
-          <xsd:element name="documentManagement">
-            <xsd:complexType>
-              <xsd:all>
-                <xsd:element ref="ns2:MediaServiceMetadata" minOccurs="0"/>
-                <xsd:element ref="ns2:MediaServiceFastMetadata" minOccurs="0"/>
-                <xsd:element ref="ns2:MediaServiceSearchProperties" minOccurs="0"/>
-                <xsd:element ref="ns2:MediaServiceDateTaken" minOccurs="0"/>
-                <xsd:element ref="ns2:lcf76f155ced4ddcb4097134ff3c332f" minOccurs="0"/>
-                <xsd:element ref="ns3:TaxCatchAll" minOccurs="0"/>
-                <xsd:element ref="ns2:MediaServiceGenerationTime" minOccurs="0"/>
-                <xsd:element ref="ns2:MediaServiceEventHashCode" minOccurs="0"/>
-                <xsd:element ref="ns2:MediaServiceOCR" minOccurs="0"/>
-                <xsd:element ref="ns2:MediaLengthInSeconds" minOccurs="0"/>
-                <xsd:element ref="ns2:MediaServiceLocation" minOccurs="0"/>
-              </xsd:all>
-            </xsd:complexType>
-          </xsd:element>
-        </xsd:sequence>
-      </xsd:complexType>
-    </xsd:element>
-  </xsd:schema>
-  <xsd:schema xmlns:xsd="http://www.w3.org/2001/XMLSchema" xmlns:xs="http://www.w3.org/2001/XMLSchema" xmlns:dms="http://schemas.microsoft.com/office/2006/documentManagement/types" xmlns:pc="http://schemas.microsoft.com/office/infopath/2007/PartnerControls" targetNamespace="03e19825-731a-404b-84c3-310fff85d1a8" elementFormDefault="qualified">
-    <xsd:import namespace="http://schemas.microsoft.com/office/2006/documentManagement/types"/>
-    <xsd:import namespace="http://schemas.microsoft.com/office/infopath/2007/PartnerControls"/>
-    <xsd:element name="MediaServiceMetadata" ma:index="8" nillable="true" ma:displayName="MediaServiceMetadata" ma:hidden="true" ma:internalName="MediaServiceMetadata" ma:readOnly="true">
-      <xsd:simpleType>
-        <xsd:restriction base="dms:Note"/>
-      </xsd:simpleType>
-    </xsd:element>
-    <xsd:element name="MediaServiceFastMetadata" ma:index="9" nillable="true" ma:displayName="MediaServiceFastMetadata" ma:hidden="true" ma:internalName="MediaServiceFastMetadata" ma:readOnly="true">
-      <xsd:simpleType>
-        <xsd:restriction base="dms:Note"/>
-      </xsd:simpleType>
-    </xsd:element>
-    <xsd:element name="MediaServiceSearchProperties" ma:index="10" nillable="true" ma:displayName="MediaServiceSearchProperties" ma:hidden="true" ma:internalName="MediaServiceSearchProperties" ma:readOnly="true">
-      <xsd:simpleType>
-        <xsd:restriction base="dms:Note"/>
-      </xsd:simpleType>
-    </xsd:element>
-    <xsd:element name="MediaServiceDateTaken" ma:index="11" nillable="true" ma:displayName="MediaServiceDateTaken" ma:hidden="true" ma:indexed="true" ma:internalName="MediaServiceDateTaken" ma:readOnly="true">
-      <xsd:simpleType>
-        <xsd:restriction base="dms:Text"/>
-      </xsd:simpleType>
-    </xsd:element>
-    <xsd:element name="lcf76f155ced4ddcb4097134ff3c332f" ma:index="13" nillable="true" ma:taxonomy="true" ma:internalName="lcf76f155ced4ddcb4097134ff3c332f" ma:taxonomyFieldName="MediaServiceImageTags" ma:displayName="Image Tags" ma:readOnly="false" ma:fieldId="{5cf76f15-5ced-4ddc-b409-7134ff3c332f}" ma:taxonomyMulti="true" ma:sspId="41616629-9183-4d38-9e3a-f9db27d53a26" ma:termSetId="09814cd3-568e-fe90-9814-8d621ff8fb84" ma:anchorId="fba54fb3-c3e1-fe81-a776-ca4b69148c4d" ma:open="true" ma:isKeyword="false">
-      <xsd:complexType>
-        <xsd:sequence>
-          <xsd:element ref="pc:Terms" minOccurs="0" maxOccurs="1"/>
-        </xsd:sequence>
-      </xsd:complexType>
-    </xsd:element>
-    <xsd:element name="MediaServiceGenerationTime" ma:index="15" nillable="true" ma:displayName="MediaServiceGenerationTime" ma:hidden="true" ma:internalName="MediaServiceGenerationTime" ma:readOnly="true">
-      <xsd:simpleType>
-        <xsd:restriction base="dms:Text"/>
-      </xsd:simpleType>
-    </xsd:element>
-    <xsd:element name="MediaServiceEventHashCode" ma:index="16" nillable="true" ma:displayName="MediaServiceEventHashCode" ma:hidden="true" ma:internalName="MediaServiceEventHashCode" ma:readOnly="true">
-      <xsd:simpleType>
-        <xsd:restriction base="dms:Text"/>
-      </xsd:simpleType>
-    </xsd:element>
-    <xsd:element name="MediaServiceOCR" ma:index="17" nillable="true" ma:displayName="Extracted Text" ma:internalName="MediaServiceOCR" ma:readOnly="true">
-      <xsd:simpleType>
-        <xsd:restriction base="dms:Note">
-          <xsd:maxLength value="255"/>
-        </xsd:restriction>
-      </xsd:simpleType>
-    </xsd:element>
-    <xsd:element name="MediaLengthInSeconds" ma:index="18" nillable="true" ma:displayName="MediaLengthInSeconds" ma:hidden="true" ma:internalName="MediaLengthInSeconds" ma:readOnly="true">
-      <xsd:simpleType>
-        <xsd:restriction base="dms:Unknown"/>
-      </xsd:simpleType>
-    </xsd:element>
-    <xsd:element name="MediaServiceLocation" ma:index="19" nillable="true" ma:displayName="Location" ma:indexed="true" ma:internalName="MediaServiceLocation" ma:readOnly="true">
-      <xsd:simpleType>
-        <xsd:restriction base="dms:Text"/>
-      </xsd:simpleType>
-    </xsd:element>
-  </xsd:schema>
-  <xsd:schema xmlns:xsd="http://www.w3.org/2001/XMLSchema" xmlns:xs="http://www.w3.org/2001/XMLSchema" xmlns:dms="http://schemas.microsoft.com/office/2006/documentManagement/types" xmlns:pc="http://schemas.microsoft.com/office/infopath/2007/PartnerControls" targetNamespace="a675dd88-c1ff-478a-b60f-ff004313760b" elementFormDefault="qualified">
-    <xsd:import namespace="http://schemas.microsoft.com/office/2006/documentManagement/types"/>
-    <xsd:import namespace="http://schemas.microsoft.com/office/infopath/2007/PartnerControls"/>
-    <xsd:element name="TaxCatchAll" ma:index="14" nillable="true" ma:displayName="Taxonomy Catch All Column" ma:hidden="true" ma:list="{fee70d54-65c2-44e4-aa1e-ee2a67be174e}" ma:internalName="TaxCatchAll" ma:showField="CatchAllData" ma:web="a675dd88-c1ff-478a-b60f-ff004313760b">
-      <xsd:complexType>
-        <xsd:complexContent>
-          <xsd:extension base="dms:MultiChoiceLookup">
-            <xsd:sequence>
-              <xsd:element name="Value" type="dms:Lookup" maxOccurs="unbounded" minOccurs="0" nillable="true"/>
-            </xsd:sequence>
-          </xsd:extension>
-        </xsd:complexContent>
-      </xsd:complexType>
-    </xsd:element>
-  </xsd:schema>
-  <xsd:schema xmlns="http://schemas.openxmlformats.org/package/2006/metadata/core-properties" xmlns:xsd="http://www.w3.org/2001/XMLSchema" xmlns:xsi="http://www.w3.org/2001/XMLSchema-instance" xmlns:dc="http://purl.org/dc/elements/1.1/" xmlns:dcterms="http://purl.org/dc/terms/" xmlns:odoc="http://schemas.microsoft.com/internal/obd" targetNamespace="http://schemas.openxmlformats.org/package/2006/metadata/core-properties" elementFormDefault="qualified" attributeFormDefault="unqualified" blockDefault="#all">
-    <xsd:import namespace="http://purl.org/dc/elements/1.1/" schemaLocation="http://dublincore.org/schemas/xmls/qdc/2003/04/02/dc.xsd"/>
-    <xsd:import namespace="http://purl.org/dc/terms/" schemaLocation="http://dublincore.org/schemas/xmls/qdc/2003/04/02/dcterms.xsd"/>
-    <xsd:element name="coreProperties" type="CT_coreProperties"/>
-    <xsd:complexType name="CT_coreProperties">
-      <xsd:all>
-        <xsd:element ref="dc:creator" minOccurs="0" maxOccurs="1"/>
-        <xsd:element ref="dcterms:created" minOccurs="0" maxOccurs="1"/>
-        <xsd:element ref="dc:identifier" minOccurs="0" maxOccurs="1"/>
-        <xsd:element name="contentType" minOccurs="0" maxOccurs="1" type="xsd:string" ma:index="0" ma:displayName="Content Type"/>
-        <xsd:element ref="dc:title" minOccurs="0" maxOccurs="1" ma:index="4" ma:displayName="Title"/>
-        <xsd:element ref="dc:subject" minOccurs="0" maxOccurs="1"/>
-        <xsd:element ref="dc:description" minOccurs="0" maxOccurs="1"/>
-        <xsd:element name="keywords" minOccurs="0" maxOccurs="1" type="xsd:string"/>
-        <xsd:element ref="dc:language" minOccurs="0" maxOccurs="1"/>
-        <xsd:element name="category" minOccurs="0" maxOccurs="1" type="xsd:string"/>
-        <xsd:element name="version" minOccurs="0" maxOccurs="1" type="xsd:string"/>
-        <xsd:element name="revision" minOccurs="0" maxOccurs="1" type="xsd:string">
-          <xsd:annotation>
-            <xsd:documentation>
-                        This value indicates the number of saves or revisions. The application is responsible for updating this value after each revision.
-                    </xsd:documentation>
-          </xsd:annotation>
-        </xsd:element>
-        <xsd:element name="lastModifiedBy" minOccurs="0" maxOccurs="1" type="xsd:string"/>
-        <xsd:element ref="dcterms:modified" minOccurs="0" maxOccurs="1"/>
-        <xsd:element name="contentStatus" minOccurs="0" maxOccurs="1" type="xsd:string"/>
-      </xsd:all>
-    </xsd:complexType>
-  </xsd:schema>
-  <xs:schema xmlns:pc="http://schemas.microsoft.com/office/infopath/2007/PartnerControls" xmlns:xs="http://www.w3.org/2001/XMLSchema" targetNamespace="http://schemas.microsoft.com/office/infopath/2007/PartnerControls" elementFormDefault="qualified" attributeFormDefault="unqualified">
-    <xs:element name="Person">
-      <xs:complexType>
-        <xs:sequence>
-          <xs:element ref="pc:DisplayName" minOccurs="0"/>
-          <xs:element ref="pc:AccountId" minOccurs="0"/>
-          <xs:element ref="pc:AccountType" minOccurs="0"/>
-        </xs:sequence>
-      </xs:complexType>
-    </xs:element>
-    <xs:element name="DisplayName" type="xs:string"/>
-    <xs:element name="AccountId" type="xs:string"/>
-    <xs:element name="AccountType" type="xs:string"/>
-    <xs:element name="BDCAssociatedEntity">
-      <xs:complexType>
-        <xs:sequence>
-          <xs:element ref="pc:BDCEntity" minOccurs="0" maxOccurs="unbounded"/>
-        </xs:sequence>
-        <xs:attribute ref="pc:EntityNamespace"/>
-        <xs:attribute ref="pc:EntityName"/>
-        <xs:attribute ref="pc:SystemInstanceName"/>
-        <xs:attribute ref="pc:AssociationName"/>
-      </xs:complexType>
-    </xs:element>
-    <xs:attribute name="EntityNamespace" type="xs:string"/>
-    <xs:attribute name="EntityName" type="xs:string"/>
-    <xs:attribute name="SystemInstanceName" type="xs:string"/>
-    <xs:attribute name="AssociationName" type="xs:string"/>
-    <xs:element name="BDCEntity">
-      <xs:complexType>
-        <xs:sequence>
-          <xs:element ref="pc:EntityDisplayName" minOccurs="0"/>
-          <xs:element ref="pc:EntityInstanceReference" minOccurs="0"/>
-          <xs:element ref="pc:EntityId1" minOccurs="0"/>
-          <xs:element ref="pc:EntityId2" minOccurs="0"/>
-          <xs:element ref="pc:EntityId3" minOccurs="0"/>
-          <xs:element ref="pc:EntityId4" minOccurs="0"/>
-          <xs:element ref="pc:EntityId5" minOccurs="0"/>
-        </xs:sequence>
-      </xs:complexType>
-    </xs:element>
-    <xs:element name="EntityDisplayName" type="xs:string"/>
-    <xs:element name="EntityInstanceReference" type="xs:string"/>
-    <xs:element name="EntityId1" type="xs:string"/>
-    <xs:element name="EntityId2" type="xs:string"/>
-    <xs:element name="EntityId3" type="xs:string"/>
-    <xs:element name="EntityId4" type="xs:string"/>
-    <xs:element name="EntityId5" type="xs:string"/>
-    <xs:element name="Terms">
-      <xs:complexType>
-        <xs:sequence>
-          <xs:element ref="pc:TermInfo" minOccurs="0" maxOccurs="unbounded"/>
-        </xs:sequence>
-      </xs:complexType>
-    </xs:element>
-    <xs:element name="TermInfo">
-      <xs:complexType>
-        <xs:sequence>
-          <xs:element ref="pc:TermName" minOccurs="0"/>
-          <xs:element ref="pc:TermId" minOccurs="0"/>
-        </xs:sequence>
-      </xs:complexType>
-    </xs:element>
-    <xs:element name="TermName" type="xs:string"/>
-    <xs:element name="TermId" type="xs:string"/>
-  </xs:schema>
-</ct:contentTypeSchema>
-</file>
-
-<file path=customXml/item2.xml><?xml version="1.0" encoding="utf-8"?>
-<?mso-contentType ?>
-<FormTemplates xmlns="http://schemas.microsoft.com/sharepoint/v3/contenttype/forms">
-  <Display>DocumentLibraryForm</Display>
-  <Edit>DocumentLibraryForm</Edit>
-  <New>DocumentLibraryForm</New>
-</FormTemplates>
-</file>
-
-<file path=customXml/item3.xml><?xml version="1.0" encoding="utf-8"?>
-<p:properties xmlns:p="http://schemas.microsoft.com/office/2006/metadata/properties" xmlns:xsi="http://www.w3.org/2001/XMLSchema-instance" xmlns:pc="http://schemas.microsoft.com/office/infopath/2007/PartnerControls">
-  <documentManagement>
-    <lcf76f155ced4ddcb4097134ff3c332f xmlns="03e19825-731a-404b-84c3-310fff85d1a8">
-      <Terms xmlns="http://schemas.microsoft.com/office/infopath/2007/PartnerControls"/>
-    </lcf76f155ced4ddcb4097134ff3c332f>
-    <TaxCatchAll xmlns="a675dd88-c1ff-478a-b60f-ff004313760b" xsi:nil="true"/>
-  </documentManagement>
-</p:properties>
-</file>
-
-<file path=customXml/itemProps1.xml><?xml version="1.0" encoding="utf-8"?>
-<ds:datastoreItem xmlns:ds="http://schemas.openxmlformats.org/officeDocument/2006/customXml" ds:itemID="{7977F8A0-9888-40FB-94F9-70C65FB770A0}"/>
-</file>
-
-<file path=customXml/itemProps2.xml><?xml version="1.0" encoding="utf-8"?>
-<ds:datastoreItem xmlns:ds="http://schemas.openxmlformats.org/officeDocument/2006/customXml" ds:itemID="{A15BB099-A77C-4AB0-844B-CEAB054EA464}"/>
-</file>
-
-<file path=customXml/itemProps3.xml><?xml version="1.0" encoding="utf-8"?>
-<ds:datastoreItem xmlns:ds="http://schemas.openxmlformats.org/officeDocument/2006/customXml" ds:itemID="{E34BAF51-8662-44F5-AE29-E00A6C82BC54}"/>
 </file>
--- a/claude_project_assets/getting_started.docx
+++ b/claude_project_assets/getting_started.docx
@@ -3204,4 +3204,237 @@
     </a:ext>
   </a:extLst>
 </a:theme>
+</file>
+
+<file path=customXml/item1.xml><?xml version="1.0" encoding="utf-8"?>
+<ct:contentTypeSchema xmlns:ct="http://schemas.microsoft.com/office/2006/metadata/contentType" xmlns:ma="http://schemas.microsoft.com/office/2006/metadata/properties/metaAttributes" ct:_="" ma:_="" ma:contentTypeName="Document" ma:contentTypeID="0x0101006AAA32E7549EE6449AC68337FF671C5A" ma:contentTypeVersion="12" ma:contentTypeDescription="Create a new document." ma:contentTypeScope="" ma:versionID="5b725368af9e92254b31af2044252fac">
+  <xsd:schema xmlns:xsd="http://www.w3.org/2001/XMLSchema" xmlns:xs="http://www.w3.org/2001/XMLSchema" xmlns:p="http://schemas.microsoft.com/office/2006/metadata/properties" xmlns:ns2="03e19825-731a-404b-84c3-310fff85d1a8" xmlns:ns3="a675dd88-c1ff-478a-b60f-ff004313760b" targetNamespace="http://schemas.microsoft.com/office/2006/metadata/properties" ma:root="true" ma:fieldsID="de1faf0135fd982ba30b50c3b754e7cb" ns2:_="" ns3:_="">
+    <xsd:import namespace="03e19825-731a-404b-84c3-310fff85d1a8"/>
+    <xsd:import namespace="a675dd88-c1ff-478a-b60f-ff004313760b"/>
+    <xsd:element name="properties">
+      <xsd:complexType>
+        <xsd:sequence>
+          <xsd:element name="documentManagement">
+            <xsd:complexType>
+              <xsd:all>
+                <xsd:element ref="ns2:MediaServiceMetadata" minOccurs="0"/>
+                <xsd:element ref="ns2:MediaServiceFastMetadata" minOccurs="0"/>
+                <xsd:element ref="ns2:MediaServiceSearchProperties" minOccurs="0"/>
+                <xsd:element ref="ns2:MediaServiceDateTaken" minOccurs="0"/>
+                <xsd:element ref="ns2:lcf76f155ced4ddcb4097134ff3c332f" minOccurs="0"/>
+                <xsd:element ref="ns3:TaxCatchAll" minOccurs="0"/>
+                <xsd:element ref="ns2:MediaServiceGenerationTime" minOccurs="0"/>
+                <xsd:element ref="ns2:MediaServiceEventHashCode" minOccurs="0"/>
+                <xsd:element ref="ns2:MediaServiceOCR" minOccurs="0"/>
+                <xsd:element ref="ns2:MediaLengthInSeconds" minOccurs="0"/>
+                <xsd:element ref="ns2:MediaServiceLocation" minOccurs="0"/>
+              </xsd:all>
+            </xsd:complexType>
+          </xsd:element>
+        </xsd:sequence>
+      </xsd:complexType>
+    </xsd:element>
+  </xsd:schema>
+  <xsd:schema xmlns:xsd="http://www.w3.org/2001/XMLSchema" xmlns:xs="http://www.w3.org/2001/XMLSchema" xmlns:dms="http://schemas.microsoft.com/office/2006/documentManagement/types" xmlns:pc="http://schemas.microsoft.com/office/infopath/2007/PartnerControls" targetNamespace="03e19825-731a-404b-84c3-310fff85d1a8" elementFormDefault="qualified">
+    <xsd:import namespace="http://schemas.microsoft.com/office/2006/documentManagement/types"/>
+    <xsd:import namespace="http://schemas.microsoft.com/office/infopath/2007/PartnerControls"/>
+    <xsd:element name="MediaServiceMetadata" ma:index="8" nillable="true" ma:displayName="MediaServiceMetadata" ma:hidden="true" ma:internalName="MediaServiceMetadata" ma:readOnly="true">
+      <xsd:simpleType>
+        <xsd:restriction base="dms:Note"/>
+      </xsd:simpleType>
+    </xsd:element>
+    <xsd:element name="MediaServiceFastMetadata" ma:index="9" nillable="true" ma:displayName="MediaServiceFastMetadata" ma:hidden="true" ma:internalName="MediaServiceFastMetadata" ma:readOnly="true">
+      <xsd:simpleType>
+        <xsd:restriction base="dms:Note"/>
+      </xsd:simpleType>
+    </xsd:element>
+    <xsd:element name="MediaServiceSearchProperties" ma:index="10" nillable="true" ma:displayName="MediaServiceSearchProperties" ma:hidden="true" ma:internalName="MediaServiceSearchProperties" ma:readOnly="true">
+      <xsd:simpleType>
+        <xsd:restriction base="dms:Note"/>
+      </xsd:simpleType>
+    </xsd:element>
+    <xsd:element name="MediaServiceDateTaken" ma:index="11" nillable="true" ma:displayName="MediaServiceDateTaken" ma:hidden="true" ma:indexed="true" ma:internalName="MediaServiceDateTaken" ma:readOnly="true">
+      <xsd:simpleType>
+        <xsd:restriction base="dms:Text"/>
+      </xsd:simpleType>
+    </xsd:element>
+    <xsd:element name="lcf76f155ced4ddcb4097134ff3c332f" ma:index="13" nillable="true" ma:taxonomy="true" ma:internalName="lcf76f155ced4ddcb4097134ff3c332f" ma:taxonomyFieldName="MediaServiceImageTags" ma:displayName="Image Tags" ma:readOnly="false" ma:fieldId="{5cf76f15-5ced-4ddc-b409-7134ff3c332f}" ma:taxonomyMulti="true" ma:sspId="41616629-9183-4d38-9e3a-f9db27d53a26" ma:termSetId="09814cd3-568e-fe90-9814-8d621ff8fb84" ma:anchorId="fba54fb3-c3e1-fe81-a776-ca4b69148c4d" ma:open="true" ma:isKeyword="false">
+      <xsd:complexType>
+        <xsd:sequence>
+          <xsd:element ref="pc:Terms" minOccurs="0" maxOccurs="1"/>
+        </xsd:sequence>
+      </xsd:complexType>
+    </xsd:element>
+    <xsd:element name="MediaServiceGenerationTime" ma:index="15" nillable="true" ma:displayName="MediaServiceGenerationTime" ma:hidden="true" ma:internalName="MediaServiceGenerationTime" ma:readOnly="true">
+      <xsd:simpleType>
+        <xsd:restriction base="dms:Text"/>
+      </xsd:simpleType>
+    </xsd:element>
+    <xsd:element name="MediaServiceEventHashCode" ma:index="16" nillable="true" ma:displayName="MediaServiceEventHashCode" ma:hidden="true" ma:internalName="MediaServiceEventHashCode" ma:readOnly="true">
+      <xsd:simpleType>
+        <xsd:restriction base="dms:Text"/>
+      </xsd:simpleType>
+    </xsd:element>
+    <xsd:element name="MediaServiceOCR" ma:index="17" nillable="true" ma:displayName="Extracted Text" ma:internalName="MediaServiceOCR" ma:readOnly="true">
+      <xsd:simpleType>
+        <xsd:restriction base="dms:Note">
+          <xsd:maxLength value="255"/>
+        </xsd:restriction>
+      </xsd:simpleType>
+    </xsd:element>
+    <xsd:element name="MediaLengthInSeconds" ma:index="18" nillable="true" ma:displayName="MediaLengthInSeconds" ma:hidden="true" ma:internalName="MediaLengthInSeconds" ma:readOnly="true">
+      <xsd:simpleType>
+        <xsd:restriction base="dms:Unknown"/>
+      </xsd:simpleType>
+    </xsd:element>
+    <xsd:element name="MediaServiceLocation" ma:index="19" nillable="true" ma:displayName="Location" ma:indexed="true" ma:internalName="MediaServiceLocation" ma:readOnly="true">
+      <xsd:simpleType>
+        <xsd:restriction base="dms:Text"/>
+      </xsd:simpleType>
+    </xsd:element>
+  </xsd:schema>
+  <xsd:schema xmlns:xsd="http://www.w3.org/2001/XMLSchema" xmlns:xs="http://www.w3.org/2001/XMLSchema" xmlns:dms="http://schemas.microsoft.com/office/2006/documentManagement/types" xmlns:pc="http://schemas.microsoft.com/office/infopath/2007/PartnerControls" targetNamespace="a675dd88-c1ff-478a-b60f-ff004313760b" elementFormDefault="qualified">
+    <xsd:import namespace="http://schemas.microsoft.com/office/2006/documentManagement/types"/>
+    <xsd:import namespace="http://schemas.microsoft.com/office/infopath/2007/PartnerControls"/>
+    <xsd:element name="TaxCatchAll" ma:index="14" nillable="true" ma:displayName="Taxonomy Catch All Column" ma:hidden="true" ma:list="{fee70d54-65c2-44e4-aa1e-ee2a67be174e}" ma:internalName="TaxCatchAll" ma:showField="CatchAllData" ma:web="a675dd88-c1ff-478a-b60f-ff004313760b">
+      <xsd:complexType>
+        <xsd:complexContent>
+          <xsd:extension base="dms:MultiChoiceLookup">
+            <xsd:sequence>
+              <xsd:element name="Value" type="dms:Lookup" maxOccurs="unbounded" minOccurs="0" nillable="true"/>
+            </xsd:sequence>
+          </xsd:extension>
+        </xsd:complexContent>
+      </xsd:complexType>
+    </xsd:element>
+  </xsd:schema>
+  <xsd:schema xmlns="http://schemas.openxmlformats.org/package/2006/metadata/core-properties" xmlns:xsd="http://www.w3.org/2001/XMLSchema" xmlns:xsi="http://www.w3.org/2001/XMLSchema-instance" xmlns:dc="http://purl.org/dc/elements/1.1/" xmlns:dcterms="http://purl.org/dc/terms/" xmlns:odoc="http://schemas.microsoft.com/internal/obd" targetNamespace="http://schemas.openxmlformats.org/package/2006/metadata/core-properties" elementFormDefault="qualified" attributeFormDefault="unqualified" blockDefault="#all">
+    <xsd:import namespace="http://purl.org/dc/elements/1.1/" schemaLocation="http://dublincore.org/schemas/xmls/qdc/2003/04/02/dc.xsd"/>
+    <xsd:import namespace="http://purl.org/dc/terms/" schemaLocation="http://dublincore.org/schemas/xmls/qdc/2003/04/02/dcterms.xsd"/>
+    <xsd:element name="coreProperties" type="CT_coreProperties"/>
+    <xsd:complexType name="CT_coreProperties">
+      <xsd:all>
+        <xsd:element ref="dc:creator" minOccurs="0" maxOccurs="1"/>
+        <xsd:element ref="dcterms:created" minOccurs="0" maxOccurs="1"/>
+        <xsd:element ref="dc:identifier" minOccurs="0" maxOccurs="1"/>
+        <xsd:element name="contentType" minOccurs="0" maxOccurs="1" type="xsd:string" ma:index="0" ma:displayName="Content Type"/>
+        <xsd:element ref="dc:title" minOccurs="0" maxOccurs="1" ma:index="4" ma:displayName="Title"/>
+        <xsd:element ref="dc:subject" minOccurs="0" maxOccurs="1"/>
+        <xsd:element ref="dc:description" minOccurs="0" maxOccurs="1"/>
+        <xsd:element name="keywords" minOccurs="0" maxOccurs="1" type="xsd:string"/>
+        <xsd:element ref="dc:language" minOccurs="0" maxOccurs="1"/>
+        <xsd:element name="category" minOccurs="0" maxOccurs="1" type="xsd:string"/>
+        <xsd:element name="version" minOccurs="0" maxOccurs="1" type="xsd:string"/>
+        <xsd:element name="revision" minOccurs="0" maxOccurs="1" type="xsd:string">
+          <xsd:annotation>
+            <xsd:documentation>
+                        This value indicates the number of saves or revisions. The application is responsible for updating this value after each revision.
+                    </xsd:documentation>
+          </xsd:annotation>
+        </xsd:element>
+        <xsd:element name="lastModifiedBy" minOccurs="0" maxOccurs="1" type="xsd:string"/>
+        <xsd:element ref="dcterms:modified" minOccurs="0" maxOccurs="1"/>
+        <xsd:element name="contentStatus" minOccurs="0" maxOccurs="1" type="xsd:string"/>
+      </xsd:all>
+    </xsd:complexType>
+  </xsd:schema>
+  <xs:schema xmlns:pc="http://schemas.microsoft.com/office/infopath/2007/PartnerControls" xmlns:xs="http://www.w3.org/2001/XMLSchema" targetNamespace="http://schemas.microsoft.com/office/infopath/2007/PartnerControls" elementFormDefault="qualified" attributeFormDefault="unqualified">
+    <xs:element name="Person">
+      <xs:complexType>
+        <xs:sequence>
+          <xs:element ref="pc:DisplayName" minOccurs="0"/>
+          <xs:element ref="pc:AccountId" minOccurs="0"/>
+          <xs:element ref="pc:AccountType" minOccurs="0"/>
+        </xs:sequence>
+      </xs:complexType>
+    </xs:element>
+    <xs:element name="DisplayName" type="xs:string"/>
+    <xs:element name="AccountId" type="xs:string"/>
+    <xs:element name="AccountType" type="xs:string"/>
+    <xs:element name="BDCAssociatedEntity">
+      <xs:complexType>
+        <xs:sequence>
+          <xs:element ref="pc:BDCEntity" minOccurs="0" maxOccurs="unbounded"/>
+        </xs:sequence>
+        <xs:attribute ref="pc:EntityNamespace"/>
+        <xs:attribute ref="pc:EntityName"/>
+        <xs:attribute ref="pc:SystemInstanceName"/>
+        <xs:attribute ref="pc:AssociationName"/>
+      </xs:complexType>
+    </xs:element>
+    <xs:attribute name="EntityNamespace" type="xs:string"/>
+    <xs:attribute name="EntityName" type="xs:string"/>
+    <xs:attribute name="SystemInstanceName" type="xs:string"/>
+    <xs:attribute name="AssociationName" type="xs:string"/>
+    <xs:element name="BDCEntity">
+      <xs:complexType>
+        <xs:sequence>
+          <xs:element ref="pc:EntityDisplayName" minOccurs="0"/>
+          <xs:element ref="pc:EntityInstanceReference" minOccurs="0"/>
+          <xs:element ref="pc:EntityId1" minOccurs="0"/>
+          <xs:element ref="pc:EntityId2" minOccurs="0"/>
+          <xs:element ref="pc:EntityId3" minOccurs="0"/>
+          <xs:element ref="pc:EntityId4" minOccurs="0"/>
+          <xs:element ref="pc:EntityId5" minOccurs="0"/>
+        </xs:sequence>
+      </xs:complexType>
+    </xs:element>
+    <xs:element name="EntityDisplayName" type="xs:string"/>
+    <xs:element name="EntityInstanceReference" type="xs:string"/>
+    <xs:element name="EntityId1" type="xs:string"/>
+    <xs:element name="EntityId2" type="xs:string"/>
+    <xs:element name="EntityId3" type="xs:string"/>
+    <xs:element name="EntityId4" type="xs:string"/>
+    <xs:element name="EntityId5" type="xs:string"/>
+    <xs:element name="Terms">
+      <xs:complexType>
+        <xs:sequence>
+          <xs:element ref="pc:TermInfo" minOccurs="0" maxOccurs="unbounded"/>
+        </xs:sequence>
+      </xs:complexType>
+    </xs:element>
+    <xs:element name="TermInfo">
+      <xs:complexType>
+        <xs:sequence>
+          <xs:element ref="pc:TermName" minOccurs="0"/>
+          <xs:element ref="pc:TermId" minOccurs="0"/>
+        </xs:sequence>
+      </xs:complexType>
+    </xs:element>
+    <xs:element name="TermName" type="xs:string"/>
+    <xs:element name="TermId" type="xs:string"/>
+  </xs:schema>
+</ct:contentTypeSchema>
+</file>
+
+<file path=customXml/item2.xml><?xml version="1.0" encoding="utf-8"?>
+<?mso-contentType ?>
+<FormTemplates xmlns="http://schemas.microsoft.com/sharepoint/v3/contenttype/forms">
+  <Display>DocumentLibraryForm</Display>
+  <Edit>DocumentLibraryForm</Edit>
+  <New>DocumentLibraryForm</New>
+</FormTemplates>
+</file>
+
+<file path=customXml/item3.xml><?xml version="1.0" encoding="utf-8"?>
+<p:properties xmlns:p="http://schemas.microsoft.com/office/2006/metadata/properties" xmlns:xsi="http://www.w3.org/2001/XMLSchema-instance" xmlns:pc="http://schemas.microsoft.com/office/infopath/2007/PartnerControls">
+  <documentManagement>
+    <lcf76f155ced4ddcb4097134ff3c332f xmlns="03e19825-731a-404b-84c3-310fff85d1a8">
+      <Terms xmlns="http://schemas.microsoft.com/office/infopath/2007/PartnerControls"/>
+    </lcf76f155ced4ddcb4097134ff3c332f>
+    <TaxCatchAll xmlns="a675dd88-c1ff-478a-b60f-ff004313760b" xsi:nil="true"/>
+  </documentManagement>
+</p:properties>
+</file>
+
+<file path=customXml/itemProps1.xml><?xml version="1.0" encoding="utf-8"?>
+<ds:datastoreItem xmlns:ds="http://schemas.openxmlformats.org/officeDocument/2006/customXml" ds:itemID="{5669E20E-5140-4F2D-8E9A-03AA1C1B8B04}"/>
+</file>
+
+<file path=customXml/itemProps2.xml><?xml version="1.0" encoding="utf-8"?>
+<ds:datastoreItem xmlns:ds="http://schemas.openxmlformats.org/officeDocument/2006/customXml" ds:itemID="{280C698C-D6C5-48A9-B829-E9AA5CF8D0FE}"/>
+</file>
+
+<file path=customXml/itemProps3.xml><?xml version="1.0" encoding="utf-8"?>
+<ds:datastoreItem xmlns:ds="http://schemas.openxmlformats.org/officeDocument/2006/customXml" ds:itemID="{37CAE958-40D4-4A82-AE65-0B9DF9701D25}"/>
 </file>
--- a/claude_project_assets/getting_started.docx
+++ b/claude_project_assets/getting_started.docx
@@ -26,15 +26,7 @@
         <w:t xml:space="preserve">CIAT / CGIAR Alliance — ClimateActionNetZero</w:t>
       </w:r>
     </w:p>
-    <w:p>
-      <w:pPr>
-        <w:pStyle w:val="Date"/>
-      </w:pPr>
-      <w:r>
-        <w:t xml:space="preserve">May 2026</w:t>
-      </w:r>
-    </w:p>
-    <w:bookmarkStart w:id="30" w:name="Xd96a23f14f7c6d0c40deb967e17baf8876078d8"/>
+    <w:bookmarkStart w:id="29" w:name="Xd96a23f14f7c6d0c40deb967e17baf8876078d8"/>
     <w:p>
       <w:pPr>
         <w:pStyle w:val="Heading1"/>
@@ -1498,7 +1490,7 @@
       </w:r>
     </w:p>
     <w:bookmarkEnd w:id="27"/>
-    <w:bookmarkStart w:id="29" w:name="updates-to-the-kit"/>
+    <w:bookmarkStart w:id="28" w:name="updates-to-the-kit"/>
     <w:p>
       <w:pPr>
         <w:pStyle w:val="Heading2"/>
@@ -1574,35 +1566,11 @@
           <w:i/>
           <w:iCs/>
         </w:rPr>
-        <w:t xml:space="preserve">Produced by the CGIAR Alliance, Climate Action–Net Zero Initiative, Project D614 — GMH Emissions Uncertainty. Questions:</w:t>
-      </w:r>
-      <w:r>
-        <w:rPr>
-          <w:i/>
-          <w:iCs/>
-        </w:rPr>
-        <w:t xml:space="preserve"> </w:t>
-      </w:r>
-      <w:hyperlink r:id="rId28">
-        <w:r>
-          <w:rPr>
-            <w:rStyle w:val="Hyperlink"/>
-            <w:i/>
-            <w:iCs/>
-          </w:rPr>
-          <w:t xml:space="preserve">M.Lolita@cgiar.org</w:t>
-        </w:r>
-      </w:hyperlink>
-      <w:r>
-        <w:rPr>
-          <w:i/>
-          <w:iCs/>
-        </w:rPr>
-        <w:t xml:space="preserve">.</w:t>
-      </w:r>
-    </w:p>
+        <w:t xml:space="preserve">Produced by the CGIAR Alliance, Climate Action–Net Zero Initiative, Project D614 — GMH Emissions Uncertainty.</w:t>
+      </w:r>
+    </w:p>
+    <w:bookmarkEnd w:id="28"/>
     <w:bookmarkEnd w:id="29"/>
-    <w:bookmarkEnd w:id="30"/>
     <w:sectPr>
       <w:footnotePr>
         <w:numRestart w:val="eachSect"/>
@@ -3428,13 +3396,13 @@
 </file>
 
 <file path=customXml/itemProps1.xml><?xml version="1.0" encoding="utf-8"?>
-<ds:datastoreItem xmlns:ds="http://schemas.openxmlformats.org/officeDocument/2006/customXml" ds:itemID="{5669E20E-5140-4F2D-8E9A-03AA1C1B8B04}"/>
+<ds:datastoreItem xmlns:ds="http://schemas.openxmlformats.org/officeDocument/2006/customXml" ds:itemID="{8927AAC0-BCB2-41C0-BB2E-D95B309E22B1}"/>
 </file>
 
 <file path=customXml/itemProps2.xml><?xml version="1.0" encoding="utf-8"?>
-<ds:datastoreItem xmlns:ds="http://schemas.openxmlformats.org/officeDocument/2006/customXml" ds:itemID="{280C698C-D6C5-48A9-B829-E9AA5CF8D0FE}"/>
+<ds:datastoreItem xmlns:ds="http://schemas.openxmlformats.org/officeDocument/2006/customXml" ds:itemID="{F2EE1A11-C698-4882-8139-708ECF9E1089}"/>
 </file>
 
 <file path=customXml/itemProps3.xml><?xml version="1.0" encoding="utf-8"?>
-<ds:datastoreItem xmlns:ds="http://schemas.openxmlformats.org/officeDocument/2006/customXml" ds:itemID="{37CAE958-40D4-4A82-AE65-0B9DF9701D25}"/>
+<ds:datastoreItem xmlns:ds="http://schemas.openxmlformats.org/officeDocument/2006/customXml" ds:itemID="{3A4B891C-7CE7-44B4-9FEE-13EBB52BE349}"/>
 </file>